--- a/FAR23_SubpartAppH_条款修订历史与背景分析_详版.docx
+++ b/FAR23_SubpartAppH_条款修订历史与背景分析_详版.docx
@@ -2073,6 +2073,154 @@
           <w:sz w:val="21"/>
         </w:rPr>
         <w:t>初始颁行，确立本条条文</w:t>
+      </w:r>
+    </w:p>
+    <w:p>
+      <w:pPr>
+        <w:spacing w:before="80" w:after="20" w:line="324" w:lineRule="auto"/>
+        <w:ind w:left="510"/>
+      </w:pPr>
+      <w:r>
+        <w:rPr>
+          <w:rFonts w:ascii="Calibri" w:hAnsi="Calibri" w:eastAsia="微软雅黑"/>
+          <w:b w:val="0"/>
+          <w:i w:val="0"/>
+          <w:color w:val="999999"/>
+          <w:sz w:val="17"/>
+        </w:rPr>
+        <w:t>来源：Final Rule｜58 FR 18958｜FinalRule_Docket 26344_Amdt23-43_58FR18958_1993-04-09_0002.txt</w:t>
+      </w:r>
+    </w:p>
+    <w:p>
+      <w:pPr>
+        <w:spacing w:before="60" w:after="60" w:line="324" w:lineRule="auto"/>
+        <w:ind w:left="340" w:hanging="255"/>
+      </w:pPr>
+      <w:r>
+        <w:rPr>
+          <w:rFonts w:ascii="Calibri" w:hAnsi="Calibri" w:eastAsia="微软雅黑"/>
+          <w:b/>
+          <w:i w:val="0"/>
+          <w:color w:val="1F4E79"/>
+          <w:sz w:val="21"/>
+        </w:rPr>
+        <w:t>▪ 背景与评论处置（1）：</w:t>
+      </w:r>
+      <w:r>
+        <w:rPr>
+          <w:rFonts w:ascii="Calibri" w:hAnsi="Calibri" w:eastAsia="微软雅黑"/>
+          <w:b w:val="0"/>
+          <w:i w:val="0"/>
+          <w:color w:val="1A1A1A"/>
+          <w:sz w:val="21"/>
+        </w:rPr>
+        <w:t>提案 88。本提案建议在第 23 部中增加一个新的附录 H，其中包含自动功率储备系统的标准。相关评论及美国联邦航空局（FAA）的答复请参见提案 4。该提案按建议内容予以采纳。</w:t>
+      </w:r>
+    </w:p>
+    <w:p>
+      <w:pPr>
+        <w:spacing w:before="40" w:after="0" w:line="324" w:lineRule="auto"/>
+        <w:ind w:left="510"/>
+      </w:pPr>
+      <w:r>
+        <w:rPr>
+          <w:rFonts w:ascii="Calibri" w:hAnsi="Calibri" w:eastAsia="微软雅黑"/>
+          <w:b w:val="0"/>
+          <w:i/>
+          <w:color w:val="999999"/>
+          <w:sz w:val="17"/>
+        </w:rPr>
+        <w:t>英文原文：</w:t>
+      </w:r>
+    </w:p>
+    <w:p>
+      <w:pPr>
+        <w:spacing w:before="60" w:after="60" w:line="324" w:lineRule="auto"/>
+        <w:ind w:left="680"/>
+      </w:pPr>
+      <w:r>
+        <w:rPr>
+          <w:rFonts w:ascii="Calibri" w:hAnsi="Calibri" w:eastAsia="微软雅黑"/>
+          <w:b w:val="0"/>
+          <w:i w:val="0"/>
+          <w:color w:val="808080"/>
+          <w:sz w:val="17"/>
+        </w:rPr>
+        <w:t>Proposal 88. This proposes to add a new appendix H to part 23 containing standards for automatic power reserve systems. See proposal 4 for applicable comment and FAA response. The proposal is adopted as proposed.</w:t>
+      </w:r>
+    </w:p>
+    <w:p>
+      <w:pPr>
+        <w:spacing w:before="80" w:after="20" w:line="324" w:lineRule="auto"/>
+        <w:ind w:left="510"/>
+      </w:pPr>
+      <w:r>
+        <w:rPr>
+          <w:rFonts w:ascii="Calibri" w:hAnsi="Calibri" w:eastAsia="微软雅黑"/>
+          <w:b w:val="0"/>
+          <w:i w:val="0"/>
+          <w:color w:val="999999"/>
+          <w:sz w:val="17"/>
+        </w:rPr>
+        <w:t>来源：NPRM（提案）｜55 FR 40598｜NPRM_Notice 90-23_Docket26344_55FR40598_1990-10-03.txt</w:t>
+      </w:r>
+    </w:p>
+    <w:p>
+      <w:pPr>
+        <w:spacing w:before="60" w:after="60" w:line="324" w:lineRule="auto"/>
+        <w:ind w:left="340" w:hanging="255"/>
+      </w:pPr>
+      <w:r>
+        <w:rPr>
+          <w:rFonts w:ascii="Calibri" w:hAnsi="Calibri" w:eastAsia="微软雅黑"/>
+          <w:b/>
+          <w:i w:val="0"/>
+          <w:color w:val="1F4E79"/>
+          <w:sz w:val="21"/>
+        </w:rPr>
+        <w:t>▪ 背景与评论处置（2）：</w:t>
+      </w:r>
+      <w:r>
+        <w:rPr>
+          <w:rFonts w:ascii="Calibri" w:hAnsi="Calibri" w:eastAsia="微软雅黑"/>
+          <w:b w:val="0"/>
+          <w:i w:val="0"/>
+          <w:color w:val="1A1A1A"/>
+          <w:sz w:val="21"/>
+        </w:rPr>
+        <w:t>本提案将增加一个新的 §23.904 条以及本部的一个新附录 H，并与本章第 25 部中的类似要求保持平行。</w:t>
+      </w:r>
+    </w:p>
+    <w:p>
+      <w:pPr>
+        <w:spacing w:before="40" w:after="0" w:line="324" w:lineRule="auto"/>
+        <w:ind w:left="510"/>
+      </w:pPr>
+      <w:r>
+        <w:rPr>
+          <w:rFonts w:ascii="Calibri" w:hAnsi="Calibri" w:eastAsia="微软雅黑"/>
+          <w:b w:val="0"/>
+          <w:i/>
+          <w:color w:val="999999"/>
+          <w:sz w:val="17"/>
+        </w:rPr>
+        <w:t>英文原文：</w:t>
+      </w:r>
+    </w:p>
+    <w:p>
+      <w:pPr>
+        <w:spacing w:before="60" w:after="60" w:line="324" w:lineRule="auto"/>
+        <w:ind w:left="680"/>
+      </w:pPr>
+      <w:r>
+        <w:rPr>
+          <w:rFonts w:ascii="Calibri" w:hAnsi="Calibri" w:eastAsia="微软雅黑"/>
+          <w:b w:val="0"/>
+          <w:i w:val="0"/>
+          <w:color w:val="808080"/>
+          <w:sz w:val="17"/>
+        </w:rPr>
+        <w:t>This proposal would add a new Section 23.904 plus a new appendix H to this part and would maintain parallelism with similar requirements in part 25 of this chapter.</w:t>
       </w:r>
     </w:p>
     <w:p>
@@ -3931,6 +4079,154 @@
     </w:p>
     <w:p>
       <w:pPr>
+        <w:spacing w:before="80" w:after="20" w:line="324" w:lineRule="auto"/>
+        <w:ind w:left="510"/>
+      </w:pPr>
+      <w:r>
+        <w:rPr>
+          <w:rFonts w:ascii="Calibri" w:hAnsi="Calibri" w:eastAsia="微软雅黑"/>
+          <w:b w:val="0"/>
+          <w:i w:val="0"/>
+          <w:color w:val="999999"/>
+          <w:sz w:val="17"/>
+        </w:rPr>
+        <w:t>来源：Final Rule｜58 FR 18958｜FinalRule_Docket 26344_Amdt23-43_58FR18958_1993-04-09_0002.txt</w:t>
+      </w:r>
+    </w:p>
+    <w:p>
+      <w:pPr>
+        <w:spacing w:before="60" w:after="60" w:line="324" w:lineRule="auto"/>
+        <w:ind w:left="340" w:hanging="255"/>
+      </w:pPr>
+      <w:r>
+        <w:rPr>
+          <w:rFonts w:ascii="Calibri" w:hAnsi="Calibri" w:eastAsia="微软雅黑"/>
+          <w:b/>
+          <w:i w:val="0"/>
+          <w:color w:val="1F4E79"/>
+          <w:sz w:val="21"/>
+        </w:rPr>
+        <w:t>▪ 背景与评论处置（1）：</w:t>
+      </w:r>
+      <w:r>
+        <w:rPr>
+          <w:rFonts w:ascii="Calibri" w:hAnsi="Calibri" w:eastAsia="微软雅黑"/>
+          <w:b w:val="0"/>
+          <w:i w:val="0"/>
+          <w:color w:val="1A1A1A"/>
+          <w:sz w:val="21"/>
+        </w:rPr>
+        <w:t>提案 88。本提案建议在第 23 部中增加一个新的附录 H，其中包含自动功率储备系统的标准。相关评论及美国联邦航空局（FAA）的答复请参见提案 4。该提案按建议内容予以采纳。</w:t>
+      </w:r>
+    </w:p>
+    <w:p>
+      <w:pPr>
+        <w:spacing w:before="40" w:after="0" w:line="324" w:lineRule="auto"/>
+        <w:ind w:left="510"/>
+      </w:pPr>
+      <w:r>
+        <w:rPr>
+          <w:rFonts w:ascii="Calibri" w:hAnsi="Calibri" w:eastAsia="微软雅黑"/>
+          <w:b w:val="0"/>
+          <w:i/>
+          <w:color w:val="999999"/>
+          <w:sz w:val="17"/>
+        </w:rPr>
+        <w:t>英文原文：</w:t>
+      </w:r>
+    </w:p>
+    <w:p>
+      <w:pPr>
+        <w:spacing w:before="60" w:after="60" w:line="324" w:lineRule="auto"/>
+        <w:ind w:left="680"/>
+      </w:pPr>
+      <w:r>
+        <w:rPr>
+          <w:rFonts w:ascii="Calibri" w:hAnsi="Calibri" w:eastAsia="微软雅黑"/>
+          <w:b w:val="0"/>
+          <w:i w:val="0"/>
+          <w:color w:val="808080"/>
+          <w:sz w:val="17"/>
+        </w:rPr>
+        <w:t>Proposal 88. This proposes to add a new appendix H to part 23 containing standards for automatic power reserve systems. See proposal 4 for applicable comment and FAA response. The proposal is adopted as proposed.</w:t>
+      </w:r>
+    </w:p>
+    <w:p>
+      <w:pPr>
+        <w:spacing w:before="80" w:after="20" w:line="324" w:lineRule="auto"/>
+        <w:ind w:left="510"/>
+      </w:pPr>
+      <w:r>
+        <w:rPr>
+          <w:rFonts w:ascii="Calibri" w:hAnsi="Calibri" w:eastAsia="微软雅黑"/>
+          <w:b w:val="0"/>
+          <w:i w:val="0"/>
+          <w:color w:val="999999"/>
+          <w:sz w:val="17"/>
+        </w:rPr>
+        <w:t>来源：NPRM（提案）｜55 FR 40598｜NPRM_Notice 90-23_Docket26344_55FR40598_1990-10-03.txt</w:t>
+      </w:r>
+    </w:p>
+    <w:p>
+      <w:pPr>
+        <w:spacing w:before="60" w:after="60" w:line="324" w:lineRule="auto"/>
+        <w:ind w:left="340" w:hanging="255"/>
+      </w:pPr>
+      <w:r>
+        <w:rPr>
+          <w:rFonts w:ascii="Calibri" w:hAnsi="Calibri" w:eastAsia="微软雅黑"/>
+          <w:b/>
+          <w:i w:val="0"/>
+          <w:color w:val="1F4E79"/>
+          <w:sz w:val="21"/>
+        </w:rPr>
+        <w:t>▪ 背景与评论处置（2）：</w:t>
+      </w:r>
+      <w:r>
+        <w:rPr>
+          <w:rFonts w:ascii="Calibri" w:hAnsi="Calibri" w:eastAsia="微软雅黑"/>
+          <w:b w:val="0"/>
+          <w:i w:val="0"/>
+          <w:color w:val="1A1A1A"/>
+          <w:sz w:val="21"/>
+        </w:rPr>
+        <w:t>本提案将增加一个新的 §23.904 条以及本部的一个新附录 H，并与本章第 25 部中的类似要求保持平行。</w:t>
+      </w:r>
+    </w:p>
+    <w:p>
+      <w:pPr>
+        <w:spacing w:before="40" w:after="0" w:line="324" w:lineRule="auto"/>
+        <w:ind w:left="510"/>
+      </w:pPr>
+      <w:r>
+        <w:rPr>
+          <w:rFonts w:ascii="Calibri" w:hAnsi="Calibri" w:eastAsia="微软雅黑"/>
+          <w:b w:val="0"/>
+          <w:i/>
+          <w:color w:val="999999"/>
+          <w:sz w:val="17"/>
+        </w:rPr>
+        <w:t>英文原文：</w:t>
+      </w:r>
+    </w:p>
+    <w:p>
+      <w:pPr>
+        <w:spacing w:before="60" w:after="60" w:line="324" w:lineRule="auto"/>
+        <w:ind w:left="680"/>
+      </w:pPr>
+      <w:r>
+        <w:rPr>
+          <w:rFonts w:ascii="Calibri" w:hAnsi="Calibri" w:eastAsia="微软雅黑"/>
+          <w:b w:val="0"/>
+          <w:i w:val="0"/>
+          <w:color w:val="808080"/>
+          <w:sz w:val="17"/>
+        </w:rPr>
+        <w:t>This proposal would add a new Section 23.904 plus a new appendix H to this part and would maintain parallelism with similar requirements in part 25 of this chapter.</w:t>
+      </w:r>
+    </w:p>
+    <w:p>
+      <w:pPr>
         <w:pStyle w:val="Heading2"/>
         <w:keepNext/>
         <w:spacing w:before="240" w:after="120"/>
@@ -5781,6 +6077,154 @@
           <w:sz w:val="21"/>
         </w:rPr>
         <w:t>初始颁行，确立本条条文</w:t>
+      </w:r>
+    </w:p>
+    <w:p>
+      <w:pPr>
+        <w:spacing w:before="80" w:after="20" w:line="324" w:lineRule="auto"/>
+        <w:ind w:left="510"/>
+      </w:pPr>
+      <w:r>
+        <w:rPr>
+          <w:rFonts w:ascii="Calibri" w:hAnsi="Calibri" w:eastAsia="微软雅黑"/>
+          <w:b w:val="0"/>
+          <w:i w:val="0"/>
+          <w:color w:val="999999"/>
+          <w:sz w:val="17"/>
+        </w:rPr>
+        <w:t>来源：Final Rule｜58 FR 18958｜FinalRule_Docket 26344_Amdt23-43_58FR18958_1993-04-09_0002.txt</w:t>
+      </w:r>
+    </w:p>
+    <w:p>
+      <w:pPr>
+        <w:spacing w:before="60" w:after="60" w:line="324" w:lineRule="auto"/>
+        <w:ind w:left="340" w:hanging="255"/>
+      </w:pPr>
+      <w:r>
+        <w:rPr>
+          <w:rFonts w:ascii="Calibri" w:hAnsi="Calibri" w:eastAsia="微软雅黑"/>
+          <w:b/>
+          <w:i w:val="0"/>
+          <w:color w:val="1F4E79"/>
+          <w:sz w:val="21"/>
+        </w:rPr>
+        <w:t>▪ 背景与评论处置（1）：</w:t>
+      </w:r>
+      <w:r>
+        <w:rPr>
+          <w:rFonts w:ascii="Calibri" w:hAnsi="Calibri" w:eastAsia="微软雅黑"/>
+          <w:b w:val="0"/>
+          <w:i w:val="0"/>
+          <w:color w:val="1A1A1A"/>
+          <w:sz w:val="21"/>
+        </w:rPr>
+        <w:t>提案 88。本提案建议在第 23 部中增加一个新的附录 H，其中包含自动功率储备系统的标准。相关评论及美国联邦航空局（FAA）的答复请参见提案 4。该提案按建议内容予以采纳。</w:t>
+      </w:r>
+    </w:p>
+    <w:p>
+      <w:pPr>
+        <w:spacing w:before="40" w:after="0" w:line="324" w:lineRule="auto"/>
+        <w:ind w:left="510"/>
+      </w:pPr>
+      <w:r>
+        <w:rPr>
+          <w:rFonts w:ascii="Calibri" w:hAnsi="Calibri" w:eastAsia="微软雅黑"/>
+          <w:b w:val="0"/>
+          <w:i/>
+          <w:color w:val="999999"/>
+          <w:sz w:val="17"/>
+        </w:rPr>
+        <w:t>英文原文：</w:t>
+      </w:r>
+    </w:p>
+    <w:p>
+      <w:pPr>
+        <w:spacing w:before="60" w:after="60" w:line="324" w:lineRule="auto"/>
+        <w:ind w:left="680"/>
+      </w:pPr>
+      <w:r>
+        <w:rPr>
+          <w:rFonts w:ascii="Calibri" w:hAnsi="Calibri" w:eastAsia="微软雅黑"/>
+          <w:b w:val="0"/>
+          <w:i w:val="0"/>
+          <w:color w:val="808080"/>
+          <w:sz w:val="17"/>
+        </w:rPr>
+        <w:t>Proposal 88. This proposes to add a new appendix H to part 23 containing standards for automatic power reserve systems. See proposal 4 for applicable comment and FAA response. The proposal is adopted as proposed.</w:t>
+      </w:r>
+    </w:p>
+    <w:p>
+      <w:pPr>
+        <w:spacing w:before="80" w:after="20" w:line="324" w:lineRule="auto"/>
+        <w:ind w:left="510"/>
+      </w:pPr>
+      <w:r>
+        <w:rPr>
+          <w:rFonts w:ascii="Calibri" w:hAnsi="Calibri" w:eastAsia="微软雅黑"/>
+          <w:b w:val="0"/>
+          <w:i w:val="0"/>
+          <w:color w:val="999999"/>
+          <w:sz w:val="17"/>
+        </w:rPr>
+        <w:t>来源：NPRM（提案）｜55 FR 40598｜NPRM_Notice 90-23_Docket26344_55FR40598_1990-10-03.txt</w:t>
+      </w:r>
+    </w:p>
+    <w:p>
+      <w:pPr>
+        <w:spacing w:before="60" w:after="60" w:line="324" w:lineRule="auto"/>
+        <w:ind w:left="340" w:hanging="255"/>
+      </w:pPr>
+      <w:r>
+        <w:rPr>
+          <w:rFonts w:ascii="Calibri" w:hAnsi="Calibri" w:eastAsia="微软雅黑"/>
+          <w:b/>
+          <w:i w:val="0"/>
+          <w:color w:val="1F4E79"/>
+          <w:sz w:val="21"/>
+        </w:rPr>
+        <w:t>▪ 背景与评论处置（2）：</w:t>
+      </w:r>
+      <w:r>
+        <w:rPr>
+          <w:rFonts w:ascii="Calibri" w:hAnsi="Calibri" w:eastAsia="微软雅黑"/>
+          <w:b w:val="0"/>
+          <w:i w:val="0"/>
+          <w:color w:val="1A1A1A"/>
+          <w:sz w:val="21"/>
+        </w:rPr>
+        <w:t>本提案将增加一个新的 §23.904 条以及本部的一个新附录 H，并与本章第 25 部中的类似要求保持平行。</w:t>
+      </w:r>
+    </w:p>
+    <w:p>
+      <w:pPr>
+        <w:spacing w:before="40" w:after="0" w:line="324" w:lineRule="auto"/>
+        <w:ind w:left="510"/>
+      </w:pPr>
+      <w:r>
+        <w:rPr>
+          <w:rFonts w:ascii="Calibri" w:hAnsi="Calibri" w:eastAsia="微软雅黑"/>
+          <w:b w:val="0"/>
+          <w:i/>
+          <w:color w:val="999999"/>
+          <w:sz w:val="17"/>
+        </w:rPr>
+        <w:t>英文原文：</w:t>
+      </w:r>
+    </w:p>
+    <w:p>
+      <w:pPr>
+        <w:spacing w:before="60" w:after="60" w:line="324" w:lineRule="auto"/>
+        <w:ind w:left="680"/>
+      </w:pPr>
+      <w:r>
+        <w:rPr>
+          <w:rFonts w:ascii="Calibri" w:hAnsi="Calibri" w:eastAsia="微软雅黑"/>
+          <w:b w:val="0"/>
+          <w:i w:val="0"/>
+          <w:color w:val="808080"/>
+          <w:sz w:val="17"/>
+        </w:rPr>
+        <w:t>This proposal would add a new Section 23.904 plus a new appendix H to this part and would maintain parallelism with similar requirements in part 25 of this chapter.</w:t>
       </w:r>
     </w:p>
     <w:p>
@@ -7639,6 +8083,154 @@
     </w:p>
     <w:p>
       <w:pPr>
+        <w:spacing w:before="80" w:after="20" w:line="324" w:lineRule="auto"/>
+        <w:ind w:left="510"/>
+      </w:pPr>
+      <w:r>
+        <w:rPr>
+          <w:rFonts w:ascii="Calibri" w:hAnsi="Calibri" w:eastAsia="微软雅黑"/>
+          <w:b w:val="0"/>
+          <w:i w:val="0"/>
+          <w:color w:val="999999"/>
+          <w:sz w:val="17"/>
+        </w:rPr>
+        <w:t>来源：Final Rule｜58 FR 18958｜FinalRule_Docket 26344_Amdt23-43_58FR18958_1993-04-09_0002.txt</w:t>
+      </w:r>
+    </w:p>
+    <w:p>
+      <w:pPr>
+        <w:spacing w:before="60" w:after="60" w:line="324" w:lineRule="auto"/>
+        <w:ind w:left="340" w:hanging="255"/>
+      </w:pPr>
+      <w:r>
+        <w:rPr>
+          <w:rFonts w:ascii="Calibri" w:hAnsi="Calibri" w:eastAsia="微软雅黑"/>
+          <w:b/>
+          <w:i w:val="0"/>
+          <w:color w:val="1F4E79"/>
+          <w:sz w:val="21"/>
+        </w:rPr>
+        <w:t>▪ 背景与评论处置（1）：</w:t>
+      </w:r>
+      <w:r>
+        <w:rPr>
+          <w:rFonts w:ascii="Calibri" w:hAnsi="Calibri" w:eastAsia="微软雅黑"/>
+          <w:b w:val="0"/>
+          <w:i w:val="0"/>
+          <w:color w:val="1A1A1A"/>
+          <w:sz w:val="21"/>
+        </w:rPr>
+        <w:t>提案 88。本提案建议在第 23 部中增加一个新的附录 H，其中包含自动功率储备系统的标准。相关评论及美国联邦航空局（FAA）的答复请参见提案 4。该提案按建议内容予以采纳。</w:t>
+      </w:r>
+    </w:p>
+    <w:p>
+      <w:pPr>
+        <w:spacing w:before="40" w:after="0" w:line="324" w:lineRule="auto"/>
+        <w:ind w:left="510"/>
+      </w:pPr>
+      <w:r>
+        <w:rPr>
+          <w:rFonts w:ascii="Calibri" w:hAnsi="Calibri" w:eastAsia="微软雅黑"/>
+          <w:b w:val="0"/>
+          <w:i/>
+          <w:color w:val="999999"/>
+          <w:sz w:val="17"/>
+        </w:rPr>
+        <w:t>英文原文：</w:t>
+      </w:r>
+    </w:p>
+    <w:p>
+      <w:pPr>
+        <w:spacing w:before="60" w:after="60" w:line="324" w:lineRule="auto"/>
+        <w:ind w:left="680"/>
+      </w:pPr>
+      <w:r>
+        <w:rPr>
+          <w:rFonts w:ascii="Calibri" w:hAnsi="Calibri" w:eastAsia="微软雅黑"/>
+          <w:b w:val="0"/>
+          <w:i w:val="0"/>
+          <w:color w:val="808080"/>
+          <w:sz w:val="17"/>
+        </w:rPr>
+        <w:t>Proposal 88. This proposes to add a new appendix H to part 23 containing standards for automatic power reserve systems. See proposal 4 for applicable comment and FAA response. The proposal is adopted as proposed.</w:t>
+      </w:r>
+    </w:p>
+    <w:p>
+      <w:pPr>
+        <w:spacing w:before="80" w:after="20" w:line="324" w:lineRule="auto"/>
+        <w:ind w:left="510"/>
+      </w:pPr>
+      <w:r>
+        <w:rPr>
+          <w:rFonts w:ascii="Calibri" w:hAnsi="Calibri" w:eastAsia="微软雅黑"/>
+          <w:b w:val="0"/>
+          <w:i w:val="0"/>
+          <w:color w:val="999999"/>
+          <w:sz w:val="17"/>
+        </w:rPr>
+        <w:t>来源：NPRM（提案）｜55 FR 40598｜NPRM_Notice 90-23_Docket26344_55FR40598_1990-10-03.txt</w:t>
+      </w:r>
+    </w:p>
+    <w:p>
+      <w:pPr>
+        <w:spacing w:before="60" w:after="60" w:line="324" w:lineRule="auto"/>
+        <w:ind w:left="340" w:hanging="255"/>
+      </w:pPr>
+      <w:r>
+        <w:rPr>
+          <w:rFonts w:ascii="Calibri" w:hAnsi="Calibri" w:eastAsia="微软雅黑"/>
+          <w:b/>
+          <w:i w:val="0"/>
+          <w:color w:val="1F4E79"/>
+          <w:sz w:val="21"/>
+        </w:rPr>
+        <w:t>▪ 背景与评论处置（2）：</w:t>
+      </w:r>
+      <w:r>
+        <w:rPr>
+          <w:rFonts w:ascii="Calibri" w:hAnsi="Calibri" w:eastAsia="微软雅黑"/>
+          <w:b w:val="0"/>
+          <w:i w:val="0"/>
+          <w:color w:val="1A1A1A"/>
+          <w:sz w:val="21"/>
+        </w:rPr>
+        <w:t>本提案将增加一个新的 §23.904 条以及本部的一个新附录 H，并与本章第 25 部中的类似要求保持平行。</w:t>
+      </w:r>
+    </w:p>
+    <w:p>
+      <w:pPr>
+        <w:spacing w:before="40" w:after="0" w:line="324" w:lineRule="auto"/>
+        <w:ind w:left="510"/>
+      </w:pPr>
+      <w:r>
+        <w:rPr>
+          <w:rFonts w:ascii="Calibri" w:hAnsi="Calibri" w:eastAsia="微软雅黑"/>
+          <w:b w:val="0"/>
+          <w:i/>
+          <w:color w:val="999999"/>
+          <w:sz w:val="17"/>
+        </w:rPr>
+        <w:t>英文原文：</w:t>
+      </w:r>
+    </w:p>
+    <w:p>
+      <w:pPr>
+        <w:spacing w:before="60" w:after="60" w:line="324" w:lineRule="auto"/>
+        <w:ind w:left="680"/>
+      </w:pPr>
+      <w:r>
+        <w:rPr>
+          <w:rFonts w:ascii="Calibri" w:hAnsi="Calibri" w:eastAsia="微软雅黑"/>
+          <w:b w:val="0"/>
+          <w:i w:val="0"/>
+          <w:color w:val="808080"/>
+          <w:sz w:val="17"/>
+        </w:rPr>
+        <w:t>This proposal would add a new Section 23.904 plus a new appendix H to this part and would maintain parallelism with similar requirements in part 25 of this chapter.</w:t>
+      </w:r>
+    </w:p>
+    <w:p>
+      <w:pPr>
         <w:pStyle w:val="Heading2"/>
         <w:keepNext/>
         <w:spacing w:before="240" w:after="120"/>
@@ -9489,6 +10081,154 @@
           <w:sz w:val="21"/>
         </w:rPr>
         <w:t>初始颁行，确立本条条文</w:t>
+      </w:r>
+    </w:p>
+    <w:p>
+      <w:pPr>
+        <w:spacing w:before="80" w:after="20" w:line="324" w:lineRule="auto"/>
+        <w:ind w:left="510"/>
+      </w:pPr>
+      <w:r>
+        <w:rPr>
+          <w:rFonts w:ascii="Calibri" w:hAnsi="Calibri" w:eastAsia="微软雅黑"/>
+          <w:b w:val="0"/>
+          <w:i w:val="0"/>
+          <w:color w:val="999999"/>
+          <w:sz w:val="17"/>
+        </w:rPr>
+        <w:t>来源：Final Rule｜58 FR 18958｜FinalRule_Docket 26344_Amdt23-43_58FR18958_1993-04-09_0002.txt</w:t>
+      </w:r>
+    </w:p>
+    <w:p>
+      <w:pPr>
+        <w:spacing w:before="60" w:after="60" w:line="324" w:lineRule="auto"/>
+        <w:ind w:left="340" w:hanging="255"/>
+      </w:pPr>
+      <w:r>
+        <w:rPr>
+          <w:rFonts w:ascii="Calibri" w:hAnsi="Calibri" w:eastAsia="微软雅黑"/>
+          <w:b/>
+          <w:i w:val="0"/>
+          <w:color w:val="1F4E79"/>
+          <w:sz w:val="21"/>
+        </w:rPr>
+        <w:t>▪ 背景与评论处置（1）：</w:t>
+      </w:r>
+      <w:r>
+        <w:rPr>
+          <w:rFonts w:ascii="Calibri" w:hAnsi="Calibri" w:eastAsia="微软雅黑"/>
+          <w:b w:val="0"/>
+          <w:i w:val="0"/>
+          <w:color w:val="1A1A1A"/>
+          <w:sz w:val="21"/>
+        </w:rPr>
+        <w:t>提案 88。本提案建议在第 23 部中增加一个新的附录 H，其中包含自动功率储备系统的标准。相关评论及美国联邦航空局（FAA）的答复请参见提案 4。该提案按建议内容予以采纳。</w:t>
+      </w:r>
+    </w:p>
+    <w:p>
+      <w:pPr>
+        <w:spacing w:before="40" w:after="0" w:line="324" w:lineRule="auto"/>
+        <w:ind w:left="510"/>
+      </w:pPr>
+      <w:r>
+        <w:rPr>
+          <w:rFonts w:ascii="Calibri" w:hAnsi="Calibri" w:eastAsia="微软雅黑"/>
+          <w:b w:val="0"/>
+          <w:i/>
+          <w:color w:val="999999"/>
+          <w:sz w:val="17"/>
+        </w:rPr>
+        <w:t>英文原文：</w:t>
+      </w:r>
+    </w:p>
+    <w:p>
+      <w:pPr>
+        <w:spacing w:before="60" w:after="60" w:line="324" w:lineRule="auto"/>
+        <w:ind w:left="680"/>
+      </w:pPr>
+      <w:r>
+        <w:rPr>
+          <w:rFonts w:ascii="Calibri" w:hAnsi="Calibri" w:eastAsia="微软雅黑"/>
+          <w:b w:val="0"/>
+          <w:i w:val="0"/>
+          <w:color w:val="808080"/>
+          <w:sz w:val="17"/>
+        </w:rPr>
+        <w:t>Proposal 88. This proposes to add a new appendix H to part 23 containing standards for automatic power reserve systems. See proposal 4 for applicable comment and FAA response. The proposal is adopted as proposed.</w:t>
+      </w:r>
+    </w:p>
+    <w:p>
+      <w:pPr>
+        <w:spacing w:before="80" w:after="20" w:line="324" w:lineRule="auto"/>
+        <w:ind w:left="510"/>
+      </w:pPr>
+      <w:r>
+        <w:rPr>
+          <w:rFonts w:ascii="Calibri" w:hAnsi="Calibri" w:eastAsia="微软雅黑"/>
+          <w:b w:val="0"/>
+          <w:i w:val="0"/>
+          <w:color w:val="999999"/>
+          <w:sz w:val="17"/>
+        </w:rPr>
+        <w:t>来源：NPRM（提案）｜55 FR 40598｜NPRM_Notice 90-23_Docket26344_55FR40598_1990-10-03.txt</w:t>
+      </w:r>
+    </w:p>
+    <w:p>
+      <w:pPr>
+        <w:spacing w:before="60" w:after="60" w:line="324" w:lineRule="auto"/>
+        <w:ind w:left="340" w:hanging="255"/>
+      </w:pPr>
+      <w:r>
+        <w:rPr>
+          <w:rFonts w:ascii="Calibri" w:hAnsi="Calibri" w:eastAsia="微软雅黑"/>
+          <w:b/>
+          <w:i w:val="0"/>
+          <w:color w:val="1F4E79"/>
+          <w:sz w:val="21"/>
+        </w:rPr>
+        <w:t>▪ 背景与评论处置（2）：</w:t>
+      </w:r>
+      <w:r>
+        <w:rPr>
+          <w:rFonts w:ascii="Calibri" w:hAnsi="Calibri" w:eastAsia="微软雅黑"/>
+          <w:b w:val="0"/>
+          <w:i w:val="0"/>
+          <w:color w:val="1A1A1A"/>
+          <w:sz w:val="21"/>
+        </w:rPr>
+        <w:t>本提案将增加一个新的 §23.904 条以及本部的一个新附录 H，并与本章第 25 部中的类似要求保持平行。</w:t>
+      </w:r>
+    </w:p>
+    <w:p>
+      <w:pPr>
+        <w:spacing w:before="40" w:after="0" w:line="324" w:lineRule="auto"/>
+        <w:ind w:left="510"/>
+      </w:pPr>
+      <w:r>
+        <w:rPr>
+          <w:rFonts w:ascii="Calibri" w:hAnsi="Calibri" w:eastAsia="微软雅黑"/>
+          <w:b w:val="0"/>
+          <w:i/>
+          <w:color w:val="999999"/>
+          <w:sz w:val="17"/>
+        </w:rPr>
+        <w:t>英文原文：</w:t>
+      </w:r>
+    </w:p>
+    <w:p>
+      <w:pPr>
+        <w:spacing w:before="60" w:after="60" w:line="324" w:lineRule="auto"/>
+        <w:ind w:left="680"/>
+      </w:pPr>
+      <w:r>
+        <w:rPr>
+          <w:rFonts w:ascii="Calibri" w:hAnsi="Calibri" w:eastAsia="微软雅黑"/>
+          <w:b w:val="0"/>
+          <w:i w:val="0"/>
+          <w:color w:val="808080"/>
+          <w:sz w:val="17"/>
+        </w:rPr>
+        <w:t>This proposal would add a new Section 23.904 plus a new appendix H to this part and would maintain parallelism with similar requirements in part 25 of this chapter.</w:t>
       </w:r>
     </w:p>
     <w:p>
@@ -11343,6 +12083,154 @@
           <w:sz w:val="21"/>
         </w:rPr>
         <w:t>初始颁行，确立本条条文</w:t>
+      </w:r>
+    </w:p>
+    <w:p>
+      <w:pPr>
+        <w:spacing w:before="80" w:after="20" w:line="324" w:lineRule="auto"/>
+        <w:ind w:left="510"/>
+      </w:pPr>
+      <w:r>
+        <w:rPr>
+          <w:rFonts w:ascii="Calibri" w:hAnsi="Calibri" w:eastAsia="微软雅黑"/>
+          <w:b w:val="0"/>
+          <w:i w:val="0"/>
+          <w:color w:val="999999"/>
+          <w:sz w:val="17"/>
+        </w:rPr>
+        <w:t>来源：Final Rule｜58 FR 18958｜FinalRule_Docket 26344_Amdt23-43_58FR18958_1993-04-09_0002.txt</w:t>
+      </w:r>
+    </w:p>
+    <w:p>
+      <w:pPr>
+        <w:spacing w:before="60" w:after="60" w:line="324" w:lineRule="auto"/>
+        <w:ind w:left="340" w:hanging="255"/>
+      </w:pPr>
+      <w:r>
+        <w:rPr>
+          <w:rFonts w:ascii="Calibri" w:hAnsi="Calibri" w:eastAsia="微软雅黑"/>
+          <w:b/>
+          <w:i w:val="0"/>
+          <w:color w:val="1F4E79"/>
+          <w:sz w:val="21"/>
+        </w:rPr>
+        <w:t>▪ 背景与评论处置（1）：</w:t>
+      </w:r>
+      <w:r>
+        <w:rPr>
+          <w:rFonts w:ascii="Calibri" w:hAnsi="Calibri" w:eastAsia="微软雅黑"/>
+          <w:b w:val="0"/>
+          <w:i w:val="0"/>
+          <w:color w:val="1A1A1A"/>
+          <w:sz w:val="21"/>
+        </w:rPr>
+        <w:t>提案 88。本提案建议在第 23 部中增加一个新的附录 H，其中包含自动功率储备系统的标准。相关评论及美国联邦航空局（FAA）的答复请参见提案 4。该提案按建议内容予以采纳。</w:t>
+      </w:r>
+    </w:p>
+    <w:p>
+      <w:pPr>
+        <w:spacing w:before="40" w:after="0" w:line="324" w:lineRule="auto"/>
+        <w:ind w:left="510"/>
+      </w:pPr>
+      <w:r>
+        <w:rPr>
+          <w:rFonts w:ascii="Calibri" w:hAnsi="Calibri" w:eastAsia="微软雅黑"/>
+          <w:b w:val="0"/>
+          <w:i/>
+          <w:color w:val="999999"/>
+          <w:sz w:val="17"/>
+        </w:rPr>
+        <w:t>英文原文：</w:t>
+      </w:r>
+    </w:p>
+    <w:p>
+      <w:pPr>
+        <w:spacing w:before="60" w:after="60" w:line="324" w:lineRule="auto"/>
+        <w:ind w:left="680"/>
+      </w:pPr>
+      <w:r>
+        <w:rPr>
+          <w:rFonts w:ascii="Calibri" w:hAnsi="Calibri" w:eastAsia="微软雅黑"/>
+          <w:b w:val="0"/>
+          <w:i w:val="0"/>
+          <w:color w:val="808080"/>
+          <w:sz w:val="17"/>
+        </w:rPr>
+        <w:t>Proposal 88. This proposes to add a new appendix H to part 23 containing standards for automatic power reserve systems. See proposal 4 for applicable comment and FAA response. The proposal is adopted as proposed.</w:t>
+      </w:r>
+    </w:p>
+    <w:p>
+      <w:pPr>
+        <w:spacing w:before="80" w:after="20" w:line="324" w:lineRule="auto"/>
+        <w:ind w:left="510"/>
+      </w:pPr>
+      <w:r>
+        <w:rPr>
+          <w:rFonts w:ascii="Calibri" w:hAnsi="Calibri" w:eastAsia="微软雅黑"/>
+          <w:b w:val="0"/>
+          <w:i w:val="0"/>
+          <w:color w:val="999999"/>
+          <w:sz w:val="17"/>
+        </w:rPr>
+        <w:t>来源：NPRM（提案）｜55 FR 40598｜NPRM_Notice 90-23_Docket26344_55FR40598_1990-10-03.txt</w:t>
+      </w:r>
+    </w:p>
+    <w:p>
+      <w:pPr>
+        <w:spacing w:before="60" w:after="60" w:line="324" w:lineRule="auto"/>
+        <w:ind w:left="340" w:hanging="255"/>
+      </w:pPr>
+      <w:r>
+        <w:rPr>
+          <w:rFonts w:ascii="Calibri" w:hAnsi="Calibri" w:eastAsia="微软雅黑"/>
+          <w:b/>
+          <w:i w:val="0"/>
+          <w:color w:val="1F4E79"/>
+          <w:sz w:val="21"/>
+        </w:rPr>
+        <w:t>▪ 背景与评论处置（2）：</w:t>
+      </w:r>
+      <w:r>
+        <w:rPr>
+          <w:rFonts w:ascii="Calibri" w:hAnsi="Calibri" w:eastAsia="微软雅黑"/>
+          <w:b w:val="0"/>
+          <w:i w:val="0"/>
+          <w:color w:val="1A1A1A"/>
+          <w:sz w:val="21"/>
+        </w:rPr>
+        <w:t>本提案将增加一个新的 §23.904 条以及本部的一个新附录 H，并与本章第 25 部中的类似要求保持平行。</w:t>
+      </w:r>
+    </w:p>
+    <w:p>
+      <w:pPr>
+        <w:spacing w:before="40" w:after="0" w:line="324" w:lineRule="auto"/>
+        <w:ind w:left="510"/>
+      </w:pPr>
+      <w:r>
+        <w:rPr>
+          <w:rFonts w:ascii="Calibri" w:hAnsi="Calibri" w:eastAsia="微软雅黑"/>
+          <w:b w:val="0"/>
+          <w:i/>
+          <w:color w:val="999999"/>
+          <w:sz w:val="17"/>
+        </w:rPr>
+        <w:t>英文原文：</w:t>
+      </w:r>
+    </w:p>
+    <w:p>
+      <w:pPr>
+        <w:spacing w:before="60" w:after="60" w:line="324" w:lineRule="auto"/>
+        <w:ind w:left="680"/>
+      </w:pPr>
+      <w:r>
+        <w:rPr>
+          <w:rFonts w:ascii="Calibri" w:hAnsi="Calibri" w:eastAsia="微软雅黑"/>
+          <w:b w:val="0"/>
+          <w:i w:val="0"/>
+          <w:color w:val="808080"/>
+          <w:sz w:val="17"/>
+        </w:rPr>
+        <w:t>This proposal would add a new Section 23.904 plus a new appendix H to this part and would maintain parallelism with similar requirements in part 25 of this chapter.</w:t>
       </w:r>
     </w:p>
     <w:p>

--- a/FAR23_SubpartAppH_条款修订历史与背景分析_详版.docx
+++ b/FAR23_SubpartAppH_条款修订历史与背景分析_详版.docx
@@ -1936,7 +1936,7 @@
                 <w:color w:val="1A1A1A"/>
                 <w:sz w:val="17"/>
               </w:rPr>
-              <w:t>初始颁行，确立本条条文</w:t>
+              <w:t>新增内容：(c)</w:t>
             </w:r>
           </w:p>
         </w:tc>
@@ -1971,7 +1971,7 @@
           <w:color w:val="1F4E79"/>
           <w:sz w:val="21"/>
         </w:rPr>
-        <w:t>1993 初版　初始颁行，确立本条条文</w:t>
+        <w:t>1993 初版　新增内容：(c)</w:t>
       </w:r>
     </w:p>
     <w:p>
@@ -2062,7 +2062,7 @@
           <w:color w:val="1F4E79"/>
           <w:sz w:val="21"/>
         </w:rPr>
-        <w:t>▪ 本版对条文的处置：</w:t>
+        <w:t>▪ 修订指令（中文译文）：</w:t>
       </w:r>
       <w:r>
         <w:rPr>
@@ -2072,7 +2072,7 @@
           <w:color w:val="1A1A1A"/>
           <w:sz w:val="21"/>
         </w:rPr>
-        <w:t>初始颁行，确立本条条文</w:t>
+        <w:t>78. 第 23 部通过增加一个新的附录 H 修订如下：</w:t>
       </w:r>
     </w:p>
     <w:p>
@@ -2225,6 +2225,38 @@
     </w:p>
     <w:p>
       <w:pPr>
+        <w:spacing w:before="80" w:after="20" w:line="324" w:lineRule="auto"/>
+        <w:ind w:left="340"/>
+      </w:pPr>
+      <w:r>
+        <w:rPr>
+          <w:rFonts w:ascii="Calibri" w:hAnsi="Calibri" w:eastAsia="微软雅黑"/>
+          <w:b/>
+          <w:i w:val="0"/>
+          <w:color w:val="808080"/>
+          <w:sz w:val="18"/>
+        </w:rPr>
+        <w:t>修订指令英文原文（供核对）：</w:t>
+      </w:r>
+    </w:p>
+    <w:p>
+      <w:pPr>
+        <w:spacing w:before="60" w:after="60" w:line="324" w:lineRule="auto"/>
+        <w:ind w:left="567"/>
+      </w:pPr>
+      <w:r>
+        <w:rPr>
+          <w:rFonts w:ascii="Calibri" w:hAnsi="Calibri" w:eastAsia="微软雅黑"/>
+          <w:b w:val="0"/>
+          <w:i w:val="0"/>
+          <w:color w:val="606060"/>
+          <w:sz w:val="17"/>
+        </w:rPr>
+        <w:t>78. Part 23 is amended by adding a new appendix H to read as follows:</w:t>
+      </w:r>
+    </w:p>
+    <w:p>
+      <w:pPr>
         <w:pStyle w:val="Heading2"/>
         <w:keepNext/>
         <w:spacing w:before="240" w:after="120"/>
@@ -2343,19 +2375,281 @@
     </w:p>
     <w:p>
       <w:pPr>
+        <w:pStyle w:val="Heading3"/>
+        <w:keepNext/>
+        <w:spacing w:before="200" w:after="100"/>
+      </w:pPr>
+      <w:r>
+        <w:rPr>
+          <w:rFonts w:ascii="Calibri" w:hAnsi="Calibri" w:eastAsia="微软雅黑"/>
+          <w:b/>
+          <w:i w:val="0"/>
+          <w:color w:val="404040"/>
+          <w:sz w:val="24"/>
+        </w:rPr>
+        <w:t>3.1　版本1：初始版（1993-05-10 生效）　来源：Docket 26344，1993-03-29 签发，58 FR 18958</w:t>
+      </w:r>
+    </w:p>
+    <w:p>
+      <w:pPr>
         <w:spacing w:before="60" w:after="60" w:line="324" w:lineRule="auto"/>
+        <w:ind w:left="170"/>
       </w:pPr>
       <w:r>
         <w:rPr>
           <w:rFonts w:ascii="Calibri" w:hAnsi="Calibri" w:eastAsia="微软雅黑"/>
           <w:b w:val="0"/>
-          <w:i w:val="0"/>
-          <w:color w:val="1A1A1A"/>
+          <w:i/>
+          <w:color w:val="808080"/>
           <w:sz w:val="19"/>
         </w:rPr>
-        <w:t>（本地文献中未检索到本条各版本的重印全文，请参照 1.2 沿革总表与各版修订指令。）</w:t>
+        <w:t>1965 年重编版，源自 CAR Part 3 相应条款。</w:t>
       </w:r>
     </w:p>
+    <w:p>
+      <w:pPr>
+        <w:spacing w:before="200" w:after="60" w:line="324" w:lineRule="auto"/>
+      </w:pPr>
+      <w:r>
+        <w:rPr>
+          <w:rFonts w:ascii="Calibri" w:hAnsi="Calibri" w:eastAsia="微软雅黑"/>
+          <w:b/>
+          <w:i w:val="0"/>
+          <w:color w:val="1F4E79"/>
+          <w:sz w:val="22"/>
+        </w:rPr>
+      </w:r>
+    </w:p>
+    <w:tbl>
+      <w:tblPr>
+        <w:tblStyle w:val="TableGrid"/>
+        <w:tblW w:type="auto" w:w="0"/>
+        <w:tblLayout w:type="fixed"/>
+        <w:tblLook w:firstColumn="1" w:firstRow="1" w:lastColumn="0" w:lastRow="0" w:noHBand="0" w:noVBand="1" w:val="04A0"/>
+        <w:tblCellMar>
+          <w:top w:w="60" w:type="dxa"/>
+          <w:left w:w="90" w:type="dxa"/>
+          <w:bottom w:w="60" w:type="dxa"/>
+          <w:right w:w="90" w:type="dxa"/>
+        </w:tblCellMar>
+      </w:tblPr>
+      <w:tblGrid>
+        <w:gridCol w:w="3213"/>
+        <w:gridCol w:w="3213"/>
+        <w:gridCol w:w="3213"/>
+      </w:tblGrid>
+      <w:tr>
+        <w:trPr>
+          <w:tblHeader w:val="true"/>
+        </w:trPr>
+        <w:tc>
+          <w:tcPr>
+            <w:tcW w:type="dxa" w:w="907"/>
+            <w:shd w:val="clear" w:color="auto" w:fill="1F4E79"/>
+          </w:tcPr>
+          <w:p>
+            <w:pPr>
+              <w:spacing w:before="40" w:after="40" w:line="324" w:lineRule="auto"/>
+              <w:jc w:val="center"/>
+            </w:pPr>
+            <w:r/>
+            <w:r>
+              <w:rPr>
+                <w:rFonts w:ascii="Calibri" w:hAnsi="Calibri" w:eastAsia="微软雅黑"/>
+                <w:b/>
+                <w:i w:val="0"/>
+                <w:color w:val="FFFFFF"/>
+                <w:sz w:val="19"/>
+              </w:rPr>
+              <w:t>段落</w:t>
+            </w:r>
+          </w:p>
+        </w:tc>
+        <w:tc>
+          <w:tcPr>
+            <w:tcW w:type="dxa" w:w="7710"/>
+            <w:shd w:val="clear" w:color="auto" w:fill="1F4E79"/>
+          </w:tcPr>
+          <w:p>
+            <w:pPr>
+              <w:spacing w:before="40" w:after="40" w:line="324" w:lineRule="auto"/>
+              <w:jc w:val="center"/>
+            </w:pPr>
+            <w:r/>
+            <w:r>
+              <w:rPr>
+                <w:rFonts w:ascii="Calibri" w:hAnsi="Calibri" w:eastAsia="微软雅黑"/>
+                <w:b/>
+                <w:i w:val="0"/>
+                <w:color w:val="FFFFFF"/>
+                <w:sz w:val="19"/>
+              </w:rPr>
+              <w:t>条文内容（英文原文）</w:t>
+            </w:r>
+          </w:p>
+        </w:tc>
+        <w:tc>
+          <w:tcPr>
+            <w:tcW w:type="dxa" w:w="907"/>
+            <w:shd w:val="clear" w:color="auto" w:fill="1F4E79"/>
+          </w:tcPr>
+          <w:p>
+            <w:pPr>
+              <w:spacing w:before="40" w:after="40" w:line="324" w:lineRule="auto"/>
+              <w:jc w:val="center"/>
+            </w:pPr>
+            <w:r/>
+            <w:r>
+              <w:rPr>
+                <w:rFonts w:ascii="Calibri" w:hAnsi="Calibri" w:eastAsia="微软雅黑"/>
+                <w:b/>
+                <w:i w:val="0"/>
+                <w:color w:val="FFFFFF"/>
+                <w:sz w:val="19"/>
+              </w:rPr>
+              <w:t>状态</w:t>
+            </w:r>
+          </w:p>
+        </w:tc>
+      </w:tr>
+      <w:tr>
+        <w:tc>
+          <w:tcPr>
+            <w:tcW w:type="dxa" w:w="907"/>
+            <w:shd w:val="clear" w:color="auto" w:fill="F2F2F2"/>
+          </w:tcPr>
+          <w:p>
+            <w:pPr>
+              <w:spacing w:before="40" w:after="40" w:line="324" w:lineRule="auto"/>
+            </w:pPr>
+            <w:r/>
+            <w:r>
+              <w:rPr>
+                <w:rFonts w:ascii="Calibri" w:hAnsi="Calibri" w:eastAsia="微软雅黑"/>
+                <w:b/>
+                <w:i w:val="0"/>
+                <w:color w:val="1A1A1A"/>
+                <w:sz w:val="19"/>
+              </w:rPr>
+              <w:t>(a)</w:t>
+            </w:r>
+          </w:p>
+        </w:tc>
+        <w:tc>
+          <w:tcPr>
+            <w:tcW w:type="dxa" w:w="7710"/>
+          </w:tcPr>
+          <w:p>
+            <w:pPr>
+              <w:spacing w:before="40" w:after="40" w:line="324" w:lineRule="auto"/>
+            </w:pPr>
+            <w:r/>
+            <w:r>
+              <w:rPr>
+                <w:rFonts w:ascii="Calibri" w:hAnsi="Calibri" w:eastAsia="微软雅黑"/>
+                <w:b/>
+                <w:i w:val="0"/>
+                <w:color w:val="0070C0"/>
+                <w:sz w:val="19"/>
+              </w:rPr>
+              <w:t>This appendix specifies requirements for installation of an APR engine power control system that automatically advances power or thrust on the operating engine(s) in the event any engine fails during takeoff.</w:t>
+            </w:r>
+          </w:p>
+        </w:tc>
+        <w:tc>
+          <w:tcPr>
+            <w:tcW w:type="dxa" w:w="907"/>
+            <w:shd w:val="clear" w:color="auto" w:fill="E7F1FA"/>
+          </w:tcPr>
+          <w:p>
+            <w:pPr>
+              <w:spacing w:before="40" w:after="40" w:line="324" w:lineRule="auto"/>
+              <w:jc w:val="center"/>
+            </w:pPr>
+            <w:r/>
+            <w:r>
+              <w:rPr>
+                <w:rFonts w:ascii="Calibri" w:hAnsi="Calibri" w:eastAsia="微软雅黑"/>
+                <w:b/>
+                <w:i w:val="0"/>
+                <w:color w:val="0070C0"/>
+                <w:sz w:val="18"/>
+              </w:rPr>
+              <w:t>新增</w:t>
+            </w:r>
+          </w:p>
+        </w:tc>
+      </w:tr>
+      <w:tr>
+        <w:tc>
+          <w:tcPr>
+            <w:tcW w:type="dxa" w:w="907"/>
+            <w:shd w:val="clear" w:color="auto" w:fill="F2F2F2"/>
+          </w:tcPr>
+          <w:p>
+            <w:pPr>
+              <w:spacing w:before="40" w:after="40" w:line="324" w:lineRule="auto"/>
+            </w:pPr>
+            <w:r/>
+            <w:r>
+              <w:rPr>
+                <w:rFonts w:ascii="Calibri" w:hAnsi="Calibri" w:eastAsia="微软雅黑"/>
+                <w:b/>
+                <w:i w:val="0"/>
+                <w:color w:val="1A1A1A"/>
+                <w:sz w:val="19"/>
+              </w:rPr>
+              <w:t>(b)</w:t>
+            </w:r>
+          </w:p>
+        </w:tc>
+        <w:tc>
+          <w:tcPr>
+            <w:tcW w:type="dxa" w:w="7710"/>
+          </w:tcPr>
+          <w:p>
+            <w:pPr>
+              <w:spacing w:before="40" w:after="40" w:line="324" w:lineRule="auto"/>
+            </w:pPr>
+            <w:r/>
+            <w:r>
+              <w:rPr>
+                <w:rFonts w:ascii="Calibri" w:hAnsi="Calibri" w:eastAsia="微软雅黑"/>
+                <w:b/>
+                <w:i w:val="0"/>
+                <w:color w:val="0070C0"/>
+                <w:sz w:val="19"/>
+              </w:rPr>
+              <w:t>With the APR system and associated systems functioning normally, all applicable requirements (except as provided in this appendix) must be met without requiring any action by the crew to increase power or thrust.</w:t>
+            </w:r>
+          </w:p>
+        </w:tc>
+        <w:tc>
+          <w:tcPr>
+            <w:tcW w:type="dxa" w:w="907"/>
+            <w:shd w:val="clear" w:color="auto" w:fill="E7F1FA"/>
+          </w:tcPr>
+          <w:p>
+            <w:pPr>
+              <w:spacing w:before="40" w:after="40" w:line="324" w:lineRule="auto"/>
+              <w:jc w:val="center"/>
+            </w:pPr>
+            <w:r/>
+            <w:r>
+              <w:rPr>
+                <w:rFonts w:ascii="Calibri" w:hAnsi="Calibri" w:eastAsia="微软雅黑"/>
+                <w:b/>
+                <w:i w:val="0"/>
+                <w:color w:val="0070C0"/>
+                <w:sz w:val="18"/>
+              </w:rPr>
+              <w:t>新增</w:t>
+            </w:r>
+          </w:p>
+        </w:tc>
+      </w:tr>
+    </w:tbl>
+    <w:p/>
     <w:p>
       <w:pPr>
         <w:pStyle w:val="Heading3"/>
@@ -2370,24 +2664,173 @@
           <w:color w:val="404040"/>
           <w:sz w:val="24"/>
         </w:rPr>
-        <w:t>3.1　段落结构演变矩阵（横向对照 1 个版本）</w:t>
+        <w:t>3.2　段落结构演变矩阵（横向对照 1 个版本）</w:t>
       </w:r>
     </w:p>
-    <w:p>
-      <w:pPr>
-        <w:spacing w:before="60" w:after="60" w:line="324" w:lineRule="auto"/>
-      </w:pPr>
-      <w:r>
-        <w:rPr>
-          <w:rFonts w:ascii="Calibri" w:hAnsi="Calibri" w:eastAsia="微软雅黑"/>
-          <w:b w:val="0"/>
-          <w:i w:val="0"/>
-          <w:color w:val="1A1A1A"/>
-          <w:sz w:val="19"/>
-        </w:rPr>
-        <w:t>（无可用全文，矩阵略。）</w:t>
-      </w:r>
-    </w:p>
+    <w:tbl>
+      <w:tblPr>
+        <w:tblStyle w:val="TableGrid"/>
+        <w:tblW w:type="auto" w:w="0"/>
+        <w:jc w:val="center"/>
+        <w:tblLayout w:type="fixed"/>
+        <w:tblLook w:firstColumn="1" w:firstRow="1" w:lastColumn="0" w:lastRow="0" w:noHBand="0" w:noVBand="1" w:val="04A0"/>
+        <w:tblCellMar>
+          <w:top w:w="60" w:type="dxa"/>
+          <w:left w:w="90" w:type="dxa"/>
+          <w:bottom w:w="60" w:type="dxa"/>
+          <w:right w:w="90" w:type="dxa"/>
+        </w:tblCellMar>
+      </w:tblPr>
+      <w:tblGrid>
+        <w:gridCol w:w="4819"/>
+        <w:gridCol w:w="4819"/>
+      </w:tblGrid>
+      <w:tr>
+        <w:trPr>
+          <w:tblHeader w:val="true"/>
+        </w:trPr>
+        <w:tc>
+          <w:tcPr>
+            <w:tcW w:type="dxa" w:w="794"/>
+            <w:shd w:val="clear" w:color="auto" w:fill="1F4E79"/>
+          </w:tcPr>
+          <w:p>
+            <w:pPr>
+              <w:spacing w:before="40" w:after="40" w:line="324" w:lineRule="auto"/>
+              <w:jc w:val="center"/>
+            </w:pPr>
+            <w:r/>
+            <w:r>
+              <w:rPr>
+                <w:rFonts w:ascii="Calibri" w:hAnsi="Calibri" w:eastAsia="微软雅黑"/>
+                <w:b/>
+                <w:i w:val="0"/>
+                <w:color w:val="FFFFFF"/>
+                <w:sz w:val="16"/>
+              </w:rPr>
+              <w:t>段落</w:t>
+            </w:r>
+          </w:p>
+        </w:tc>
+        <w:tc>
+          <w:tcPr>
+            <w:tcW w:type="dxa" w:w="7824"/>
+            <w:shd w:val="clear" w:color="auto" w:fill="1F4E79"/>
+          </w:tcPr>
+          <w:p>
+            <w:pPr>
+              <w:spacing w:before="40" w:after="40" w:line="324" w:lineRule="auto"/>
+              <w:jc w:val="center"/>
+            </w:pPr>
+            <w:r/>
+            <w:r>
+              <w:rPr>
+                <w:rFonts w:ascii="Calibri" w:hAnsi="Calibri" w:eastAsia="微软雅黑"/>
+                <w:b/>
+                <w:i w:val="0"/>
+                <w:color w:val="FFFFFF"/>
+                <w:sz w:val="16"/>
+              </w:rPr>
+              <w:t>Amdt 23-43</w:t>
+              <w:br/>
+              <w:t>(1993-05-10)</w:t>
+            </w:r>
+          </w:p>
+        </w:tc>
+      </w:tr>
+      <w:tr>
+        <w:tc>
+          <w:tcPr>
+            <w:tcW w:type="dxa" w:w="794"/>
+          </w:tcPr>
+          <w:p>
+            <w:pPr>
+              <w:spacing w:before="40" w:after="40" w:line="324" w:lineRule="auto"/>
+              <w:jc w:val="center"/>
+            </w:pPr>
+            <w:r/>
+            <w:r>
+              <w:rPr>
+                <w:rFonts w:ascii="Calibri" w:hAnsi="Calibri" w:eastAsia="微软雅黑"/>
+                <w:b w:val="0"/>
+                <w:i w:val="0"/>
+                <w:color w:val="1A1A1A"/>
+                <w:sz w:val="16"/>
+              </w:rPr>
+              <w:t>(a)</w:t>
+            </w:r>
+          </w:p>
+        </w:tc>
+        <w:tc>
+          <w:tcPr>
+            <w:tcW w:type="dxa" w:w="7824"/>
+          </w:tcPr>
+          <w:p>
+            <w:pPr>
+              <w:spacing w:before="40" w:after="40" w:line="324" w:lineRule="auto"/>
+            </w:pPr>
+            <w:r/>
+            <w:r>
+              <w:rPr>
+                <w:rFonts w:ascii="Calibri" w:hAnsi="Calibri" w:eastAsia="微软雅黑"/>
+                <w:b w:val="0"/>
+                <w:i w:val="0"/>
+                <w:color w:val="1A1A1A"/>
+                <w:sz w:val="16"/>
+              </w:rPr>
+              <w:t>● 新增</w:t>
+            </w:r>
+          </w:p>
+        </w:tc>
+      </w:tr>
+      <w:tr>
+        <w:tc>
+          <w:tcPr>
+            <w:tcW w:type="dxa" w:w="794"/>
+            <w:shd w:val="clear" w:color="auto" w:fill="F7F9FC"/>
+          </w:tcPr>
+          <w:p>
+            <w:pPr>
+              <w:spacing w:before="40" w:after="40" w:line="324" w:lineRule="auto"/>
+              <w:jc w:val="center"/>
+            </w:pPr>
+            <w:r/>
+            <w:r>
+              <w:rPr>
+                <w:rFonts w:ascii="Calibri" w:hAnsi="Calibri" w:eastAsia="微软雅黑"/>
+                <w:b w:val="0"/>
+                <w:i w:val="0"/>
+                <w:color w:val="1A1A1A"/>
+                <w:sz w:val="16"/>
+              </w:rPr>
+              <w:t>(b)</w:t>
+            </w:r>
+          </w:p>
+        </w:tc>
+        <w:tc>
+          <w:tcPr>
+            <w:tcW w:type="dxa" w:w="7824"/>
+            <w:shd w:val="clear" w:color="auto" w:fill="F7F9FC"/>
+          </w:tcPr>
+          <w:p>
+            <w:pPr>
+              <w:spacing w:before="40" w:after="40" w:line="324" w:lineRule="auto"/>
+            </w:pPr>
+            <w:r/>
+            <w:r>
+              <w:rPr>
+                <w:rFonts w:ascii="Calibri" w:hAnsi="Calibri" w:eastAsia="微软雅黑"/>
+                <w:b w:val="0"/>
+                <w:i w:val="0"/>
+                <w:color w:val="1A1A1A"/>
+                <w:sz w:val="16"/>
+              </w:rPr>
+              <w:t>● 新增</w:t>
+            </w:r>
+          </w:p>
+        </w:tc>
+      </w:tr>
+    </w:tbl>
     <w:p>
       <w:pPr>
         <w:pStyle w:val="Heading2"/>
@@ -2417,9 +2860,168 @@
           <w:color w:val="1A1A1A"/>
           <w:sz w:val="20"/>
         </w:rPr>
-        <w:t>本条各版本的修订动因未在 NPRM/Final Rule 前言中展开说明，多为随主修订案一并调整的编辑性或交叉引用性修改。</w:t>
+        <w:t>下表按「驱动力」归纳本条各次修订的成因（依据各版 NPRM/Final Rule 原文关键词自动归纳）。</w:t>
       </w:r>
     </w:p>
+    <w:tbl>
+      <w:tblPr>
+        <w:tblStyle w:val="TableGrid"/>
+        <w:tblW w:type="auto" w:w="0"/>
+        <w:jc w:val="center"/>
+        <w:tblLayout w:type="fixed"/>
+        <w:tblLook w:firstColumn="1" w:firstRow="1" w:lastColumn="0" w:lastRow="0" w:noHBand="0" w:noVBand="1" w:val="04A0"/>
+        <w:tblCellMar>
+          <w:top w:w="60" w:type="dxa"/>
+          <w:left w:w="90" w:type="dxa"/>
+          <w:bottom w:w="60" w:type="dxa"/>
+          <w:right w:w="90" w:type="dxa"/>
+        </w:tblCellMar>
+      </w:tblPr>
+      <w:tblGrid>
+        <w:gridCol w:w="3213"/>
+        <w:gridCol w:w="3213"/>
+        <w:gridCol w:w="3213"/>
+      </w:tblGrid>
+      <w:tr>
+        <w:trPr>
+          <w:tblHeader w:val="true"/>
+        </w:trPr>
+        <w:tc>
+          <w:tcPr>
+            <w:tcW w:type="dxa" w:w="1701"/>
+            <w:shd w:val="clear" w:color="auto" w:fill="1F4E79"/>
+          </w:tcPr>
+          <w:p>
+            <w:pPr>
+              <w:spacing w:before="40" w:after="40" w:line="324" w:lineRule="auto"/>
+              <w:jc w:val="center"/>
+            </w:pPr>
+            <w:r/>
+            <w:r>
+              <w:rPr>
+                <w:rFonts w:ascii="Calibri" w:hAnsi="Calibri" w:eastAsia="微软雅黑"/>
+                <w:b/>
+                <w:i w:val="0"/>
+                <w:color w:val="FFFFFF"/>
+                <w:sz w:val="17"/>
+              </w:rPr>
+              <w:t>驱动力</w:t>
+            </w:r>
+          </w:p>
+        </w:tc>
+        <w:tc>
+          <w:tcPr>
+            <w:tcW w:type="dxa" w:w="5896"/>
+            <w:shd w:val="clear" w:color="auto" w:fill="1F4E79"/>
+          </w:tcPr>
+          <w:p>
+            <w:pPr>
+              <w:spacing w:before="40" w:after="40" w:line="324" w:lineRule="auto"/>
+              <w:jc w:val="center"/>
+            </w:pPr>
+            <w:r/>
+            <w:r>
+              <w:rPr>
+                <w:rFonts w:ascii="Calibri" w:hAnsi="Calibri" w:eastAsia="微软雅黑"/>
+                <w:b/>
+                <w:i w:val="0"/>
+                <w:color w:val="FFFFFF"/>
+                <w:sz w:val="17"/>
+              </w:rPr>
+              <w:t>在本条上的体现（原文摘录）</w:t>
+            </w:r>
+          </w:p>
+        </w:tc>
+        <w:tc>
+          <w:tcPr>
+            <w:tcW w:type="dxa" w:w="1928"/>
+            <w:shd w:val="clear" w:color="auto" w:fill="1F4E79"/>
+          </w:tcPr>
+          <w:p>
+            <w:pPr>
+              <w:spacing w:before="40" w:after="40" w:line="324" w:lineRule="auto"/>
+              <w:jc w:val="center"/>
+            </w:pPr>
+            <w:r/>
+            <w:r>
+              <w:rPr>
+                <w:rFonts w:ascii="Calibri" w:hAnsi="Calibri" w:eastAsia="微软雅黑"/>
+                <w:b/>
+                <w:i w:val="0"/>
+                <w:color w:val="FFFFFF"/>
+                <w:sz w:val="17"/>
+              </w:rPr>
+              <w:t>对应版本</w:t>
+            </w:r>
+          </w:p>
+        </w:tc>
+      </w:tr>
+      <w:tr>
+        <w:tc>
+          <w:tcPr>
+            <w:tcW w:type="dxa" w:w="1701"/>
+          </w:tcPr>
+          <w:p>
+            <w:pPr>
+              <w:spacing w:before="40" w:after="40" w:line="324" w:lineRule="auto"/>
+            </w:pPr>
+            <w:r/>
+            <w:r>
+              <w:rPr>
+                <w:rFonts w:ascii="Calibri" w:hAnsi="Calibri" w:eastAsia="微软雅黑"/>
+                <w:b w:val="0"/>
+                <w:i w:val="0"/>
+                <w:color w:val="1A1A1A"/>
+                <w:sz w:val="17"/>
+              </w:rPr>
+              <w:t>国际协调</w:t>
+            </w:r>
+          </w:p>
+        </w:tc>
+        <w:tc>
+          <w:tcPr>
+            <w:tcW w:type="dxa" w:w="5896"/>
+          </w:tcPr>
+          <w:p>
+            <w:pPr>
+              <w:spacing w:before="40" w:after="40" w:line="324" w:lineRule="auto"/>
+            </w:pPr>
+            <w:r/>
+            <w:r>
+              <w:rPr>
+                <w:rFonts w:ascii="Calibri" w:hAnsi="Calibri" w:eastAsia="微软雅黑"/>
+                <w:b w:val="0"/>
+                <w:i w:val="0"/>
+                <w:color w:val="1A1A1A"/>
+                <w:sz w:val="17"/>
+              </w:rPr>
+              <w:t>nd (c) That shown to be free of hazardous engine response characteristics when power is advanced from the selected takeoff power level to the maximum approved takeoff power. H23.5, Powerplant controls -- general. (a) In…</w:t>
+            </w:r>
+          </w:p>
+        </w:tc>
+        <w:tc>
+          <w:tcPr>
+            <w:tcW w:type="dxa" w:w="1928"/>
+          </w:tcPr>
+          <w:p>
+            <w:pPr>
+              <w:spacing w:before="40" w:after="40" w:line="324" w:lineRule="auto"/>
+            </w:pPr>
+            <w:r/>
+            <w:r>
+              <w:rPr>
+                <w:rFonts w:ascii="Calibri" w:hAnsi="Calibri" w:eastAsia="微软雅黑"/>
+                <w:b w:val="0"/>
+                <w:i w:val="0"/>
+                <w:color w:val="1A1A1A"/>
+                <w:sz w:val="17"/>
+              </w:rPr>
+              <w:t>初始版</w:t>
+            </w:r>
+          </w:p>
+        </w:tc>
+      </w:tr>
+    </w:tbl>
     <w:tbl>
       <w:tblPr>
         <w:tblStyle w:val="TableGrid"/>
@@ -2484,7 +3086,7 @@
                 <w:color w:val="1A1A1A"/>
                 <w:sz w:val="19"/>
               </w:rPr>
-              <w:t xml:space="preserve">　其中 0 个版本在本地文献中检索到明确修订指令原文；0 个版本检索到重印全文。</w:t>
+              <w:t xml:space="preserve">　其中 1 个版本在本地文献中检索到明确修订指令原文；1 个版本检索到重印全文。</w:t>
             </w:r>
           </w:p>
           <w:p>
@@ -3938,7 +4540,7 @@
                 <w:color w:val="1A1A1A"/>
                 <w:sz w:val="17"/>
               </w:rPr>
-              <w:t>初始颁行，确立本条条文</w:t>
+              <w:t>新增内容：(c)</w:t>
             </w:r>
           </w:p>
         </w:tc>
@@ -3973,7 +4575,7 @@
           <w:color w:val="1F4E79"/>
           <w:sz w:val="21"/>
         </w:rPr>
-        <w:t>1993 初版　初始颁行，确立本条条文</w:t>
+        <w:t>1993 初版　新增内容：(c)</w:t>
       </w:r>
     </w:p>
     <w:p>
@@ -4064,7 +4666,7 @@
           <w:color w:val="1F4E79"/>
           <w:sz w:val="21"/>
         </w:rPr>
-        <w:t>▪ 本版对条文的处置：</w:t>
+        <w:t>▪ 修订指令（中文译文）：</w:t>
       </w:r>
       <w:r>
         <w:rPr>
@@ -4074,7 +4676,7 @@
           <w:color w:val="1A1A1A"/>
           <w:sz w:val="21"/>
         </w:rPr>
-        <w:t>初始颁行，确立本条条文</w:t>
+        <w:t>78. 第 23 部通过增加一个新的附录 H 修订如下：</w:t>
       </w:r>
     </w:p>
     <w:p>
@@ -4227,6 +4829,38 @@
     </w:p>
     <w:p>
       <w:pPr>
+        <w:spacing w:before="80" w:after="20" w:line="324" w:lineRule="auto"/>
+        <w:ind w:left="340"/>
+      </w:pPr>
+      <w:r>
+        <w:rPr>
+          <w:rFonts w:ascii="Calibri" w:hAnsi="Calibri" w:eastAsia="微软雅黑"/>
+          <w:b/>
+          <w:i w:val="0"/>
+          <w:color w:val="808080"/>
+          <w:sz w:val="18"/>
+        </w:rPr>
+        <w:t>修订指令英文原文（供核对）：</w:t>
+      </w:r>
+    </w:p>
+    <w:p>
+      <w:pPr>
+        <w:spacing w:before="60" w:after="60" w:line="324" w:lineRule="auto"/>
+        <w:ind w:left="567"/>
+      </w:pPr>
+      <w:r>
+        <w:rPr>
+          <w:rFonts w:ascii="Calibri" w:hAnsi="Calibri" w:eastAsia="微软雅黑"/>
+          <w:b w:val="0"/>
+          <w:i w:val="0"/>
+          <w:color w:val="606060"/>
+          <w:sz w:val="17"/>
+        </w:rPr>
+        <w:t>78. Part 23 is amended by adding a new appendix H to read as follows:</w:t>
+      </w:r>
+    </w:p>
+    <w:p>
+      <w:pPr>
         <w:pStyle w:val="Heading2"/>
         <w:keepNext/>
         <w:spacing w:before="240" w:after="120"/>
@@ -4345,19 +4979,349 @@
     </w:p>
     <w:p>
       <w:pPr>
+        <w:pStyle w:val="Heading3"/>
+        <w:keepNext/>
+        <w:spacing w:before="200" w:after="100"/>
+      </w:pPr>
+      <w:r>
+        <w:rPr>
+          <w:rFonts w:ascii="Calibri" w:hAnsi="Calibri" w:eastAsia="微软雅黑"/>
+          <w:b/>
+          <w:i w:val="0"/>
+          <w:color w:val="404040"/>
+          <w:sz w:val="24"/>
+        </w:rPr>
+        <w:t>3.1　版本1：初始版（1993-05-10 生效）　来源：Docket 26344，1993-03-29 签发，58 FR 18958</w:t>
+      </w:r>
+    </w:p>
+    <w:p>
+      <w:pPr>
         <w:spacing w:before="60" w:after="60" w:line="324" w:lineRule="auto"/>
+        <w:ind w:left="170"/>
       </w:pPr>
       <w:r>
         <w:rPr>
           <w:rFonts w:ascii="Calibri" w:hAnsi="Calibri" w:eastAsia="微软雅黑"/>
           <w:b w:val="0"/>
-          <w:i w:val="0"/>
-          <w:color w:val="1A1A1A"/>
+          <w:i/>
+          <w:color w:val="808080"/>
           <w:sz w:val="19"/>
         </w:rPr>
-        <w:t>（本地文献中未检索到本条各版本的重印全文，请参照 1.2 沿革总表与各版修订指令。）</w:t>
+        <w:t>1965 年重编版，源自 CAR Part 3 相应条款。</w:t>
       </w:r>
     </w:p>
+    <w:p>
+      <w:pPr>
+        <w:spacing w:before="200" w:after="60" w:line="324" w:lineRule="auto"/>
+      </w:pPr>
+      <w:r>
+        <w:rPr>
+          <w:rFonts w:ascii="Calibri" w:hAnsi="Calibri" w:eastAsia="微软雅黑"/>
+          <w:b/>
+          <w:i w:val="0"/>
+          <w:color w:val="1F4E79"/>
+          <w:sz w:val="22"/>
+        </w:rPr>
+      </w:r>
+    </w:p>
+    <w:tbl>
+      <w:tblPr>
+        <w:tblStyle w:val="TableGrid"/>
+        <w:tblW w:type="auto" w:w="0"/>
+        <w:tblLayout w:type="fixed"/>
+        <w:tblLook w:firstColumn="1" w:firstRow="1" w:lastColumn="0" w:lastRow="0" w:noHBand="0" w:noVBand="1" w:val="04A0"/>
+        <w:tblCellMar>
+          <w:top w:w="60" w:type="dxa"/>
+          <w:left w:w="90" w:type="dxa"/>
+          <w:bottom w:w="60" w:type="dxa"/>
+          <w:right w:w="90" w:type="dxa"/>
+        </w:tblCellMar>
+      </w:tblPr>
+      <w:tblGrid>
+        <w:gridCol w:w="3213"/>
+        <w:gridCol w:w="3213"/>
+        <w:gridCol w:w="3213"/>
+      </w:tblGrid>
+      <w:tr>
+        <w:trPr>
+          <w:tblHeader w:val="true"/>
+        </w:trPr>
+        <w:tc>
+          <w:tcPr>
+            <w:tcW w:type="dxa" w:w="907"/>
+            <w:shd w:val="clear" w:color="auto" w:fill="1F4E79"/>
+          </w:tcPr>
+          <w:p>
+            <w:pPr>
+              <w:spacing w:before="40" w:after="40" w:line="324" w:lineRule="auto"/>
+              <w:jc w:val="center"/>
+            </w:pPr>
+            <w:r/>
+            <w:r>
+              <w:rPr>
+                <w:rFonts w:ascii="Calibri" w:hAnsi="Calibri" w:eastAsia="微软雅黑"/>
+                <w:b/>
+                <w:i w:val="0"/>
+                <w:color w:val="FFFFFF"/>
+                <w:sz w:val="19"/>
+              </w:rPr>
+              <w:t>段落</w:t>
+            </w:r>
+          </w:p>
+        </w:tc>
+        <w:tc>
+          <w:tcPr>
+            <w:tcW w:type="dxa" w:w="7710"/>
+            <w:shd w:val="clear" w:color="auto" w:fill="1F4E79"/>
+          </w:tcPr>
+          <w:p>
+            <w:pPr>
+              <w:spacing w:before="40" w:after="40" w:line="324" w:lineRule="auto"/>
+              <w:jc w:val="center"/>
+            </w:pPr>
+            <w:r/>
+            <w:r>
+              <w:rPr>
+                <w:rFonts w:ascii="Calibri" w:hAnsi="Calibri" w:eastAsia="微软雅黑"/>
+                <w:b/>
+                <w:i w:val="0"/>
+                <w:color w:val="FFFFFF"/>
+                <w:sz w:val="19"/>
+              </w:rPr>
+              <w:t>条文内容（英文原文）</w:t>
+            </w:r>
+          </w:p>
+        </w:tc>
+        <w:tc>
+          <w:tcPr>
+            <w:tcW w:type="dxa" w:w="907"/>
+            <w:shd w:val="clear" w:color="auto" w:fill="1F4E79"/>
+          </w:tcPr>
+          <w:p>
+            <w:pPr>
+              <w:spacing w:before="40" w:after="40" w:line="324" w:lineRule="auto"/>
+              <w:jc w:val="center"/>
+            </w:pPr>
+            <w:r/>
+            <w:r>
+              <w:rPr>
+                <w:rFonts w:ascii="Calibri" w:hAnsi="Calibri" w:eastAsia="微软雅黑"/>
+                <w:b/>
+                <w:i w:val="0"/>
+                <w:color w:val="FFFFFF"/>
+                <w:sz w:val="19"/>
+              </w:rPr>
+              <w:t>状态</w:t>
+            </w:r>
+          </w:p>
+        </w:tc>
+      </w:tr>
+      <w:tr>
+        <w:tc>
+          <w:tcPr>
+            <w:tcW w:type="dxa" w:w="907"/>
+            <w:shd w:val="clear" w:color="auto" w:fill="F2F2F2"/>
+          </w:tcPr>
+          <w:p>
+            <w:pPr>
+              <w:spacing w:before="40" w:after="40" w:line="324" w:lineRule="auto"/>
+            </w:pPr>
+            <w:r/>
+            <w:r>
+              <w:rPr>
+                <w:rFonts w:ascii="Calibri" w:hAnsi="Calibri" w:eastAsia="微软雅黑"/>
+                <w:b/>
+                <w:i w:val="0"/>
+                <w:color w:val="1A1A1A"/>
+                <w:sz w:val="19"/>
+              </w:rPr>
+              <w:t>(a)</w:t>
+            </w:r>
+          </w:p>
+        </w:tc>
+        <w:tc>
+          <w:tcPr>
+            <w:tcW w:type="dxa" w:w="7710"/>
+          </w:tcPr>
+          <w:p>
+            <w:pPr>
+              <w:spacing w:before="40" w:after="40" w:line="324" w:lineRule="auto"/>
+            </w:pPr>
+            <w:r/>
+            <w:r>
+              <w:rPr>
+                <w:rFonts w:ascii="Calibri" w:hAnsi="Calibri" w:eastAsia="微软雅黑"/>
+                <w:b/>
+                <w:i w:val="0"/>
+                <w:color w:val="0070C0"/>
+                <w:sz w:val="19"/>
+              </w:rPr>
+              <w:t>Automatic power reverse system means the entire automatic system used only during takeoff, including all devices both mechanical and electrical that sense engine failure, transmit signals, actuate fuel controls or power levers on operating engines, including power sources, to achieve the scheduled power increase and furnish cockpit information on system operation.</w:t>
+            </w:r>
+          </w:p>
+        </w:tc>
+        <w:tc>
+          <w:tcPr>
+            <w:tcW w:type="dxa" w:w="907"/>
+            <w:shd w:val="clear" w:color="auto" w:fill="E7F1FA"/>
+          </w:tcPr>
+          <w:p>
+            <w:pPr>
+              <w:spacing w:before="40" w:after="40" w:line="324" w:lineRule="auto"/>
+              <w:jc w:val="center"/>
+            </w:pPr>
+            <w:r/>
+            <w:r>
+              <w:rPr>
+                <w:rFonts w:ascii="Calibri" w:hAnsi="Calibri" w:eastAsia="微软雅黑"/>
+                <w:b/>
+                <w:i w:val="0"/>
+                <w:color w:val="0070C0"/>
+                <w:sz w:val="18"/>
+              </w:rPr>
+              <w:t>新增</w:t>
+            </w:r>
+          </w:p>
+        </w:tc>
+      </w:tr>
+      <w:tr>
+        <w:tc>
+          <w:tcPr>
+            <w:tcW w:type="dxa" w:w="907"/>
+            <w:shd w:val="clear" w:color="auto" w:fill="F2F2F2"/>
+          </w:tcPr>
+          <w:p>
+            <w:pPr>
+              <w:spacing w:before="40" w:after="40" w:line="324" w:lineRule="auto"/>
+            </w:pPr>
+            <w:r/>
+            <w:r>
+              <w:rPr>
+                <w:rFonts w:ascii="Calibri" w:hAnsi="Calibri" w:eastAsia="微软雅黑"/>
+                <w:b/>
+                <w:i w:val="0"/>
+                <w:color w:val="1A1A1A"/>
+                <w:sz w:val="19"/>
+              </w:rPr>
+              <w:t>(b)</w:t>
+            </w:r>
+          </w:p>
+        </w:tc>
+        <w:tc>
+          <w:tcPr>
+            <w:tcW w:type="dxa" w:w="7710"/>
+          </w:tcPr>
+          <w:p>
+            <w:pPr>
+              <w:spacing w:before="40" w:after="40" w:line="324" w:lineRule="auto"/>
+            </w:pPr>
+            <w:r/>
+            <w:r>
+              <w:rPr>
+                <w:rFonts w:ascii="Calibri" w:hAnsi="Calibri" w:eastAsia="微软雅黑"/>
+                <w:b/>
+                <w:i w:val="0"/>
+                <w:color w:val="0070C0"/>
+                <w:sz w:val="19"/>
+              </w:rPr>
+              <w:t>Selected takeoff power, notwithstanding the definition of "Takeoff Power" in part 1 of the Federal Aviation Regulations, means the power obtained from each initial power setting approved for takeoff.</w:t>
+            </w:r>
+          </w:p>
+        </w:tc>
+        <w:tc>
+          <w:tcPr>
+            <w:tcW w:type="dxa" w:w="907"/>
+            <w:shd w:val="clear" w:color="auto" w:fill="E7F1FA"/>
+          </w:tcPr>
+          <w:p>
+            <w:pPr>
+              <w:spacing w:before="40" w:after="40" w:line="324" w:lineRule="auto"/>
+              <w:jc w:val="center"/>
+            </w:pPr>
+            <w:r/>
+            <w:r>
+              <w:rPr>
+                <w:rFonts w:ascii="Calibri" w:hAnsi="Calibri" w:eastAsia="微软雅黑"/>
+                <w:b/>
+                <w:i w:val="0"/>
+                <w:color w:val="0070C0"/>
+                <w:sz w:val="18"/>
+              </w:rPr>
+              <w:t>新增</w:t>
+            </w:r>
+          </w:p>
+        </w:tc>
+      </w:tr>
+      <w:tr>
+        <w:tc>
+          <w:tcPr>
+            <w:tcW w:type="dxa" w:w="907"/>
+            <w:shd w:val="clear" w:color="auto" w:fill="F2F2F2"/>
+          </w:tcPr>
+          <w:p>
+            <w:pPr>
+              <w:spacing w:before="40" w:after="40" w:line="324" w:lineRule="auto"/>
+            </w:pPr>
+            <w:r/>
+            <w:r>
+              <w:rPr>
+                <w:rFonts w:ascii="Calibri" w:hAnsi="Calibri" w:eastAsia="微软雅黑"/>
+                <w:b/>
+                <w:i w:val="0"/>
+                <w:color w:val="1A1A1A"/>
+                <w:sz w:val="19"/>
+              </w:rPr>
+              <w:t>(c)</w:t>
+            </w:r>
+          </w:p>
+        </w:tc>
+        <w:tc>
+          <w:tcPr>
+            <w:tcW w:type="dxa" w:w="7710"/>
+          </w:tcPr>
+          <w:p>
+            <w:pPr>
+              <w:spacing w:before="40" w:after="40" w:line="324" w:lineRule="auto"/>
+            </w:pPr>
+            <w:r/>
+            <w:r>
+              <w:rPr>
+                <w:rFonts w:ascii="Calibri" w:hAnsi="Calibri" w:eastAsia="微软雅黑"/>
+                <w:b/>
+                <w:i w:val="0"/>
+                <w:color w:val="0070C0"/>
+                <w:sz w:val="19"/>
+              </w:rPr>
+              <w:t>Critical Time Interval, as illustrated in figure H1, means that period starting at V1 minus one second and ending at the intersection of the engine and APR failure flight path line with the minimum performance all engine flight path line. The engine and APR failure flight path line intersects the one-engine-inoperative flight path line at 400 feet above the takeoff surface. The engine and APR failure flight path is based on the airplane's performance and must have a positive gradient of at least 0.5 percent at 400 feet above the takeoff surface. Figure H1 - Critical Time Interval Illustration</w:t>
+            </w:r>
+          </w:p>
+        </w:tc>
+        <w:tc>
+          <w:tcPr>
+            <w:tcW w:type="dxa" w:w="907"/>
+            <w:shd w:val="clear" w:color="auto" w:fill="E7F1FA"/>
+          </w:tcPr>
+          <w:p>
+            <w:pPr>
+              <w:spacing w:before="40" w:after="40" w:line="324" w:lineRule="auto"/>
+              <w:jc w:val="center"/>
+            </w:pPr>
+            <w:r/>
+            <w:r>
+              <w:rPr>
+                <w:rFonts w:ascii="Calibri" w:hAnsi="Calibri" w:eastAsia="微软雅黑"/>
+                <w:b/>
+                <w:i w:val="0"/>
+                <w:color w:val="0070C0"/>
+                <w:sz w:val="18"/>
+              </w:rPr>
+              <w:t>新增</w:t>
+            </w:r>
+          </w:p>
+        </w:tc>
+      </w:tr>
+    </w:tbl>
+    <w:p/>
     <w:p>
       <w:pPr>
         <w:pStyle w:val="Heading3"/>
@@ -4372,24 +5336,218 @@
           <w:color w:val="404040"/>
           <w:sz w:val="24"/>
         </w:rPr>
-        <w:t>3.1　段落结构演变矩阵（横向对照 1 个版本）</w:t>
+        <w:t>3.2　段落结构演变矩阵（横向对照 1 个版本）</w:t>
       </w:r>
     </w:p>
-    <w:p>
-      <w:pPr>
-        <w:spacing w:before="60" w:after="60" w:line="324" w:lineRule="auto"/>
-      </w:pPr>
-      <w:r>
-        <w:rPr>
-          <w:rFonts w:ascii="Calibri" w:hAnsi="Calibri" w:eastAsia="微软雅黑"/>
-          <w:b w:val="0"/>
-          <w:i w:val="0"/>
-          <w:color w:val="1A1A1A"/>
-          <w:sz w:val="19"/>
-        </w:rPr>
-        <w:t>（无可用全文，矩阵略。）</w:t>
-      </w:r>
-    </w:p>
+    <w:tbl>
+      <w:tblPr>
+        <w:tblStyle w:val="TableGrid"/>
+        <w:tblW w:type="auto" w:w="0"/>
+        <w:jc w:val="center"/>
+        <w:tblLayout w:type="fixed"/>
+        <w:tblLook w:firstColumn="1" w:firstRow="1" w:lastColumn="0" w:lastRow="0" w:noHBand="0" w:noVBand="1" w:val="04A0"/>
+        <w:tblCellMar>
+          <w:top w:w="60" w:type="dxa"/>
+          <w:left w:w="90" w:type="dxa"/>
+          <w:bottom w:w="60" w:type="dxa"/>
+          <w:right w:w="90" w:type="dxa"/>
+        </w:tblCellMar>
+      </w:tblPr>
+      <w:tblGrid>
+        <w:gridCol w:w="4819"/>
+        <w:gridCol w:w="4819"/>
+      </w:tblGrid>
+      <w:tr>
+        <w:trPr>
+          <w:tblHeader w:val="true"/>
+        </w:trPr>
+        <w:tc>
+          <w:tcPr>
+            <w:tcW w:type="dxa" w:w="794"/>
+            <w:shd w:val="clear" w:color="auto" w:fill="1F4E79"/>
+          </w:tcPr>
+          <w:p>
+            <w:pPr>
+              <w:spacing w:before="40" w:after="40" w:line="324" w:lineRule="auto"/>
+              <w:jc w:val="center"/>
+            </w:pPr>
+            <w:r/>
+            <w:r>
+              <w:rPr>
+                <w:rFonts w:ascii="Calibri" w:hAnsi="Calibri" w:eastAsia="微软雅黑"/>
+                <w:b/>
+                <w:i w:val="0"/>
+                <w:color w:val="FFFFFF"/>
+                <w:sz w:val="16"/>
+              </w:rPr>
+              <w:t>段落</w:t>
+            </w:r>
+          </w:p>
+        </w:tc>
+        <w:tc>
+          <w:tcPr>
+            <w:tcW w:type="dxa" w:w="7824"/>
+            <w:shd w:val="clear" w:color="auto" w:fill="1F4E79"/>
+          </w:tcPr>
+          <w:p>
+            <w:pPr>
+              <w:spacing w:before="40" w:after="40" w:line="324" w:lineRule="auto"/>
+              <w:jc w:val="center"/>
+            </w:pPr>
+            <w:r/>
+            <w:r>
+              <w:rPr>
+                <w:rFonts w:ascii="Calibri" w:hAnsi="Calibri" w:eastAsia="微软雅黑"/>
+                <w:b/>
+                <w:i w:val="0"/>
+                <w:color w:val="FFFFFF"/>
+                <w:sz w:val="16"/>
+              </w:rPr>
+              <w:t>Amdt 23-43</w:t>
+              <w:br/>
+              <w:t>(1993-05-10)</w:t>
+            </w:r>
+          </w:p>
+        </w:tc>
+      </w:tr>
+      <w:tr>
+        <w:tc>
+          <w:tcPr>
+            <w:tcW w:type="dxa" w:w="794"/>
+          </w:tcPr>
+          <w:p>
+            <w:pPr>
+              <w:spacing w:before="40" w:after="40" w:line="324" w:lineRule="auto"/>
+              <w:jc w:val="center"/>
+            </w:pPr>
+            <w:r/>
+            <w:r>
+              <w:rPr>
+                <w:rFonts w:ascii="Calibri" w:hAnsi="Calibri" w:eastAsia="微软雅黑"/>
+                <w:b w:val="0"/>
+                <w:i w:val="0"/>
+                <w:color w:val="1A1A1A"/>
+                <w:sz w:val="16"/>
+              </w:rPr>
+              <w:t>(a)</w:t>
+            </w:r>
+          </w:p>
+        </w:tc>
+        <w:tc>
+          <w:tcPr>
+            <w:tcW w:type="dxa" w:w="7824"/>
+          </w:tcPr>
+          <w:p>
+            <w:pPr>
+              <w:spacing w:before="40" w:after="40" w:line="324" w:lineRule="auto"/>
+            </w:pPr>
+            <w:r/>
+            <w:r>
+              <w:rPr>
+                <w:rFonts w:ascii="Calibri" w:hAnsi="Calibri" w:eastAsia="微软雅黑"/>
+                <w:b w:val="0"/>
+                <w:i w:val="0"/>
+                <w:color w:val="1A1A1A"/>
+                <w:sz w:val="16"/>
+              </w:rPr>
+              <w:t>● 新增</w:t>
+            </w:r>
+          </w:p>
+        </w:tc>
+      </w:tr>
+      <w:tr>
+        <w:tc>
+          <w:tcPr>
+            <w:tcW w:type="dxa" w:w="794"/>
+            <w:shd w:val="clear" w:color="auto" w:fill="F7F9FC"/>
+          </w:tcPr>
+          <w:p>
+            <w:pPr>
+              <w:spacing w:before="40" w:after="40" w:line="324" w:lineRule="auto"/>
+              <w:jc w:val="center"/>
+            </w:pPr>
+            <w:r/>
+            <w:r>
+              <w:rPr>
+                <w:rFonts w:ascii="Calibri" w:hAnsi="Calibri" w:eastAsia="微软雅黑"/>
+                <w:b w:val="0"/>
+                <w:i w:val="0"/>
+                <w:color w:val="1A1A1A"/>
+                <w:sz w:val="16"/>
+              </w:rPr>
+              <w:t>(b)</w:t>
+            </w:r>
+          </w:p>
+        </w:tc>
+        <w:tc>
+          <w:tcPr>
+            <w:tcW w:type="dxa" w:w="7824"/>
+            <w:shd w:val="clear" w:color="auto" w:fill="F7F9FC"/>
+          </w:tcPr>
+          <w:p>
+            <w:pPr>
+              <w:spacing w:before="40" w:after="40" w:line="324" w:lineRule="auto"/>
+            </w:pPr>
+            <w:r/>
+            <w:r>
+              <w:rPr>
+                <w:rFonts w:ascii="Calibri" w:hAnsi="Calibri" w:eastAsia="微软雅黑"/>
+                <w:b w:val="0"/>
+                <w:i w:val="0"/>
+                <w:color w:val="1A1A1A"/>
+                <w:sz w:val="16"/>
+              </w:rPr>
+              <w:t>● 新增</w:t>
+            </w:r>
+          </w:p>
+        </w:tc>
+      </w:tr>
+      <w:tr>
+        <w:tc>
+          <w:tcPr>
+            <w:tcW w:type="dxa" w:w="794"/>
+          </w:tcPr>
+          <w:p>
+            <w:pPr>
+              <w:spacing w:before="40" w:after="40" w:line="324" w:lineRule="auto"/>
+              <w:jc w:val="center"/>
+            </w:pPr>
+            <w:r/>
+            <w:r>
+              <w:rPr>
+                <w:rFonts w:ascii="Calibri" w:hAnsi="Calibri" w:eastAsia="微软雅黑"/>
+                <w:b w:val="0"/>
+                <w:i w:val="0"/>
+                <w:color w:val="1A1A1A"/>
+                <w:sz w:val="16"/>
+              </w:rPr>
+              <w:t>(c)</w:t>
+            </w:r>
+          </w:p>
+        </w:tc>
+        <w:tc>
+          <w:tcPr>
+            <w:tcW w:type="dxa" w:w="7824"/>
+          </w:tcPr>
+          <w:p>
+            <w:pPr>
+              <w:spacing w:before="40" w:after="40" w:line="324" w:lineRule="auto"/>
+            </w:pPr>
+            <w:r/>
+            <w:r>
+              <w:rPr>
+                <w:rFonts w:ascii="Calibri" w:hAnsi="Calibri" w:eastAsia="微软雅黑"/>
+                <w:b w:val="0"/>
+                <w:i w:val="0"/>
+                <w:color w:val="1A1A1A"/>
+                <w:sz w:val="16"/>
+              </w:rPr>
+              <w:t>● 新增</w:t>
+            </w:r>
+          </w:p>
+        </w:tc>
+      </w:tr>
+    </w:tbl>
     <w:p>
       <w:pPr>
         <w:pStyle w:val="Heading2"/>
@@ -4419,9 +5577,168 @@
           <w:color w:val="1A1A1A"/>
           <w:sz w:val="20"/>
         </w:rPr>
-        <w:t>本条各版本的修订动因未在 NPRM/Final Rule 前言中展开说明，多为随主修订案一并调整的编辑性或交叉引用性修改。</w:t>
+        <w:t>下表按「驱动力」归纳本条各次修订的成因（依据各版 NPRM/Final Rule 原文关键词自动归纳）。</w:t>
       </w:r>
     </w:p>
+    <w:tbl>
+      <w:tblPr>
+        <w:tblStyle w:val="TableGrid"/>
+        <w:tblW w:type="auto" w:w="0"/>
+        <w:jc w:val="center"/>
+        <w:tblLayout w:type="fixed"/>
+        <w:tblLook w:firstColumn="1" w:firstRow="1" w:lastColumn="0" w:lastRow="0" w:noHBand="0" w:noVBand="1" w:val="04A0"/>
+        <w:tblCellMar>
+          <w:top w:w="60" w:type="dxa"/>
+          <w:left w:w="90" w:type="dxa"/>
+          <w:bottom w:w="60" w:type="dxa"/>
+          <w:right w:w="90" w:type="dxa"/>
+        </w:tblCellMar>
+      </w:tblPr>
+      <w:tblGrid>
+        <w:gridCol w:w="3213"/>
+        <w:gridCol w:w="3213"/>
+        <w:gridCol w:w="3213"/>
+      </w:tblGrid>
+      <w:tr>
+        <w:trPr>
+          <w:tblHeader w:val="true"/>
+        </w:trPr>
+        <w:tc>
+          <w:tcPr>
+            <w:tcW w:type="dxa" w:w="1701"/>
+            <w:shd w:val="clear" w:color="auto" w:fill="1F4E79"/>
+          </w:tcPr>
+          <w:p>
+            <w:pPr>
+              <w:spacing w:before="40" w:after="40" w:line="324" w:lineRule="auto"/>
+              <w:jc w:val="center"/>
+            </w:pPr>
+            <w:r/>
+            <w:r>
+              <w:rPr>
+                <w:rFonts w:ascii="Calibri" w:hAnsi="Calibri" w:eastAsia="微软雅黑"/>
+                <w:b/>
+                <w:i w:val="0"/>
+                <w:color w:val="FFFFFF"/>
+                <w:sz w:val="17"/>
+              </w:rPr>
+              <w:t>驱动力</w:t>
+            </w:r>
+          </w:p>
+        </w:tc>
+        <w:tc>
+          <w:tcPr>
+            <w:tcW w:type="dxa" w:w="5896"/>
+            <w:shd w:val="clear" w:color="auto" w:fill="1F4E79"/>
+          </w:tcPr>
+          <w:p>
+            <w:pPr>
+              <w:spacing w:before="40" w:after="40" w:line="324" w:lineRule="auto"/>
+              <w:jc w:val="center"/>
+            </w:pPr>
+            <w:r/>
+            <w:r>
+              <w:rPr>
+                <w:rFonts w:ascii="Calibri" w:hAnsi="Calibri" w:eastAsia="微软雅黑"/>
+                <w:b/>
+                <w:i w:val="0"/>
+                <w:color w:val="FFFFFF"/>
+                <w:sz w:val="17"/>
+              </w:rPr>
+              <w:t>在本条上的体现（原文摘录）</w:t>
+            </w:r>
+          </w:p>
+        </w:tc>
+        <w:tc>
+          <w:tcPr>
+            <w:tcW w:type="dxa" w:w="1928"/>
+            <w:shd w:val="clear" w:color="auto" w:fill="1F4E79"/>
+          </w:tcPr>
+          <w:p>
+            <w:pPr>
+              <w:spacing w:before="40" w:after="40" w:line="324" w:lineRule="auto"/>
+              <w:jc w:val="center"/>
+            </w:pPr>
+            <w:r/>
+            <w:r>
+              <w:rPr>
+                <w:rFonts w:ascii="Calibri" w:hAnsi="Calibri" w:eastAsia="微软雅黑"/>
+                <w:b/>
+                <w:i w:val="0"/>
+                <w:color w:val="FFFFFF"/>
+                <w:sz w:val="17"/>
+              </w:rPr>
+              <w:t>对应版本</w:t>
+            </w:r>
+          </w:p>
+        </w:tc>
+      </w:tr>
+      <w:tr>
+        <w:tc>
+          <w:tcPr>
+            <w:tcW w:type="dxa" w:w="1701"/>
+          </w:tcPr>
+          <w:p>
+            <w:pPr>
+              <w:spacing w:before="40" w:after="40" w:line="324" w:lineRule="auto"/>
+            </w:pPr>
+            <w:r/>
+            <w:r>
+              <w:rPr>
+                <w:rFonts w:ascii="Calibri" w:hAnsi="Calibri" w:eastAsia="微软雅黑"/>
+                <w:b w:val="0"/>
+                <w:i w:val="0"/>
+                <w:color w:val="1A1A1A"/>
+                <w:sz w:val="17"/>
+              </w:rPr>
+              <w:t>国际协调</w:t>
+            </w:r>
+          </w:p>
+        </w:tc>
+        <w:tc>
+          <w:tcPr>
+            <w:tcW w:type="dxa" w:w="5896"/>
+          </w:tcPr>
+          <w:p>
+            <w:pPr>
+              <w:spacing w:before="40" w:after="40" w:line="324" w:lineRule="auto"/>
+            </w:pPr>
+            <w:r/>
+            <w:r>
+              <w:rPr>
+                <w:rFonts w:ascii="Calibri" w:hAnsi="Calibri" w:eastAsia="微软雅黑"/>
+                <w:b w:val="0"/>
+                <w:i w:val="0"/>
+                <w:color w:val="1A1A1A"/>
+                <w:sz w:val="17"/>
+              </w:rPr>
+              <w:t>nd (c) That shown to be free of hazardous engine response characteristics when power is advanced from the selected takeoff power level to the maximum approved takeoff power. H23.5, Powerplant controls -- general. (a) In…</w:t>
+            </w:r>
+          </w:p>
+        </w:tc>
+        <w:tc>
+          <w:tcPr>
+            <w:tcW w:type="dxa" w:w="1928"/>
+          </w:tcPr>
+          <w:p>
+            <w:pPr>
+              <w:spacing w:before="40" w:after="40" w:line="324" w:lineRule="auto"/>
+            </w:pPr>
+            <w:r/>
+            <w:r>
+              <w:rPr>
+                <w:rFonts w:ascii="Calibri" w:hAnsi="Calibri" w:eastAsia="微软雅黑"/>
+                <w:b w:val="0"/>
+                <w:i w:val="0"/>
+                <w:color w:val="1A1A1A"/>
+                <w:sz w:val="17"/>
+              </w:rPr>
+              <w:t>初始版</w:t>
+            </w:r>
+          </w:p>
+        </w:tc>
+      </w:tr>
+    </w:tbl>
     <w:tbl>
       <w:tblPr>
         <w:tblStyle w:val="TableGrid"/>
@@ -4486,7 +5803,7 @@
                 <w:color w:val="1A1A1A"/>
                 <w:sz w:val="19"/>
               </w:rPr>
-              <w:t xml:space="preserve">　其中 0 个版本在本地文献中检索到明确修订指令原文；0 个版本检索到重印全文。</w:t>
+              <w:t xml:space="preserve">　其中 1 个版本在本地文献中检索到明确修订指令原文；1 个版本检索到重印全文。</w:t>
             </w:r>
           </w:p>
           <w:p>
@@ -5940,7 +7257,7 @@
                 <w:color w:val="1A1A1A"/>
                 <w:sz w:val="17"/>
               </w:rPr>
-              <w:t>初始颁行，确立本条条文</w:t>
+              <w:t>新增内容：(c)</w:t>
             </w:r>
           </w:p>
         </w:tc>
@@ -5975,7 +7292,7 @@
           <w:color w:val="1F4E79"/>
           <w:sz w:val="21"/>
         </w:rPr>
-        <w:t>1993 初版　初始颁行，确立本条条文</w:t>
+        <w:t>1993 初版　新增内容：(c)</w:t>
       </w:r>
     </w:p>
     <w:p>
@@ -6066,7 +7383,7 @@
           <w:color w:val="1F4E79"/>
           <w:sz w:val="21"/>
         </w:rPr>
-        <w:t>▪ 本版对条文的处置：</w:t>
+        <w:t>▪ 修订指令（中文译文）：</w:t>
       </w:r>
       <w:r>
         <w:rPr>
@@ -6076,7 +7393,7 @@
           <w:color w:val="1A1A1A"/>
           <w:sz w:val="21"/>
         </w:rPr>
-        <w:t>初始颁行，确立本条条文</w:t>
+        <w:t>78. 第 23 部通过增加一个新的附录 H 修订如下：</w:t>
       </w:r>
     </w:p>
     <w:p>
@@ -6229,6 +7546,38 @@
     </w:p>
     <w:p>
       <w:pPr>
+        <w:spacing w:before="80" w:after="20" w:line="324" w:lineRule="auto"/>
+        <w:ind w:left="340"/>
+      </w:pPr>
+      <w:r>
+        <w:rPr>
+          <w:rFonts w:ascii="Calibri" w:hAnsi="Calibri" w:eastAsia="微软雅黑"/>
+          <w:b/>
+          <w:i w:val="0"/>
+          <w:color w:val="808080"/>
+          <w:sz w:val="18"/>
+        </w:rPr>
+        <w:t>修订指令英文原文（供核对）：</w:t>
+      </w:r>
+    </w:p>
+    <w:p>
+      <w:pPr>
+        <w:spacing w:before="60" w:after="60" w:line="324" w:lineRule="auto"/>
+        <w:ind w:left="567"/>
+      </w:pPr>
+      <w:r>
+        <w:rPr>
+          <w:rFonts w:ascii="Calibri" w:hAnsi="Calibri" w:eastAsia="微软雅黑"/>
+          <w:b w:val="0"/>
+          <w:i w:val="0"/>
+          <w:color w:val="606060"/>
+          <w:sz w:val="17"/>
+        </w:rPr>
+        <w:t>78. Part 23 is amended by adding a new appendix H to read as follows:</w:t>
+      </w:r>
+    </w:p>
+    <w:p>
+      <w:pPr>
         <w:pStyle w:val="Heading2"/>
         <w:keepNext/>
         <w:spacing w:before="240" w:after="120"/>
@@ -6347,19 +7696,417 @@
     </w:p>
     <w:p>
       <w:pPr>
+        <w:pStyle w:val="Heading3"/>
+        <w:keepNext/>
+        <w:spacing w:before="200" w:after="100"/>
+      </w:pPr>
+      <w:r>
+        <w:rPr>
+          <w:rFonts w:ascii="Calibri" w:hAnsi="Calibri" w:eastAsia="微软雅黑"/>
+          <w:b/>
+          <w:i w:val="0"/>
+          <w:color w:val="404040"/>
+          <w:sz w:val="24"/>
+        </w:rPr>
+        <w:t>3.1　版本1：初始版（1993-05-10 生效）　来源：Docket 26344，1993-03-29 签发，58 FR 18958</w:t>
+      </w:r>
+    </w:p>
+    <w:p>
+      <w:pPr>
         <w:spacing w:before="60" w:after="60" w:line="324" w:lineRule="auto"/>
+        <w:ind w:left="170"/>
       </w:pPr>
       <w:r>
         <w:rPr>
           <w:rFonts w:ascii="Calibri" w:hAnsi="Calibri" w:eastAsia="微软雅黑"/>
           <w:b w:val="0"/>
-          <w:i w:val="0"/>
-          <w:color w:val="1A1A1A"/>
+          <w:i/>
+          <w:color w:val="808080"/>
           <w:sz w:val="19"/>
         </w:rPr>
-        <w:t>（本地文献中未检索到本条各版本的重印全文，请参照 1.2 沿革总表与各版修订指令。）</w:t>
+        <w:t>1965 年重编版，源自 CAR Part 3 相应条款。</w:t>
       </w:r>
     </w:p>
+    <w:p>
+      <w:pPr>
+        <w:spacing w:before="200" w:after="60" w:line="324" w:lineRule="auto"/>
+      </w:pPr>
+      <w:r>
+        <w:rPr>
+          <w:rFonts w:ascii="Calibri" w:hAnsi="Calibri" w:eastAsia="微软雅黑"/>
+          <w:b/>
+          <w:i w:val="0"/>
+          <w:color w:val="1F4E79"/>
+          <w:sz w:val="22"/>
+        </w:rPr>
+      </w:r>
+    </w:p>
+    <w:tbl>
+      <w:tblPr>
+        <w:tblStyle w:val="TableGrid"/>
+        <w:tblW w:type="auto" w:w="0"/>
+        <w:tblLayout w:type="fixed"/>
+        <w:tblLook w:firstColumn="1" w:firstRow="1" w:lastColumn="0" w:lastRow="0" w:noHBand="0" w:noVBand="1" w:val="04A0"/>
+        <w:tblCellMar>
+          <w:top w:w="60" w:type="dxa"/>
+          <w:left w:w="90" w:type="dxa"/>
+          <w:bottom w:w="60" w:type="dxa"/>
+          <w:right w:w="90" w:type="dxa"/>
+        </w:tblCellMar>
+      </w:tblPr>
+      <w:tblGrid>
+        <w:gridCol w:w="3213"/>
+        <w:gridCol w:w="3213"/>
+        <w:gridCol w:w="3213"/>
+      </w:tblGrid>
+      <w:tr>
+        <w:trPr>
+          <w:tblHeader w:val="true"/>
+        </w:trPr>
+        <w:tc>
+          <w:tcPr>
+            <w:tcW w:type="dxa" w:w="907"/>
+            <w:shd w:val="clear" w:color="auto" w:fill="1F4E79"/>
+          </w:tcPr>
+          <w:p>
+            <w:pPr>
+              <w:spacing w:before="40" w:after="40" w:line="324" w:lineRule="auto"/>
+              <w:jc w:val="center"/>
+            </w:pPr>
+            <w:r/>
+            <w:r>
+              <w:rPr>
+                <w:rFonts w:ascii="Calibri" w:hAnsi="Calibri" w:eastAsia="微软雅黑"/>
+                <w:b/>
+                <w:i w:val="0"/>
+                <w:color w:val="FFFFFF"/>
+                <w:sz w:val="19"/>
+              </w:rPr>
+              <w:t>段落</w:t>
+            </w:r>
+          </w:p>
+        </w:tc>
+        <w:tc>
+          <w:tcPr>
+            <w:tcW w:type="dxa" w:w="7710"/>
+            <w:shd w:val="clear" w:color="auto" w:fill="1F4E79"/>
+          </w:tcPr>
+          <w:p>
+            <w:pPr>
+              <w:spacing w:before="40" w:after="40" w:line="324" w:lineRule="auto"/>
+              <w:jc w:val="center"/>
+            </w:pPr>
+            <w:r/>
+            <w:r>
+              <w:rPr>
+                <w:rFonts w:ascii="Calibri" w:hAnsi="Calibri" w:eastAsia="微软雅黑"/>
+                <w:b/>
+                <w:i w:val="0"/>
+                <w:color w:val="FFFFFF"/>
+                <w:sz w:val="19"/>
+              </w:rPr>
+              <w:t>条文内容（英文原文）</w:t>
+            </w:r>
+          </w:p>
+        </w:tc>
+        <w:tc>
+          <w:tcPr>
+            <w:tcW w:type="dxa" w:w="907"/>
+            <w:shd w:val="clear" w:color="auto" w:fill="1F4E79"/>
+          </w:tcPr>
+          <w:p>
+            <w:pPr>
+              <w:spacing w:before="40" w:after="40" w:line="324" w:lineRule="auto"/>
+              <w:jc w:val="center"/>
+            </w:pPr>
+            <w:r/>
+            <w:r>
+              <w:rPr>
+                <w:rFonts w:ascii="Calibri" w:hAnsi="Calibri" w:eastAsia="微软雅黑"/>
+                <w:b/>
+                <w:i w:val="0"/>
+                <w:color w:val="FFFFFF"/>
+                <w:sz w:val="19"/>
+              </w:rPr>
+              <w:t>状态</w:t>
+            </w:r>
+          </w:p>
+        </w:tc>
+      </w:tr>
+      <w:tr>
+        <w:tc>
+          <w:tcPr>
+            <w:tcW w:type="dxa" w:w="907"/>
+            <w:shd w:val="clear" w:color="auto" w:fill="F2F2F2"/>
+          </w:tcPr>
+          <w:p>
+            <w:pPr>
+              <w:spacing w:before="40" w:after="40" w:line="324" w:lineRule="auto"/>
+            </w:pPr>
+            <w:r/>
+            <w:r>
+              <w:rPr>
+                <w:rFonts w:ascii="Calibri" w:hAnsi="Calibri" w:eastAsia="微软雅黑"/>
+                <w:b/>
+                <w:i w:val="0"/>
+                <w:color w:val="1A1A1A"/>
+                <w:sz w:val="19"/>
+              </w:rPr>
+              <w:t>(a)</w:t>
+            </w:r>
+          </w:p>
+        </w:tc>
+        <w:tc>
+          <w:tcPr>
+            <w:tcW w:type="dxa" w:w="7710"/>
+          </w:tcPr>
+          <w:p>
+            <w:pPr>
+              <w:spacing w:before="40" w:after="40" w:line="324" w:lineRule="auto"/>
+            </w:pPr>
+            <w:r/>
+            <w:r>
+              <w:rPr>
+                <w:rFonts w:ascii="Calibri" w:hAnsi="Calibri" w:eastAsia="微软雅黑"/>
+                <w:b/>
+                <w:i w:val="0"/>
+                <w:color w:val="0070C0"/>
+                <w:sz w:val="19"/>
+              </w:rPr>
+              <w:t>It must be shown that, during the critical time interval, an APR failure that increases or does not affect power on either engine will not create a hazard to the airplane, or it must be shown that such failures are improbable.</w:t>
+            </w:r>
+          </w:p>
+        </w:tc>
+        <w:tc>
+          <w:tcPr>
+            <w:tcW w:type="dxa" w:w="907"/>
+            <w:shd w:val="clear" w:color="auto" w:fill="E7F1FA"/>
+          </w:tcPr>
+          <w:p>
+            <w:pPr>
+              <w:spacing w:before="40" w:after="40" w:line="324" w:lineRule="auto"/>
+              <w:jc w:val="center"/>
+            </w:pPr>
+            <w:r/>
+            <w:r>
+              <w:rPr>
+                <w:rFonts w:ascii="Calibri" w:hAnsi="Calibri" w:eastAsia="微软雅黑"/>
+                <w:b/>
+                <w:i w:val="0"/>
+                <w:color w:val="0070C0"/>
+                <w:sz w:val="18"/>
+              </w:rPr>
+              <w:t>新增</w:t>
+            </w:r>
+          </w:p>
+        </w:tc>
+      </w:tr>
+      <w:tr>
+        <w:tc>
+          <w:tcPr>
+            <w:tcW w:type="dxa" w:w="907"/>
+            <w:shd w:val="clear" w:color="auto" w:fill="F2F2F2"/>
+          </w:tcPr>
+          <w:p>
+            <w:pPr>
+              <w:spacing w:before="40" w:after="40" w:line="324" w:lineRule="auto"/>
+            </w:pPr>
+            <w:r/>
+            <w:r>
+              <w:rPr>
+                <w:rFonts w:ascii="Calibri" w:hAnsi="Calibri" w:eastAsia="微软雅黑"/>
+                <w:b/>
+                <w:i w:val="0"/>
+                <w:color w:val="1A1A1A"/>
+                <w:sz w:val="19"/>
+              </w:rPr>
+              <w:t>(b)</w:t>
+            </w:r>
+          </w:p>
+        </w:tc>
+        <w:tc>
+          <w:tcPr>
+            <w:tcW w:type="dxa" w:w="7710"/>
+          </w:tcPr>
+          <w:p>
+            <w:pPr>
+              <w:spacing w:before="40" w:after="40" w:line="324" w:lineRule="auto"/>
+            </w:pPr>
+            <w:r/>
+            <w:r>
+              <w:rPr>
+                <w:rFonts w:ascii="Calibri" w:hAnsi="Calibri" w:eastAsia="微软雅黑"/>
+                <w:b/>
+                <w:i w:val="0"/>
+                <w:color w:val="0070C0"/>
+                <w:sz w:val="19"/>
+              </w:rPr>
+              <w:t>It must be shown that, during the critical time interval, there are no failure modes of the APR system that would result in a failure that will decrease the power on either engine or it must be shown that such failures are extremely improbable.</w:t>
+            </w:r>
+          </w:p>
+        </w:tc>
+        <w:tc>
+          <w:tcPr>
+            <w:tcW w:type="dxa" w:w="907"/>
+            <w:shd w:val="clear" w:color="auto" w:fill="E7F1FA"/>
+          </w:tcPr>
+          <w:p>
+            <w:pPr>
+              <w:spacing w:before="40" w:after="40" w:line="324" w:lineRule="auto"/>
+              <w:jc w:val="center"/>
+            </w:pPr>
+            <w:r/>
+            <w:r>
+              <w:rPr>
+                <w:rFonts w:ascii="Calibri" w:hAnsi="Calibri" w:eastAsia="微软雅黑"/>
+                <w:b/>
+                <w:i w:val="0"/>
+                <w:color w:val="0070C0"/>
+                <w:sz w:val="18"/>
+              </w:rPr>
+              <w:t>新增</w:t>
+            </w:r>
+          </w:p>
+        </w:tc>
+      </w:tr>
+      <w:tr>
+        <w:tc>
+          <w:tcPr>
+            <w:tcW w:type="dxa" w:w="907"/>
+            <w:shd w:val="clear" w:color="auto" w:fill="F2F2F2"/>
+          </w:tcPr>
+          <w:p>
+            <w:pPr>
+              <w:spacing w:before="40" w:after="40" w:line="324" w:lineRule="auto"/>
+            </w:pPr>
+            <w:r/>
+            <w:r>
+              <w:rPr>
+                <w:rFonts w:ascii="Calibri" w:hAnsi="Calibri" w:eastAsia="微软雅黑"/>
+                <w:b/>
+                <w:i w:val="0"/>
+                <w:color w:val="1A1A1A"/>
+                <w:sz w:val="19"/>
+              </w:rPr>
+              <w:t>(c)</w:t>
+            </w:r>
+          </w:p>
+        </w:tc>
+        <w:tc>
+          <w:tcPr>
+            <w:tcW w:type="dxa" w:w="7710"/>
+          </w:tcPr>
+          <w:p>
+            <w:pPr>
+              <w:spacing w:before="40" w:after="40" w:line="324" w:lineRule="auto"/>
+            </w:pPr>
+            <w:r/>
+            <w:r>
+              <w:rPr>
+                <w:rFonts w:ascii="Calibri" w:hAnsi="Calibri" w:eastAsia="微软雅黑"/>
+                <w:b/>
+                <w:i w:val="0"/>
+                <w:color w:val="0070C0"/>
+                <w:sz w:val="19"/>
+              </w:rPr>
+              <w:t>It must be shown that, during the critical time interval, there will be no failure of the APR system in combination with an engine failure or it must be shown that such failures are extremely improbable.</w:t>
+            </w:r>
+          </w:p>
+        </w:tc>
+        <w:tc>
+          <w:tcPr>
+            <w:tcW w:type="dxa" w:w="907"/>
+            <w:shd w:val="clear" w:color="auto" w:fill="E7F1FA"/>
+          </w:tcPr>
+          <w:p>
+            <w:pPr>
+              <w:spacing w:before="40" w:after="40" w:line="324" w:lineRule="auto"/>
+              <w:jc w:val="center"/>
+            </w:pPr>
+            <w:r/>
+            <w:r>
+              <w:rPr>
+                <w:rFonts w:ascii="Calibri" w:hAnsi="Calibri" w:eastAsia="微软雅黑"/>
+                <w:b/>
+                <w:i w:val="0"/>
+                <w:color w:val="0070C0"/>
+                <w:sz w:val="18"/>
+              </w:rPr>
+              <w:t>新增</w:t>
+            </w:r>
+          </w:p>
+        </w:tc>
+      </w:tr>
+      <w:tr>
+        <w:tc>
+          <w:tcPr>
+            <w:tcW w:type="dxa" w:w="907"/>
+            <w:shd w:val="clear" w:color="auto" w:fill="F2F2F2"/>
+          </w:tcPr>
+          <w:p>
+            <w:pPr>
+              <w:spacing w:before="40" w:after="40" w:line="324" w:lineRule="auto"/>
+            </w:pPr>
+            <w:r/>
+            <w:r>
+              <w:rPr>
+                <w:rFonts w:ascii="Calibri" w:hAnsi="Calibri" w:eastAsia="微软雅黑"/>
+                <w:b/>
+                <w:i w:val="0"/>
+                <w:color w:val="1A1A1A"/>
+                <w:sz w:val="19"/>
+              </w:rPr>
+              <w:t>(d)</w:t>
+            </w:r>
+          </w:p>
+        </w:tc>
+        <w:tc>
+          <w:tcPr>
+            <w:tcW w:type="dxa" w:w="7710"/>
+          </w:tcPr>
+          <w:p>
+            <w:pPr>
+              <w:spacing w:before="40" w:after="40" w:line="324" w:lineRule="auto"/>
+            </w:pPr>
+            <w:r/>
+            <w:r>
+              <w:rPr>
+                <w:rFonts w:ascii="Calibri" w:hAnsi="Calibri" w:eastAsia="微软雅黑"/>
+                <w:b/>
+                <w:i w:val="0"/>
+                <w:color w:val="0070C0"/>
+                <w:sz w:val="19"/>
+              </w:rPr>
+              <w:t>All applicable performance requirements must be met with an engine failure occurring at the most critical point during takeoff with the APR system functioning normally.</w:t>
+            </w:r>
+          </w:p>
+        </w:tc>
+        <w:tc>
+          <w:tcPr>
+            <w:tcW w:type="dxa" w:w="907"/>
+            <w:shd w:val="clear" w:color="auto" w:fill="E7F1FA"/>
+          </w:tcPr>
+          <w:p>
+            <w:pPr>
+              <w:spacing w:before="40" w:after="40" w:line="324" w:lineRule="auto"/>
+              <w:jc w:val="center"/>
+            </w:pPr>
+            <w:r/>
+            <w:r>
+              <w:rPr>
+                <w:rFonts w:ascii="Calibri" w:hAnsi="Calibri" w:eastAsia="微软雅黑"/>
+                <w:b/>
+                <w:i w:val="0"/>
+                <w:color w:val="0070C0"/>
+                <w:sz w:val="18"/>
+              </w:rPr>
+              <w:t>新增</w:t>
+            </w:r>
+          </w:p>
+        </w:tc>
+      </w:tr>
+    </w:tbl>
+    <w:p/>
     <w:p>
       <w:pPr>
         <w:pStyle w:val="Heading3"/>
@@ -6374,24 +8121,265 @@
           <w:color w:val="404040"/>
           <w:sz w:val="24"/>
         </w:rPr>
-        <w:t>3.1　段落结构演变矩阵（横向对照 1 个版本）</w:t>
+        <w:t>3.2　段落结构演变矩阵（横向对照 1 个版本）</w:t>
       </w:r>
     </w:p>
-    <w:p>
-      <w:pPr>
-        <w:spacing w:before="60" w:after="60" w:line="324" w:lineRule="auto"/>
-      </w:pPr>
-      <w:r>
-        <w:rPr>
-          <w:rFonts w:ascii="Calibri" w:hAnsi="Calibri" w:eastAsia="微软雅黑"/>
-          <w:b w:val="0"/>
-          <w:i w:val="0"/>
-          <w:color w:val="1A1A1A"/>
-          <w:sz w:val="19"/>
-        </w:rPr>
-        <w:t>（无可用全文，矩阵略。）</w:t>
-      </w:r>
-    </w:p>
+    <w:tbl>
+      <w:tblPr>
+        <w:tblStyle w:val="TableGrid"/>
+        <w:tblW w:type="auto" w:w="0"/>
+        <w:jc w:val="center"/>
+        <w:tblLayout w:type="fixed"/>
+        <w:tblLook w:firstColumn="1" w:firstRow="1" w:lastColumn="0" w:lastRow="0" w:noHBand="0" w:noVBand="1" w:val="04A0"/>
+        <w:tblCellMar>
+          <w:top w:w="60" w:type="dxa"/>
+          <w:left w:w="90" w:type="dxa"/>
+          <w:bottom w:w="60" w:type="dxa"/>
+          <w:right w:w="90" w:type="dxa"/>
+        </w:tblCellMar>
+      </w:tblPr>
+      <w:tblGrid>
+        <w:gridCol w:w="4819"/>
+        <w:gridCol w:w="4819"/>
+      </w:tblGrid>
+      <w:tr>
+        <w:trPr>
+          <w:tblHeader w:val="true"/>
+        </w:trPr>
+        <w:tc>
+          <w:tcPr>
+            <w:tcW w:type="dxa" w:w="794"/>
+            <w:shd w:val="clear" w:color="auto" w:fill="1F4E79"/>
+          </w:tcPr>
+          <w:p>
+            <w:pPr>
+              <w:spacing w:before="40" w:after="40" w:line="324" w:lineRule="auto"/>
+              <w:jc w:val="center"/>
+            </w:pPr>
+            <w:r/>
+            <w:r>
+              <w:rPr>
+                <w:rFonts w:ascii="Calibri" w:hAnsi="Calibri" w:eastAsia="微软雅黑"/>
+                <w:b/>
+                <w:i w:val="0"/>
+                <w:color w:val="FFFFFF"/>
+                <w:sz w:val="16"/>
+              </w:rPr>
+              <w:t>段落</w:t>
+            </w:r>
+          </w:p>
+        </w:tc>
+        <w:tc>
+          <w:tcPr>
+            <w:tcW w:type="dxa" w:w="7824"/>
+            <w:shd w:val="clear" w:color="auto" w:fill="1F4E79"/>
+          </w:tcPr>
+          <w:p>
+            <w:pPr>
+              <w:spacing w:before="40" w:after="40" w:line="324" w:lineRule="auto"/>
+              <w:jc w:val="center"/>
+            </w:pPr>
+            <w:r/>
+            <w:r>
+              <w:rPr>
+                <w:rFonts w:ascii="Calibri" w:hAnsi="Calibri" w:eastAsia="微软雅黑"/>
+                <w:b/>
+                <w:i w:val="0"/>
+                <w:color w:val="FFFFFF"/>
+                <w:sz w:val="16"/>
+              </w:rPr>
+              <w:t>Amdt 23-43</w:t>
+              <w:br/>
+              <w:t>(1993-05-10)</w:t>
+            </w:r>
+          </w:p>
+        </w:tc>
+      </w:tr>
+      <w:tr>
+        <w:tc>
+          <w:tcPr>
+            <w:tcW w:type="dxa" w:w="794"/>
+          </w:tcPr>
+          <w:p>
+            <w:pPr>
+              <w:spacing w:before="40" w:after="40" w:line="324" w:lineRule="auto"/>
+              <w:jc w:val="center"/>
+            </w:pPr>
+            <w:r/>
+            <w:r>
+              <w:rPr>
+                <w:rFonts w:ascii="Calibri" w:hAnsi="Calibri" w:eastAsia="微软雅黑"/>
+                <w:b w:val="0"/>
+                <w:i w:val="0"/>
+                <w:color w:val="1A1A1A"/>
+                <w:sz w:val="16"/>
+              </w:rPr>
+              <w:t>(a)</w:t>
+            </w:r>
+          </w:p>
+        </w:tc>
+        <w:tc>
+          <w:tcPr>
+            <w:tcW w:type="dxa" w:w="7824"/>
+          </w:tcPr>
+          <w:p>
+            <w:pPr>
+              <w:spacing w:before="40" w:after="40" w:line="324" w:lineRule="auto"/>
+            </w:pPr>
+            <w:r/>
+            <w:r>
+              <w:rPr>
+                <w:rFonts w:ascii="Calibri" w:hAnsi="Calibri" w:eastAsia="微软雅黑"/>
+                <w:b w:val="0"/>
+                <w:i w:val="0"/>
+                <w:color w:val="1A1A1A"/>
+                <w:sz w:val="16"/>
+              </w:rPr>
+              <w:t>● 新增</w:t>
+            </w:r>
+          </w:p>
+        </w:tc>
+      </w:tr>
+      <w:tr>
+        <w:tc>
+          <w:tcPr>
+            <w:tcW w:type="dxa" w:w="794"/>
+            <w:shd w:val="clear" w:color="auto" w:fill="F7F9FC"/>
+          </w:tcPr>
+          <w:p>
+            <w:pPr>
+              <w:spacing w:before="40" w:after="40" w:line="324" w:lineRule="auto"/>
+              <w:jc w:val="center"/>
+            </w:pPr>
+            <w:r/>
+            <w:r>
+              <w:rPr>
+                <w:rFonts w:ascii="Calibri" w:hAnsi="Calibri" w:eastAsia="微软雅黑"/>
+                <w:b w:val="0"/>
+                <w:i w:val="0"/>
+                <w:color w:val="1A1A1A"/>
+                <w:sz w:val="16"/>
+              </w:rPr>
+              <w:t>(b)</w:t>
+            </w:r>
+          </w:p>
+        </w:tc>
+        <w:tc>
+          <w:tcPr>
+            <w:tcW w:type="dxa" w:w="7824"/>
+            <w:shd w:val="clear" w:color="auto" w:fill="F7F9FC"/>
+          </w:tcPr>
+          <w:p>
+            <w:pPr>
+              <w:spacing w:before="40" w:after="40" w:line="324" w:lineRule="auto"/>
+            </w:pPr>
+            <w:r/>
+            <w:r>
+              <w:rPr>
+                <w:rFonts w:ascii="Calibri" w:hAnsi="Calibri" w:eastAsia="微软雅黑"/>
+                <w:b w:val="0"/>
+                <w:i w:val="0"/>
+                <w:color w:val="1A1A1A"/>
+                <w:sz w:val="16"/>
+              </w:rPr>
+              <w:t>● 新增</w:t>
+            </w:r>
+          </w:p>
+        </w:tc>
+      </w:tr>
+      <w:tr>
+        <w:tc>
+          <w:tcPr>
+            <w:tcW w:type="dxa" w:w="794"/>
+          </w:tcPr>
+          <w:p>
+            <w:pPr>
+              <w:spacing w:before="40" w:after="40" w:line="324" w:lineRule="auto"/>
+              <w:jc w:val="center"/>
+            </w:pPr>
+            <w:r/>
+            <w:r>
+              <w:rPr>
+                <w:rFonts w:ascii="Calibri" w:hAnsi="Calibri" w:eastAsia="微软雅黑"/>
+                <w:b w:val="0"/>
+                <w:i w:val="0"/>
+                <w:color w:val="1A1A1A"/>
+                <w:sz w:val="16"/>
+              </w:rPr>
+              <w:t>(c)</w:t>
+            </w:r>
+          </w:p>
+        </w:tc>
+        <w:tc>
+          <w:tcPr>
+            <w:tcW w:type="dxa" w:w="7824"/>
+          </w:tcPr>
+          <w:p>
+            <w:pPr>
+              <w:spacing w:before="40" w:after="40" w:line="324" w:lineRule="auto"/>
+            </w:pPr>
+            <w:r/>
+            <w:r>
+              <w:rPr>
+                <w:rFonts w:ascii="Calibri" w:hAnsi="Calibri" w:eastAsia="微软雅黑"/>
+                <w:b w:val="0"/>
+                <w:i w:val="0"/>
+                <w:color w:val="1A1A1A"/>
+                <w:sz w:val="16"/>
+              </w:rPr>
+              <w:t>● 新增</w:t>
+            </w:r>
+          </w:p>
+        </w:tc>
+      </w:tr>
+      <w:tr>
+        <w:tc>
+          <w:tcPr>
+            <w:tcW w:type="dxa" w:w="794"/>
+            <w:shd w:val="clear" w:color="auto" w:fill="F7F9FC"/>
+          </w:tcPr>
+          <w:p>
+            <w:pPr>
+              <w:spacing w:before="40" w:after="40" w:line="324" w:lineRule="auto"/>
+              <w:jc w:val="center"/>
+            </w:pPr>
+            <w:r/>
+            <w:r>
+              <w:rPr>
+                <w:rFonts w:ascii="Calibri" w:hAnsi="Calibri" w:eastAsia="微软雅黑"/>
+                <w:b w:val="0"/>
+                <w:i w:val="0"/>
+                <w:color w:val="1A1A1A"/>
+                <w:sz w:val="16"/>
+              </w:rPr>
+              <w:t>(d)</w:t>
+            </w:r>
+          </w:p>
+        </w:tc>
+        <w:tc>
+          <w:tcPr>
+            <w:tcW w:type="dxa" w:w="7824"/>
+            <w:shd w:val="clear" w:color="auto" w:fill="F7F9FC"/>
+          </w:tcPr>
+          <w:p>
+            <w:pPr>
+              <w:spacing w:before="40" w:after="40" w:line="324" w:lineRule="auto"/>
+            </w:pPr>
+            <w:r/>
+            <w:r>
+              <w:rPr>
+                <w:rFonts w:ascii="Calibri" w:hAnsi="Calibri" w:eastAsia="微软雅黑"/>
+                <w:b w:val="0"/>
+                <w:i w:val="0"/>
+                <w:color w:val="1A1A1A"/>
+                <w:sz w:val="16"/>
+              </w:rPr>
+              <w:t>● 新增</w:t>
+            </w:r>
+          </w:p>
+        </w:tc>
+      </w:tr>
+    </w:tbl>
     <w:p>
       <w:pPr>
         <w:pStyle w:val="Heading2"/>
@@ -6421,9 +8409,168 @@
           <w:color w:val="1A1A1A"/>
           <w:sz w:val="20"/>
         </w:rPr>
-        <w:t>本条各版本的修订动因未在 NPRM/Final Rule 前言中展开说明，多为随主修订案一并调整的编辑性或交叉引用性修改。</w:t>
+        <w:t>下表按「驱动力」归纳本条各次修订的成因（依据各版 NPRM/Final Rule 原文关键词自动归纳）。</w:t>
       </w:r>
     </w:p>
+    <w:tbl>
+      <w:tblPr>
+        <w:tblStyle w:val="TableGrid"/>
+        <w:tblW w:type="auto" w:w="0"/>
+        <w:jc w:val="center"/>
+        <w:tblLayout w:type="fixed"/>
+        <w:tblLook w:firstColumn="1" w:firstRow="1" w:lastColumn="0" w:lastRow="0" w:noHBand="0" w:noVBand="1" w:val="04A0"/>
+        <w:tblCellMar>
+          <w:top w:w="60" w:type="dxa"/>
+          <w:left w:w="90" w:type="dxa"/>
+          <w:bottom w:w="60" w:type="dxa"/>
+          <w:right w:w="90" w:type="dxa"/>
+        </w:tblCellMar>
+      </w:tblPr>
+      <w:tblGrid>
+        <w:gridCol w:w="3213"/>
+        <w:gridCol w:w="3213"/>
+        <w:gridCol w:w="3213"/>
+      </w:tblGrid>
+      <w:tr>
+        <w:trPr>
+          <w:tblHeader w:val="true"/>
+        </w:trPr>
+        <w:tc>
+          <w:tcPr>
+            <w:tcW w:type="dxa" w:w="1701"/>
+            <w:shd w:val="clear" w:color="auto" w:fill="1F4E79"/>
+          </w:tcPr>
+          <w:p>
+            <w:pPr>
+              <w:spacing w:before="40" w:after="40" w:line="324" w:lineRule="auto"/>
+              <w:jc w:val="center"/>
+            </w:pPr>
+            <w:r/>
+            <w:r>
+              <w:rPr>
+                <w:rFonts w:ascii="Calibri" w:hAnsi="Calibri" w:eastAsia="微软雅黑"/>
+                <w:b/>
+                <w:i w:val="0"/>
+                <w:color w:val="FFFFFF"/>
+                <w:sz w:val="17"/>
+              </w:rPr>
+              <w:t>驱动力</w:t>
+            </w:r>
+          </w:p>
+        </w:tc>
+        <w:tc>
+          <w:tcPr>
+            <w:tcW w:type="dxa" w:w="5896"/>
+            <w:shd w:val="clear" w:color="auto" w:fill="1F4E79"/>
+          </w:tcPr>
+          <w:p>
+            <w:pPr>
+              <w:spacing w:before="40" w:after="40" w:line="324" w:lineRule="auto"/>
+              <w:jc w:val="center"/>
+            </w:pPr>
+            <w:r/>
+            <w:r>
+              <w:rPr>
+                <w:rFonts w:ascii="Calibri" w:hAnsi="Calibri" w:eastAsia="微软雅黑"/>
+                <w:b/>
+                <w:i w:val="0"/>
+                <w:color w:val="FFFFFF"/>
+                <w:sz w:val="17"/>
+              </w:rPr>
+              <w:t>在本条上的体现（原文摘录）</w:t>
+            </w:r>
+          </w:p>
+        </w:tc>
+        <w:tc>
+          <w:tcPr>
+            <w:tcW w:type="dxa" w:w="1928"/>
+            <w:shd w:val="clear" w:color="auto" w:fill="1F4E79"/>
+          </w:tcPr>
+          <w:p>
+            <w:pPr>
+              <w:spacing w:before="40" w:after="40" w:line="324" w:lineRule="auto"/>
+              <w:jc w:val="center"/>
+            </w:pPr>
+            <w:r/>
+            <w:r>
+              <w:rPr>
+                <w:rFonts w:ascii="Calibri" w:hAnsi="Calibri" w:eastAsia="微软雅黑"/>
+                <w:b/>
+                <w:i w:val="0"/>
+                <w:color w:val="FFFFFF"/>
+                <w:sz w:val="17"/>
+              </w:rPr>
+              <w:t>对应版本</w:t>
+            </w:r>
+          </w:p>
+        </w:tc>
+      </w:tr>
+      <w:tr>
+        <w:tc>
+          <w:tcPr>
+            <w:tcW w:type="dxa" w:w="1701"/>
+          </w:tcPr>
+          <w:p>
+            <w:pPr>
+              <w:spacing w:before="40" w:after="40" w:line="324" w:lineRule="auto"/>
+            </w:pPr>
+            <w:r/>
+            <w:r>
+              <w:rPr>
+                <w:rFonts w:ascii="Calibri" w:hAnsi="Calibri" w:eastAsia="微软雅黑"/>
+                <w:b w:val="0"/>
+                <w:i w:val="0"/>
+                <w:color w:val="1A1A1A"/>
+                <w:sz w:val="17"/>
+              </w:rPr>
+              <w:t>国际协调</w:t>
+            </w:r>
+          </w:p>
+        </w:tc>
+        <w:tc>
+          <w:tcPr>
+            <w:tcW w:type="dxa" w:w="5896"/>
+          </w:tcPr>
+          <w:p>
+            <w:pPr>
+              <w:spacing w:before="40" w:after="40" w:line="324" w:lineRule="auto"/>
+            </w:pPr>
+            <w:r/>
+            <w:r>
+              <w:rPr>
+                <w:rFonts w:ascii="Calibri" w:hAnsi="Calibri" w:eastAsia="微软雅黑"/>
+                <w:b w:val="0"/>
+                <w:i w:val="0"/>
+                <w:color w:val="1A1A1A"/>
+                <w:sz w:val="17"/>
+              </w:rPr>
+              <w:t>nd (c) That shown to be free of hazardous engine response characteristics when power is advanced from the selected takeoff power level to the maximum approved takeoff power. H23.5, Powerplant controls -- general. (a) In…</w:t>
+            </w:r>
+          </w:p>
+        </w:tc>
+        <w:tc>
+          <w:tcPr>
+            <w:tcW w:type="dxa" w:w="1928"/>
+          </w:tcPr>
+          <w:p>
+            <w:pPr>
+              <w:spacing w:before="40" w:after="40" w:line="324" w:lineRule="auto"/>
+            </w:pPr>
+            <w:r/>
+            <w:r>
+              <w:rPr>
+                <w:rFonts w:ascii="Calibri" w:hAnsi="Calibri" w:eastAsia="微软雅黑"/>
+                <w:b w:val="0"/>
+                <w:i w:val="0"/>
+                <w:color w:val="1A1A1A"/>
+                <w:sz w:val="17"/>
+              </w:rPr>
+              <w:t>初始版</w:t>
+            </w:r>
+          </w:p>
+        </w:tc>
+      </w:tr>
+    </w:tbl>
     <w:tbl>
       <w:tblPr>
         <w:tblStyle w:val="TableGrid"/>
@@ -6488,7 +8635,7 @@
                 <w:color w:val="1A1A1A"/>
                 <w:sz w:val="19"/>
               </w:rPr>
-              <w:t xml:space="preserve">　其中 0 个版本在本地文献中检索到明确修订指令原文；0 个版本检索到重印全文。</w:t>
+              <w:t xml:space="preserve">　其中 1 个版本在本地文献中检索到明确修订指令原文；1 个版本检索到重印全文。</w:t>
             </w:r>
           </w:p>
           <w:p>
@@ -7942,7 +10089,7 @@
                 <w:color w:val="1A1A1A"/>
                 <w:sz w:val="17"/>
               </w:rPr>
-              <w:t>初始颁行，确立本条条文</w:t>
+              <w:t>新增内容：(c)</w:t>
             </w:r>
           </w:p>
         </w:tc>
@@ -7977,7 +10124,7 @@
           <w:color w:val="1F4E79"/>
           <w:sz w:val="21"/>
         </w:rPr>
-        <w:t>1993 初版　初始颁行，确立本条条文</w:t>
+        <w:t>1993 初版　新增内容：(c)</w:t>
       </w:r>
     </w:p>
     <w:p>
@@ -8068,7 +10215,7 @@
           <w:color w:val="1F4E79"/>
           <w:sz w:val="21"/>
         </w:rPr>
-        <w:t>▪ 本版对条文的处置：</w:t>
+        <w:t>▪ 修订指令（中文译文）：</w:t>
       </w:r>
       <w:r>
         <w:rPr>
@@ -8078,7 +10225,7 @@
           <w:color w:val="1A1A1A"/>
           <w:sz w:val="21"/>
         </w:rPr>
-        <w:t>初始颁行，确立本条条文</w:t>
+        <w:t>78. 第 23 部通过增加一个新的附录 H 修订如下：</w:t>
       </w:r>
     </w:p>
     <w:p>
@@ -8231,6 +10378,38 @@
     </w:p>
     <w:p>
       <w:pPr>
+        <w:spacing w:before="80" w:after="20" w:line="324" w:lineRule="auto"/>
+        <w:ind w:left="340"/>
+      </w:pPr>
+      <w:r>
+        <w:rPr>
+          <w:rFonts w:ascii="Calibri" w:hAnsi="Calibri" w:eastAsia="微软雅黑"/>
+          <w:b/>
+          <w:i w:val="0"/>
+          <w:color w:val="808080"/>
+          <w:sz w:val="18"/>
+        </w:rPr>
+        <w:t>修订指令英文原文（供核对）：</w:t>
+      </w:r>
+    </w:p>
+    <w:p>
+      <w:pPr>
+        <w:spacing w:before="60" w:after="60" w:line="324" w:lineRule="auto"/>
+        <w:ind w:left="567"/>
+      </w:pPr>
+      <w:r>
+        <w:rPr>
+          <w:rFonts w:ascii="Calibri" w:hAnsi="Calibri" w:eastAsia="微软雅黑"/>
+          <w:b w:val="0"/>
+          <w:i w:val="0"/>
+          <w:color w:val="606060"/>
+          <w:sz w:val="17"/>
+        </w:rPr>
+        <w:t>78. Part 23 is amended by adding a new appendix H to read as follows:</w:t>
+      </w:r>
+    </w:p>
+    <w:p>
+      <w:pPr>
         <w:pStyle w:val="Heading2"/>
         <w:keepNext/>
         <w:spacing w:before="240" w:after="120"/>
@@ -8349,19 +10528,349 @@
     </w:p>
     <w:p>
       <w:pPr>
+        <w:pStyle w:val="Heading3"/>
+        <w:keepNext/>
+        <w:spacing w:before="200" w:after="100"/>
+      </w:pPr>
+      <w:r>
+        <w:rPr>
+          <w:rFonts w:ascii="Calibri" w:hAnsi="Calibri" w:eastAsia="微软雅黑"/>
+          <w:b/>
+          <w:i w:val="0"/>
+          <w:color w:val="404040"/>
+          <w:sz w:val="24"/>
+        </w:rPr>
+        <w:t>3.1　版本1：初始版（1993-05-10 生效）　来源：Docket 26344，1993-03-29 签发，58 FR 18958</w:t>
+      </w:r>
+    </w:p>
+    <w:p>
+      <w:pPr>
         <w:spacing w:before="60" w:after="60" w:line="324" w:lineRule="auto"/>
+        <w:ind w:left="170"/>
       </w:pPr>
       <w:r>
         <w:rPr>
           <w:rFonts w:ascii="Calibri" w:hAnsi="Calibri" w:eastAsia="微软雅黑"/>
           <w:b w:val="0"/>
-          <w:i w:val="0"/>
-          <w:color w:val="1A1A1A"/>
+          <w:i/>
+          <w:color w:val="808080"/>
           <w:sz w:val="19"/>
         </w:rPr>
-        <w:t>（本地文献中未检索到本条各版本的重印全文，请参照 1.2 沿革总表与各版修订指令。）</w:t>
+        <w:t>1965 年重编版，源自 CAR Part 3 相应条款。</w:t>
       </w:r>
     </w:p>
+    <w:p>
+      <w:pPr>
+        <w:spacing w:before="200" w:after="60" w:line="324" w:lineRule="auto"/>
+      </w:pPr>
+      <w:r>
+        <w:rPr>
+          <w:rFonts w:ascii="Calibri" w:hAnsi="Calibri" w:eastAsia="微软雅黑"/>
+          <w:b/>
+          <w:i w:val="0"/>
+          <w:color w:val="1F4E79"/>
+          <w:sz w:val="22"/>
+        </w:rPr>
+      </w:r>
+    </w:p>
+    <w:tbl>
+      <w:tblPr>
+        <w:tblStyle w:val="TableGrid"/>
+        <w:tblW w:type="auto" w:w="0"/>
+        <w:tblLayout w:type="fixed"/>
+        <w:tblLook w:firstColumn="1" w:firstRow="1" w:lastColumn="0" w:lastRow="0" w:noHBand="0" w:noVBand="1" w:val="04A0"/>
+        <w:tblCellMar>
+          <w:top w:w="60" w:type="dxa"/>
+          <w:left w:w="90" w:type="dxa"/>
+          <w:bottom w:w="60" w:type="dxa"/>
+          <w:right w:w="90" w:type="dxa"/>
+        </w:tblCellMar>
+      </w:tblPr>
+      <w:tblGrid>
+        <w:gridCol w:w="3213"/>
+        <w:gridCol w:w="3213"/>
+        <w:gridCol w:w="3213"/>
+      </w:tblGrid>
+      <w:tr>
+        <w:trPr>
+          <w:tblHeader w:val="true"/>
+        </w:trPr>
+        <w:tc>
+          <w:tcPr>
+            <w:tcW w:type="dxa" w:w="907"/>
+            <w:shd w:val="clear" w:color="auto" w:fill="1F4E79"/>
+          </w:tcPr>
+          <w:p>
+            <w:pPr>
+              <w:spacing w:before="40" w:after="40" w:line="324" w:lineRule="auto"/>
+              <w:jc w:val="center"/>
+            </w:pPr>
+            <w:r/>
+            <w:r>
+              <w:rPr>
+                <w:rFonts w:ascii="Calibri" w:hAnsi="Calibri" w:eastAsia="微软雅黑"/>
+                <w:b/>
+                <w:i w:val="0"/>
+                <w:color w:val="FFFFFF"/>
+                <w:sz w:val="19"/>
+              </w:rPr>
+              <w:t>段落</w:t>
+            </w:r>
+          </w:p>
+        </w:tc>
+        <w:tc>
+          <w:tcPr>
+            <w:tcW w:type="dxa" w:w="7710"/>
+            <w:shd w:val="clear" w:color="auto" w:fill="1F4E79"/>
+          </w:tcPr>
+          <w:p>
+            <w:pPr>
+              <w:spacing w:before="40" w:after="40" w:line="324" w:lineRule="auto"/>
+              <w:jc w:val="center"/>
+            </w:pPr>
+            <w:r/>
+            <w:r>
+              <w:rPr>
+                <w:rFonts w:ascii="Calibri" w:hAnsi="Calibri" w:eastAsia="微软雅黑"/>
+                <w:b/>
+                <w:i w:val="0"/>
+                <w:color w:val="FFFFFF"/>
+                <w:sz w:val="19"/>
+              </w:rPr>
+              <w:t>条文内容（英文原文）</w:t>
+            </w:r>
+          </w:p>
+        </w:tc>
+        <w:tc>
+          <w:tcPr>
+            <w:tcW w:type="dxa" w:w="907"/>
+            <w:shd w:val="clear" w:color="auto" w:fill="1F4E79"/>
+          </w:tcPr>
+          <w:p>
+            <w:pPr>
+              <w:spacing w:before="40" w:after="40" w:line="324" w:lineRule="auto"/>
+              <w:jc w:val="center"/>
+            </w:pPr>
+            <w:r/>
+            <w:r>
+              <w:rPr>
+                <w:rFonts w:ascii="Calibri" w:hAnsi="Calibri" w:eastAsia="微软雅黑"/>
+                <w:b/>
+                <w:i w:val="0"/>
+                <w:color w:val="FFFFFF"/>
+                <w:sz w:val="19"/>
+              </w:rPr>
+              <w:t>状态</w:t>
+            </w:r>
+          </w:p>
+        </w:tc>
+      </w:tr>
+      <w:tr>
+        <w:tc>
+          <w:tcPr>
+            <w:tcW w:type="dxa" w:w="907"/>
+            <w:shd w:val="clear" w:color="auto" w:fill="F2F2F2"/>
+          </w:tcPr>
+          <w:p>
+            <w:pPr>
+              <w:spacing w:before="40" w:after="40" w:line="324" w:lineRule="auto"/>
+            </w:pPr>
+            <w:r/>
+            <w:r>
+              <w:rPr>
+                <w:rFonts w:ascii="Calibri" w:hAnsi="Calibri" w:eastAsia="微软雅黑"/>
+                <w:b/>
+                <w:i w:val="0"/>
+                <w:color w:val="1A1A1A"/>
+                <w:sz w:val="19"/>
+              </w:rPr>
+              <w:t>(a)</w:t>
+            </w:r>
+          </w:p>
+        </w:tc>
+        <w:tc>
+          <w:tcPr>
+            <w:tcW w:type="dxa" w:w="7710"/>
+          </w:tcPr>
+          <w:p>
+            <w:pPr>
+              <w:spacing w:before="40" w:after="40" w:line="324" w:lineRule="auto"/>
+            </w:pPr>
+            <w:r/>
+            <w:r>
+              <w:rPr>
+                <w:rFonts w:ascii="Calibri" w:hAnsi="Calibri" w:eastAsia="微软雅黑"/>
+                <w:b/>
+                <w:i w:val="0"/>
+                <w:color w:val="0070C0"/>
+                <w:sz w:val="19"/>
+              </w:rPr>
+              <w:t>The power necessary to attain, at V1, 90 percent of the maximum takeoff power approved for the airplane for the existing conditions;</w:t>
+            </w:r>
+          </w:p>
+        </w:tc>
+        <w:tc>
+          <w:tcPr>
+            <w:tcW w:type="dxa" w:w="907"/>
+            <w:shd w:val="clear" w:color="auto" w:fill="E7F1FA"/>
+          </w:tcPr>
+          <w:p>
+            <w:pPr>
+              <w:spacing w:before="40" w:after="40" w:line="324" w:lineRule="auto"/>
+              <w:jc w:val="center"/>
+            </w:pPr>
+            <w:r/>
+            <w:r>
+              <w:rPr>
+                <w:rFonts w:ascii="Calibri" w:hAnsi="Calibri" w:eastAsia="微软雅黑"/>
+                <w:b/>
+                <w:i w:val="0"/>
+                <w:color w:val="0070C0"/>
+                <w:sz w:val="18"/>
+              </w:rPr>
+              <w:t>新增</w:t>
+            </w:r>
+          </w:p>
+        </w:tc>
+      </w:tr>
+      <w:tr>
+        <w:tc>
+          <w:tcPr>
+            <w:tcW w:type="dxa" w:w="907"/>
+            <w:shd w:val="clear" w:color="auto" w:fill="F2F2F2"/>
+          </w:tcPr>
+          <w:p>
+            <w:pPr>
+              <w:spacing w:before="40" w:after="40" w:line="324" w:lineRule="auto"/>
+            </w:pPr>
+            <w:r/>
+            <w:r>
+              <w:rPr>
+                <w:rFonts w:ascii="Calibri" w:hAnsi="Calibri" w:eastAsia="微软雅黑"/>
+                <w:b/>
+                <w:i w:val="0"/>
+                <w:color w:val="1A1A1A"/>
+                <w:sz w:val="19"/>
+              </w:rPr>
+              <w:t>(b)</w:t>
+            </w:r>
+          </w:p>
+        </w:tc>
+        <w:tc>
+          <w:tcPr>
+            <w:tcW w:type="dxa" w:w="7710"/>
+          </w:tcPr>
+          <w:p>
+            <w:pPr>
+              <w:spacing w:before="40" w:after="40" w:line="324" w:lineRule="auto"/>
+            </w:pPr>
+            <w:r/>
+            <w:r>
+              <w:rPr>
+                <w:rFonts w:ascii="Calibri" w:hAnsi="Calibri" w:eastAsia="微软雅黑"/>
+                <w:b/>
+                <w:i w:val="0"/>
+                <w:color w:val="0070C0"/>
+                <w:sz w:val="19"/>
+              </w:rPr>
+              <w:t>That required to permit normal operation of all safety-related systems and equipment that are dependent upon engine power or power lever position; and</w:t>
+            </w:r>
+          </w:p>
+        </w:tc>
+        <w:tc>
+          <w:tcPr>
+            <w:tcW w:type="dxa" w:w="907"/>
+            <w:shd w:val="clear" w:color="auto" w:fill="E7F1FA"/>
+          </w:tcPr>
+          <w:p>
+            <w:pPr>
+              <w:spacing w:before="40" w:after="40" w:line="324" w:lineRule="auto"/>
+              <w:jc w:val="center"/>
+            </w:pPr>
+            <w:r/>
+            <w:r>
+              <w:rPr>
+                <w:rFonts w:ascii="Calibri" w:hAnsi="Calibri" w:eastAsia="微软雅黑"/>
+                <w:b/>
+                <w:i w:val="0"/>
+                <w:color w:val="0070C0"/>
+                <w:sz w:val="18"/>
+              </w:rPr>
+              <w:t>新增</w:t>
+            </w:r>
+          </w:p>
+        </w:tc>
+      </w:tr>
+      <w:tr>
+        <w:tc>
+          <w:tcPr>
+            <w:tcW w:type="dxa" w:w="907"/>
+            <w:shd w:val="clear" w:color="auto" w:fill="F2F2F2"/>
+          </w:tcPr>
+          <w:p>
+            <w:pPr>
+              <w:spacing w:before="40" w:after="40" w:line="324" w:lineRule="auto"/>
+            </w:pPr>
+            <w:r/>
+            <w:r>
+              <w:rPr>
+                <w:rFonts w:ascii="Calibri" w:hAnsi="Calibri" w:eastAsia="微软雅黑"/>
+                <w:b/>
+                <w:i w:val="0"/>
+                <w:color w:val="1A1A1A"/>
+                <w:sz w:val="19"/>
+              </w:rPr>
+              <w:t>(c)</w:t>
+            </w:r>
+          </w:p>
+        </w:tc>
+        <w:tc>
+          <w:tcPr>
+            <w:tcW w:type="dxa" w:w="7710"/>
+          </w:tcPr>
+          <w:p>
+            <w:pPr>
+              <w:spacing w:before="40" w:after="40" w:line="324" w:lineRule="auto"/>
+            </w:pPr>
+            <w:r/>
+            <w:r>
+              <w:rPr>
+                <w:rFonts w:ascii="Calibri" w:hAnsi="Calibri" w:eastAsia="微软雅黑"/>
+                <w:b/>
+                <w:i w:val="0"/>
+                <w:color w:val="0070C0"/>
+                <w:sz w:val="19"/>
+              </w:rPr>
+              <w:t>That shown to be free of hazardous engine response characteristics when power is advanced from the selected takeoff power level to the maximum approved takeoff power.</w:t>
+            </w:r>
+          </w:p>
+        </w:tc>
+        <w:tc>
+          <w:tcPr>
+            <w:tcW w:type="dxa" w:w="907"/>
+            <w:shd w:val="clear" w:color="auto" w:fill="E7F1FA"/>
+          </w:tcPr>
+          <w:p>
+            <w:pPr>
+              <w:spacing w:before="40" w:after="40" w:line="324" w:lineRule="auto"/>
+              <w:jc w:val="center"/>
+            </w:pPr>
+            <w:r/>
+            <w:r>
+              <w:rPr>
+                <w:rFonts w:ascii="Calibri" w:hAnsi="Calibri" w:eastAsia="微软雅黑"/>
+                <w:b/>
+                <w:i w:val="0"/>
+                <w:color w:val="0070C0"/>
+                <w:sz w:val="18"/>
+              </w:rPr>
+              <w:t>新增</w:t>
+            </w:r>
+          </w:p>
+        </w:tc>
+      </w:tr>
+    </w:tbl>
+    <w:p/>
     <w:p>
       <w:pPr>
         <w:pStyle w:val="Heading3"/>
@@ -8376,24 +10885,218 @@
           <w:color w:val="404040"/>
           <w:sz w:val="24"/>
         </w:rPr>
-        <w:t>3.1　段落结构演变矩阵（横向对照 1 个版本）</w:t>
+        <w:t>3.2　段落结构演变矩阵（横向对照 1 个版本）</w:t>
       </w:r>
     </w:p>
-    <w:p>
-      <w:pPr>
-        <w:spacing w:before="60" w:after="60" w:line="324" w:lineRule="auto"/>
-      </w:pPr>
-      <w:r>
-        <w:rPr>
-          <w:rFonts w:ascii="Calibri" w:hAnsi="Calibri" w:eastAsia="微软雅黑"/>
-          <w:b w:val="0"/>
-          <w:i w:val="0"/>
-          <w:color w:val="1A1A1A"/>
-          <w:sz w:val="19"/>
-        </w:rPr>
-        <w:t>（无可用全文，矩阵略。）</w:t>
-      </w:r>
-    </w:p>
+    <w:tbl>
+      <w:tblPr>
+        <w:tblStyle w:val="TableGrid"/>
+        <w:tblW w:type="auto" w:w="0"/>
+        <w:jc w:val="center"/>
+        <w:tblLayout w:type="fixed"/>
+        <w:tblLook w:firstColumn="1" w:firstRow="1" w:lastColumn="0" w:lastRow="0" w:noHBand="0" w:noVBand="1" w:val="04A0"/>
+        <w:tblCellMar>
+          <w:top w:w="60" w:type="dxa"/>
+          <w:left w:w="90" w:type="dxa"/>
+          <w:bottom w:w="60" w:type="dxa"/>
+          <w:right w:w="90" w:type="dxa"/>
+        </w:tblCellMar>
+      </w:tblPr>
+      <w:tblGrid>
+        <w:gridCol w:w="4819"/>
+        <w:gridCol w:w="4819"/>
+      </w:tblGrid>
+      <w:tr>
+        <w:trPr>
+          <w:tblHeader w:val="true"/>
+        </w:trPr>
+        <w:tc>
+          <w:tcPr>
+            <w:tcW w:type="dxa" w:w="794"/>
+            <w:shd w:val="clear" w:color="auto" w:fill="1F4E79"/>
+          </w:tcPr>
+          <w:p>
+            <w:pPr>
+              <w:spacing w:before="40" w:after="40" w:line="324" w:lineRule="auto"/>
+              <w:jc w:val="center"/>
+            </w:pPr>
+            <w:r/>
+            <w:r>
+              <w:rPr>
+                <w:rFonts w:ascii="Calibri" w:hAnsi="Calibri" w:eastAsia="微软雅黑"/>
+                <w:b/>
+                <w:i w:val="0"/>
+                <w:color w:val="FFFFFF"/>
+                <w:sz w:val="16"/>
+              </w:rPr>
+              <w:t>段落</w:t>
+            </w:r>
+          </w:p>
+        </w:tc>
+        <w:tc>
+          <w:tcPr>
+            <w:tcW w:type="dxa" w:w="7824"/>
+            <w:shd w:val="clear" w:color="auto" w:fill="1F4E79"/>
+          </w:tcPr>
+          <w:p>
+            <w:pPr>
+              <w:spacing w:before="40" w:after="40" w:line="324" w:lineRule="auto"/>
+              <w:jc w:val="center"/>
+            </w:pPr>
+            <w:r/>
+            <w:r>
+              <w:rPr>
+                <w:rFonts w:ascii="Calibri" w:hAnsi="Calibri" w:eastAsia="微软雅黑"/>
+                <w:b/>
+                <w:i w:val="0"/>
+                <w:color w:val="FFFFFF"/>
+                <w:sz w:val="16"/>
+              </w:rPr>
+              <w:t>Amdt 23-43</w:t>
+              <w:br/>
+              <w:t>(1993-05-10)</w:t>
+            </w:r>
+          </w:p>
+        </w:tc>
+      </w:tr>
+      <w:tr>
+        <w:tc>
+          <w:tcPr>
+            <w:tcW w:type="dxa" w:w="794"/>
+          </w:tcPr>
+          <w:p>
+            <w:pPr>
+              <w:spacing w:before="40" w:after="40" w:line="324" w:lineRule="auto"/>
+              <w:jc w:val="center"/>
+            </w:pPr>
+            <w:r/>
+            <w:r>
+              <w:rPr>
+                <w:rFonts w:ascii="Calibri" w:hAnsi="Calibri" w:eastAsia="微软雅黑"/>
+                <w:b w:val="0"/>
+                <w:i w:val="0"/>
+                <w:color w:val="1A1A1A"/>
+                <w:sz w:val="16"/>
+              </w:rPr>
+              <w:t>(a)</w:t>
+            </w:r>
+          </w:p>
+        </w:tc>
+        <w:tc>
+          <w:tcPr>
+            <w:tcW w:type="dxa" w:w="7824"/>
+          </w:tcPr>
+          <w:p>
+            <w:pPr>
+              <w:spacing w:before="40" w:after="40" w:line="324" w:lineRule="auto"/>
+            </w:pPr>
+            <w:r/>
+            <w:r>
+              <w:rPr>
+                <w:rFonts w:ascii="Calibri" w:hAnsi="Calibri" w:eastAsia="微软雅黑"/>
+                <w:b w:val="0"/>
+                <w:i w:val="0"/>
+                <w:color w:val="1A1A1A"/>
+                <w:sz w:val="16"/>
+              </w:rPr>
+              <w:t>● 新增</w:t>
+            </w:r>
+          </w:p>
+        </w:tc>
+      </w:tr>
+      <w:tr>
+        <w:tc>
+          <w:tcPr>
+            <w:tcW w:type="dxa" w:w="794"/>
+            <w:shd w:val="clear" w:color="auto" w:fill="F7F9FC"/>
+          </w:tcPr>
+          <w:p>
+            <w:pPr>
+              <w:spacing w:before="40" w:after="40" w:line="324" w:lineRule="auto"/>
+              <w:jc w:val="center"/>
+            </w:pPr>
+            <w:r/>
+            <w:r>
+              <w:rPr>
+                <w:rFonts w:ascii="Calibri" w:hAnsi="Calibri" w:eastAsia="微软雅黑"/>
+                <w:b w:val="0"/>
+                <w:i w:val="0"/>
+                <w:color w:val="1A1A1A"/>
+                <w:sz w:val="16"/>
+              </w:rPr>
+              <w:t>(b)</w:t>
+            </w:r>
+          </w:p>
+        </w:tc>
+        <w:tc>
+          <w:tcPr>
+            <w:tcW w:type="dxa" w:w="7824"/>
+            <w:shd w:val="clear" w:color="auto" w:fill="F7F9FC"/>
+          </w:tcPr>
+          <w:p>
+            <w:pPr>
+              <w:spacing w:before="40" w:after="40" w:line="324" w:lineRule="auto"/>
+            </w:pPr>
+            <w:r/>
+            <w:r>
+              <w:rPr>
+                <w:rFonts w:ascii="Calibri" w:hAnsi="Calibri" w:eastAsia="微软雅黑"/>
+                <w:b w:val="0"/>
+                <w:i w:val="0"/>
+                <w:color w:val="1A1A1A"/>
+                <w:sz w:val="16"/>
+              </w:rPr>
+              <w:t>● 新增</w:t>
+            </w:r>
+          </w:p>
+        </w:tc>
+      </w:tr>
+      <w:tr>
+        <w:tc>
+          <w:tcPr>
+            <w:tcW w:type="dxa" w:w="794"/>
+          </w:tcPr>
+          <w:p>
+            <w:pPr>
+              <w:spacing w:before="40" w:after="40" w:line="324" w:lineRule="auto"/>
+              <w:jc w:val="center"/>
+            </w:pPr>
+            <w:r/>
+            <w:r>
+              <w:rPr>
+                <w:rFonts w:ascii="Calibri" w:hAnsi="Calibri" w:eastAsia="微软雅黑"/>
+                <w:b w:val="0"/>
+                <w:i w:val="0"/>
+                <w:color w:val="1A1A1A"/>
+                <w:sz w:val="16"/>
+              </w:rPr>
+              <w:t>(c)</w:t>
+            </w:r>
+          </w:p>
+        </w:tc>
+        <w:tc>
+          <w:tcPr>
+            <w:tcW w:type="dxa" w:w="7824"/>
+          </w:tcPr>
+          <w:p>
+            <w:pPr>
+              <w:spacing w:before="40" w:after="40" w:line="324" w:lineRule="auto"/>
+            </w:pPr>
+            <w:r/>
+            <w:r>
+              <w:rPr>
+                <w:rFonts w:ascii="Calibri" w:hAnsi="Calibri" w:eastAsia="微软雅黑"/>
+                <w:b w:val="0"/>
+                <w:i w:val="0"/>
+                <w:color w:val="1A1A1A"/>
+                <w:sz w:val="16"/>
+              </w:rPr>
+              <w:t>● 新增</w:t>
+            </w:r>
+          </w:p>
+        </w:tc>
+      </w:tr>
+    </w:tbl>
     <w:p>
       <w:pPr>
         <w:pStyle w:val="Heading2"/>
@@ -8423,9 +11126,168 @@
           <w:color w:val="1A1A1A"/>
           <w:sz w:val="20"/>
         </w:rPr>
-        <w:t>本条各版本的修订动因未在 NPRM/Final Rule 前言中展开说明，多为随主修订案一并调整的编辑性或交叉引用性修改。</w:t>
+        <w:t>下表按「驱动力」归纳本条各次修订的成因（依据各版 NPRM/Final Rule 原文关键词自动归纳）。</w:t>
       </w:r>
     </w:p>
+    <w:tbl>
+      <w:tblPr>
+        <w:tblStyle w:val="TableGrid"/>
+        <w:tblW w:type="auto" w:w="0"/>
+        <w:jc w:val="center"/>
+        <w:tblLayout w:type="fixed"/>
+        <w:tblLook w:firstColumn="1" w:firstRow="1" w:lastColumn="0" w:lastRow="0" w:noHBand="0" w:noVBand="1" w:val="04A0"/>
+        <w:tblCellMar>
+          <w:top w:w="60" w:type="dxa"/>
+          <w:left w:w="90" w:type="dxa"/>
+          <w:bottom w:w="60" w:type="dxa"/>
+          <w:right w:w="90" w:type="dxa"/>
+        </w:tblCellMar>
+      </w:tblPr>
+      <w:tblGrid>
+        <w:gridCol w:w="3213"/>
+        <w:gridCol w:w="3213"/>
+        <w:gridCol w:w="3213"/>
+      </w:tblGrid>
+      <w:tr>
+        <w:trPr>
+          <w:tblHeader w:val="true"/>
+        </w:trPr>
+        <w:tc>
+          <w:tcPr>
+            <w:tcW w:type="dxa" w:w="1701"/>
+            <w:shd w:val="clear" w:color="auto" w:fill="1F4E79"/>
+          </w:tcPr>
+          <w:p>
+            <w:pPr>
+              <w:spacing w:before="40" w:after="40" w:line="324" w:lineRule="auto"/>
+              <w:jc w:val="center"/>
+            </w:pPr>
+            <w:r/>
+            <w:r>
+              <w:rPr>
+                <w:rFonts w:ascii="Calibri" w:hAnsi="Calibri" w:eastAsia="微软雅黑"/>
+                <w:b/>
+                <w:i w:val="0"/>
+                <w:color w:val="FFFFFF"/>
+                <w:sz w:val="17"/>
+              </w:rPr>
+              <w:t>驱动力</w:t>
+            </w:r>
+          </w:p>
+        </w:tc>
+        <w:tc>
+          <w:tcPr>
+            <w:tcW w:type="dxa" w:w="5896"/>
+            <w:shd w:val="clear" w:color="auto" w:fill="1F4E79"/>
+          </w:tcPr>
+          <w:p>
+            <w:pPr>
+              <w:spacing w:before="40" w:after="40" w:line="324" w:lineRule="auto"/>
+              <w:jc w:val="center"/>
+            </w:pPr>
+            <w:r/>
+            <w:r>
+              <w:rPr>
+                <w:rFonts w:ascii="Calibri" w:hAnsi="Calibri" w:eastAsia="微软雅黑"/>
+                <w:b/>
+                <w:i w:val="0"/>
+                <w:color w:val="FFFFFF"/>
+                <w:sz w:val="17"/>
+              </w:rPr>
+              <w:t>在本条上的体现（原文摘录）</w:t>
+            </w:r>
+          </w:p>
+        </w:tc>
+        <w:tc>
+          <w:tcPr>
+            <w:tcW w:type="dxa" w:w="1928"/>
+            <w:shd w:val="clear" w:color="auto" w:fill="1F4E79"/>
+          </w:tcPr>
+          <w:p>
+            <w:pPr>
+              <w:spacing w:before="40" w:after="40" w:line="324" w:lineRule="auto"/>
+              <w:jc w:val="center"/>
+            </w:pPr>
+            <w:r/>
+            <w:r>
+              <w:rPr>
+                <w:rFonts w:ascii="Calibri" w:hAnsi="Calibri" w:eastAsia="微软雅黑"/>
+                <w:b/>
+                <w:i w:val="0"/>
+                <w:color w:val="FFFFFF"/>
+                <w:sz w:val="17"/>
+              </w:rPr>
+              <w:t>对应版本</w:t>
+            </w:r>
+          </w:p>
+        </w:tc>
+      </w:tr>
+      <w:tr>
+        <w:tc>
+          <w:tcPr>
+            <w:tcW w:type="dxa" w:w="1701"/>
+          </w:tcPr>
+          <w:p>
+            <w:pPr>
+              <w:spacing w:before="40" w:after="40" w:line="324" w:lineRule="auto"/>
+            </w:pPr>
+            <w:r/>
+            <w:r>
+              <w:rPr>
+                <w:rFonts w:ascii="Calibri" w:hAnsi="Calibri" w:eastAsia="微软雅黑"/>
+                <w:b w:val="0"/>
+                <w:i w:val="0"/>
+                <w:color w:val="1A1A1A"/>
+                <w:sz w:val="17"/>
+              </w:rPr>
+              <w:t>国际协调</w:t>
+            </w:r>
+          </w:p>
+        </w:tc>
+        <w:tc>
+          <w:tcPr>
+            <w:tcW w:type="dxa" w:w="5896"/>
+          </w:tcPr>
+          <w:p>
+            <w:pPr>
+              <w:spacing w:before="40" w:after="40" w:line="324" w:lineRule="auto"/>
+            </w:pPr>
+            <w:r/>
+            <w:r>
+              <w:rPr>
+                <w:rFonts w:ascii="Calibri" w:hAnsi="Calibri" w:eastAsia="微软雅黑"/>
+                <w:b w:val="0"/>
+                <w:i w:val="0"/>
+                <w:color w:val="1A1A1A"/>
+                <w:sz w:val="17"/>
+              </w:rPr>
+              <w:t>nd (c) That shown to be free of hazardous engine response characteristics when power is advanced from the selected takeoff power level to the maximum approved takeoff power. H23.5, Powerplant controls -- general. (a) In…</w:t>
+            </w:r>
+          </w:p>
+        </w:tc>
+        <w:tc>
+          <w:tcPr>
+            <w:tcW w:type="dxa" w:w="1928"/>
+          </w:tcPr>
+          <w:p>
+            <w:pPr>
+              <w:spacing w:before="40" w:after="40" w:line="324" w:lineRule="auto"/>
+            </w:pPr>
+            <w:r/>
+            <w:r>
+              <w:rPr>
+                <w:rFonts w:ascii="Calibri" w:hAnsi="Calibri" w:eastAsia="微软雅黑"/>
+                <w:b w:val="0"/>
+                <w:i w:val="0"/>
+                <w:color w:val="1A1A1A"/>
+                <w:sz w:val="17"/>
+              </w:rPr>
+              <w:t>初始版</w:t>
+            </w:r>
+          </w:p>
+        </w:tc>
+      </w:tr>
+    </w:tbl>
     <w:tbl>
       <w:tblPr>
         <w:tblStyle w:val="TableGrid"/>
@@ -8490,7 +11352,7 @@
                 <w:color w:val="1A1A1A"/>
                 <w:sz w:val="19"/>
               </w:rPr>
-              <w:t xml:space="preserve">　其中 0 个版本在本地文献中检索到明确修订指令原文；0 个版本检索到重印全文。</w:t>
+              <w:t xml:space="preserve">　其中 1 个版本在本地文献中检索到明确修订指令原文；1 个版本检索到重印全文。</w:t>
             </w:r>
           </w:p>
           <w:p>
@@ -9944,7 +12806,7 @@
                 <w:color w:val="1A1A1A"/>
                 <w:sz w:val="17"/>
               </w:rPr>
-              <w:t>初始颁行，确立本条条文</w:t>
+              <w:t>新增内容：(c)</w:t>
             </w:r>
           </w:p>
         </w:tc>
@@ -9979,7 +12841,7 @@
           <w:color w:val="1F4E79"/>
           <w:sz w:val="21"/>
         </w:rPr>
-        <w:t>1993 初版　初始颁行，确立本条条文</w:t>
+        <w:t>1993 初版　新增内容：(c)</w:t>
       </w:r>
     </w:p>
     <w:p>
@@ -10070,7 +12932,7 @@
           <w:color w:val="1F4E79"/>
           <w:sz w:val="21"/>
         </w:rPr>
-        <w:t>▪ 本版对条文的处置：</w:t>
+        <w:t>▪ 修订指令（中文译文）：</w:t>
       </w:r>
       <w:r>
         <w:rPr>
@@ -10080,7 +12942,7 @@
           <w:color w:val="1A1A1A"/>
           <w:sz w:val="21"/>
         </w:rPr>
-        <w:t>初始颁行，确立本条条文</w:t>
+        <w:t>78. 第 23 部通过增加一个新的附录 H 修订如下：</w:t>
       </w:r>
     </w:p>
     <w:p>
@@ -10233,6 +13095,38 @@
     </w:p>
     <w:p>
       <w:pPr>
+        <w:spacing w:before="80" w:after="20" w:line="324" w:lineRule="auto"/>
+        <w:ind w:left="340"/>
+      </w:pPr>
+      <w:r>
+        <w:rPr>
+          <w:rFonts w:ascii="Calibri" w:hAnsi="Calibri" w:eastAsia="微软雅黑"/>
+          <w:b/>
+          <w:i w:val="0"/>
+          <w:color w:val="808080"/>
+          <w:sz w:val="18"/>
+        </w:rPr>
+        <w:t>修订指令英文原文（供核对）：</w:t>
+      </w:r>
+    </w:p>
+    <w:p>
+      <w:pPr>
+        <w:spacing w:before="60" w:after="60" w:line="324" w:lineRule="auto"/>
+        <w:ind w:left="567"/>
+      </w:pPr>
+      <w:r>
+        <w:rPr>
+          <w:rFonts w:ascii="Calibri" w:hAnsi="Calibri" w:eastAsia="微软雅黑"/>
+          <w:b w:val="0"/>
+          <w:i w:val="0"/>
+          <w:color w:val="606060"/>
+          <w:sz w:val="17"/>
+        </w:rPr>
+        <w:t>78. Part 23 is amended by adding a new appendix H to read as follows:</w:t>
+      </w:r>
+    </w:p>
+    <w:p>
+      <w:pPr>
         <w:pStyle w:val="Heading2"/>
         <w:keepNext/>
         <w:spacing w:before="240" w:after="120"/>
@@ -10351,19 +13245,689 @@
     </w:p>
     <w:p>
       <w:pPr>
+        <w:pStyle w:val="Heading3"/>
+        <w:keepNext/>
+        <w:spacing w:before="200" w:after="100"/>
+      </w:pPr>
+      <w:r>
+        <w:rPr>
+          <w:rFonts w:ascii="Calibri" w:hAnsi="Calibri" w:eastAsia="微软雅黑"/>
+          <w:b/>
+          <w:i w:val="0"/>
+          <w:color w:val="404040"/>
+          <w:sz w:val="24"/>
+        </w:rPr>
+        <w:t>3.1　版本1：初始版（1993-05-10 生效）　来源：Docket 26344，1993-03-29 签发，58 FR 18958</w:t>
+      </w:r>
+    </w:p>
+    <w:p>
+      <w:pPr>
         <w:spacing w:before="60" w:after="60" w:line="324" w:lineRule="auto"/>
+        <w:ind w:left="170"/>
       </w:pPr>
       <w:r>
         <w:rPr>
           <w:rFonts w:ascii="Calibri" w:hAnsi="Calibri" w:eastAsia="微软雅黑"/>
           <w:b w:val="0"/>
-          <w:i w:val="0"/>
-          <w:color w:val="1A1A1A"/>
+          <w:i/>
+          <w:color w:val="808080"/>
           <w:sz w:val="19"/>
         </w:rPr>
-        <w:t>（本地文献中未检索到本条各版本的重印全文，请参照 1.2 沿革总表与各版修订指令。）</w:t>
+        <w:t>1965 年重编版，源自 CAR Part 3 相应条款。</w:t>
       </w:r>
     </w:p>
+    <w:p>
+      <w:pPr>
+        <w:spacing w:before="200" w:after="60" w:line="324" w:lineRule="auto"/>
+      </w:pPr>
+      <w:r>
+        <w:rPr>
+          <w:rFonts w:ascii="Calibri" w:hAnsi="Calibri" w:eastAsia="微软雅黑"/>
+          <w:b/>
+          <w:i w:val="0"/>
+          <w:color w:val="1F4E79"/>
+          <w:sz w:val="22"/>
+        </w:rPr>
+      </w:r>
+    </w:p>
+    <w:tbl>
+      <w:tblPr>
+        <w:tblStyle w:val="TableGrid"/>
+        <w:tblW w:type="auto" w:w="0"/>
+        <w:tblLayout w:type="fixed"/>
+        <w:tblLook w:firstColumn="1" w:firstRow="1" w:lastColumn="0" w:lastRow="0" w:noHBand="0" w:noVBand="1" w:val="04A0"/>
+        <w:tblCellMar>
+          <w:top w:w="60" w:type="dxa"/>
+          <w:left w:w="90" w:type="dxa"/>
+          <w:bottom w:w="60" w:type="dxa"/>
+          <w:right w:w="90" w:type="dxa"/>
+        </w:tblCellMar>
+      </w:tblPr>
+      <w:tblGrid>
+        <w:gridCol w:w="3213"/>
+        <w:gridCol w:w="3213"/>
+        <w:gridCol w:w="3213"/>
+      </w:tblGrid>
+      <w:tr>
+        <w:trPr>
+          <w:tblHeader w:val="true"/>
+        </w:trPr>
+        <w:tc>
+          <w:tcPr>
+            <w:tcW w:type="dxa" w:w="907"/>
+            <w:shd w:val="clear" w:color="auto" w:fill="1F4E79"/>
+          </w:tcPr>
+          <w:p>
+            <w:pPr>
+              <w:spacing w:before="40" w:after="40" w:line="324" w:lineRule="auto"/>
+              <w:jc w:val="center"/>
+            </w:pPr>
+            <w:r/>
+            <w:r>
+              <w:rPr>
+                <w:rFonts w:ascii="Calibri" w:hAnsi="Calibri" w:eastAsia="微软雅黑"/>
+                <w:b/>
+                <w:i w:val="0"/>
+                <w:color w:val="FFFFFF"/>
+                <w:sz w:val="19"/>
+              </w:rPr>
+              <w:t>段落</w:t>
+            </w:r>
+          </w:p>
+        </w:tc>
+        <w:tc>
+          <w:tcPr>
+            <w:tcW w:type="dxa" w:w="7710"/>
+            <w:shd w:val="clear" w:color="auto" w:fill="1F4E79"/>
+          </w:tcPr>
+          <w:p>
+            <w:pPr>
+              <w:spacing w:before="40" w:after="40" w:line="324" w:lineRule="auto"/>
+              <w:jc w:val="center"/>
+            </w:pPr>
+            <w:r/>
+            <w:r>
+              <w:rPr>
+                <w:rFonts w:ascii="Calibri" w:hAnsi="Calibri" w:eastAsia="微软雅黑"/>
+                <w:b/>
+                <w:i w:val="0"/>
+                <w:color w:val="FFFFFF"/>
+                <w:sz w:val="19"/>
+              </w:rPr>
+              <w:t>条文内容（英文原文）</w:t>
+            </w:r>
+          </w:p>
+        </w:tc>
+        <w:tc>
+          <w:tcPr>
+            <w:tcW w:type="dxa" w:w="907"/>
+            <w:shd w:val="clear" w:color="auto" w:fill="1F4E79"/>
+          </w:tcPr>
+          <w:p>
+            <w:pPr>
+              <w:spacing w:before="40" w:after="40" w:line="324" w:lineRule="auto"/>
+              <w:jc w:val="center"/>
+            </w:pPr>
+            <w:r/>
+            <w:r>
+              <w:rPr>
+                <w:rFonts w:ascii="Calibri" w:hAnsi="Calibri" w:eastAsia="微软雅黑"/>
+                <w:b/>
+                <w:i w:val="0"/>
+                <w:color w:val="FFFFFF"/>
+                <w:sz w:val="19"/>
+              </w:rPr>
+              <w:t>状态</w:t>
+            </w:r>
+          </w:p>
+        </w:tc>
+      </w:tr>
+      <w:tr>
+        <w:tc>
+          <w:tcPr>
+            <w:tcW w:type="dxa" w:w="907"/>
+            <w:shd w:val="clear" w:color="auto" w:fill="F2F2F2"/>
+          </w:tcPr>
+          <w:p>
+            <w:pPr>
+              <w:spacing w:before="40" w:after="40" w:line="324" w:lineRule="auto"/>
+            </w:pPr>
+            <w:r/>
+            <w:r>
+              <w:rPr>
+                <w:rFonts w:ascii="Calibri" w:hAnsi="Calibri" w:eastAsia="微软雅黑"/>
+                <w:b/>
+                <w:i w:val="0"/>
+                <w:color w:val="1A1A1A"/>
+                <w:sz w:val="19"/>
+              </w:rPr>
+              <w:t>(a)</w:t>
+            </w:r>
+          </w:p>
+        </w:tc>
+        <w:tc>
+          <w:tcPr>
+            <w:tcW w:type="dxa" w:w="7710"/>
+          </w:tcPr>
+          <w:p>
+            <w:pPr>
+              <w:spacing w:before="40" w:after="40" w:line="324" w:lineRule="auto"/>
+            </w:pPr>
+            <w:r/>
+            <w:r>
+              <w:rPr>
+                <w:rFonts w:ascii="Calibri" w:hAnsi="Calibri" w:eastAsia="微软雅黑"/>
+                <w:b/>
+                <w:i w:val="0"/>
+                <w:color w:val="0070C0"/>
+                <w:sz w:val="19"/>
+              </w:rPr>
+              <w:t>In addition to the requirements of Sec. 23.1141, no single failure or malfunction (or probable combination thereof) of the APR, including associated systems, may cause the failure, or any powerplant function necessary for safety.</w:t>
+            </w:r>
+          </w:p>
+        </w:tc>
+        <w:tc>
+          <w:tcPr>
+            <w:tcW w:type="dxa" w:w="907"/>
+            <w:shd w:val="clear" w:color="auto" w:fill="E7F1FA"/>
+          </w:tcPr>
+          <w:p>
+            <w:pPr>
+              <w:spacing w:before="40" w:after="40" w:line="324" w:lineRule="auto"/>
+              <w:jc w:val="center"/>
+            </w:pPr>
+            <w:r/>
+            <w:r>
+              <w:rPr>
+                <w:rFonts w:ascii="Calibri" w:hAnsi="Calibri" w:eastAsia="微软雅黑"/>
+                <w:b/>
+                <w:i w:val="0"/>
+                <w:color w:val="0070C0"/>
+                <w:sz w:val="18"/>
+              </w:rPr>
+              <w:t>新增</w:t>
+            </w:r>
+          </w:p>
+        </w:tc>
+      </w:tr>
+      <w:tr>
+        <w:tc>
+          <w:tcPr>
+            <w:tcW w:type="dxa" w:w="907"/>
+            <w:shd w:val="clear" w:color="auto" w:fill="F2F2F2"/>
+          </w:tcPr>
+          <w:p>
+            <w:pPr>
+              <w:spacing w:before="40" w:after="40" w:line="324" w:lineRule="auto"/>
+            </w:pPr>
+            <w:r/>
+            <w:r>
+              <w:rPr>
+                <w:rFonts w:ascii="Calibri" w:hAnsi="Calibri" w:eastAsia="微软雅黑"/>
+                <w:b/>
+                <w:i w:val="0"/>
+                <w:color w:val="1A1A1A"/>
+                <w:sz w:val="19"/>
+              </w:rPr>
+              <w:t>(b)</w:t>
+            </w:r>
+          </w:p>
+        </w:tc>
+        <w:tc>
+          <w:tcPr>
+            <w:tcW w:type="dxa" w:w="7710"/>
+          </w:tcPr>
+          <w:p>
+            <w:pPr>
+              <w:spacing w:before="40" w:after="40" w:line="324" w:lineRule="auto"/>
+            </w:pPr>
+            <w:r/>
+            <w:r>
+              <w:rPr>
+                <w:rFonts w:ascii="Calibri" w:hAnsi="Calibri" w:eastAsia="微软雅黑"/>
+                <w:b/>
+                <w:i w:val="0"/>
+                <w:color w:val="0070C0"/>
+                <w:sz w:val="19"/>
+              </w:rPr>
+              <w:t>The APR must be designed to --</w:t>
+            </w:r>
+          </w:p>
+        </w:tc>
+        <w:tc>
+          <w:tcPr>
+            <w:tcW w:type="dxa" w:w="907"/>
+            <w:shd w:val="clear" w:color="auto" w:fill="E7F1FA"/>
+          </w:tcPr>
+          <w:p>
+            <w:pPr>
+              <w:spacing w:before="40" w:after="40" w:line="324" w:lineRule="auto"/>
+              <w:jc w:val="center"/>
+            </w:pPr>
+            <w:r/>
+            <w:r>
+              <w:rPr>
+                <w:rFonts w:ascii="Calibri" w:hAnsi="Calibri" w:eastAsia="微软雅黑"/>
+                <w:b/>
+                <w:i w:val="0"/>
+                <w:color w:val="0070C0"/>
+                <w:sz w:val="18"/>
+              </w:rPr>
+              <w:t>新增</w:t>
+            </w:r>
+          </w:p>
+        </w:tc>
+      </w:tr>
+      <w:tr>
+        <w:tc>
+          <w:tcPr>
+            <w:tcW w:type="dxa" w:w="907"/>
+            <w:shd w:val="clear" w:color="auto" w:fill="F2F2F2"/>
+          </w:tcPr>
+          <w:p>
+            <w:pPr>
+              <w:spacing w:before="40" w:after="40" w:line="324" w:lineRule="auto"/>
+            </w:pPr>
+            <w:r/>
+            <w:r>
+              <w:rPr>
+                <w:rFonts w:ascii="Calibri" w:hAnsi="Calibri" w:eastAsia="微软雅黑"/>
+                <w:b/>
+                <w:i w:val="0"/>
+                <w:color w:val="1A1A1A"/>
+                <w:sz w:val="19"/>
+              </w:rPr>
+              <w:t>(1)</w:t>
+            </w:r>
+          </w:p>
+        </w:tc>
+        <w:tc>
+          <w:tcPr>
+            <w:tcW w:type="dxa" w:w="7710"/>
+          </w:tcPr>
+          <w:p>
+            <w:pPr>
+              <w:spacing w:before="40" w:after="40" w:line="324" w:lineRule="auto"/>
+            </w:pPr>
+            <w:r/>
+            <w:r>
+              <w:rPr>
+                <w:rFonts w:ascii="Calibri" w:hAnsi="Calibri" w:eastAsia="微软雅黑"/>
+                <w:b/>
+                <w:i w:val="0"/>
+                <w:color w:val="0070C0"/>
+                <w:sz w:val="19"/>
+              </w:rPr>
+              <w:t>Provide a means to verify to the flight crew before takeoff that the APR is in an operating condition to perform its intended function;</w:t>
+            </w:r>
+          </w:p>
+        </w:tc>
+        <w:tc>
+          <w:tcPr>
+            <w:tcW w:type="dxa" w:w="907"/>
+            <w:shd w:val="clear" w:color="auto" w:fill="E7F1FA"/>
+          </w:tcPr>
+          <w:p>
+            <w:pPr>
+              <w:spacing w:before="40" w:after="40" w:line="324" w:lineRule="auto"/>
+              <w:jc w:val="center"/>
+            </w:pPr>
+            <w:r/>
+            <w:r>
+              <w:rPr>
+                <w:rFonts w:ascii="Calibri" w:hAnsi="Calibri" w:eastAsia="微软雅黑"/>
+                <w:b/>
+                <w:i w:val="0"/>
+                <w:color w:val="0070C0"/>
+                <w:sz w:val="18"/>
+              </w:rPr>
+              <w:t>新增</w:t>
+            </w:r>
+          </w:p>
+        </w:tc>
+      </w:tr>
+      <w:tr>
+        <w:tc>
+          <w:tcPr>
+            <w:tcW w:type="dxa" w:w="907"/>
+            <w:shd w:val="clear" w:color="auto" w:fill="F2F2F2"/>
+          </w:tcPr>
+          <w:p>
+            <w:pPr>
+              <w:spacing w:before="40" w:after="40" w:line="324" w:lineRule="auto"/>
+            </w:pPr>
+            <w:r/>
+            <w:r>
+              <w:rPr>
+                <w:rFonts w:ascii="Calibri" w:hAnsi="Calibri" w:eastAsia="微软雅黑"/>
+                <w:b/>
+                <w:i w:val="0"/>
+                <w:color w:val="1A1A1A"/>
+                <w:sz w:val="19"/>
+              </w:rPr>
+              <w:t>(2)</w:t>
+            </w:r>
+          </w:p>
+        </w:tc>
+        <w:tc>
+          <w:tcPr>
+            <w:tcW w:type="dxa" w:w="7710"/>
+          </w:tcPr>
+          <w:p>
+            <w:pPr>
+              <w:spacing w:before="40" w:after="40" w:line="324" w:lineRule="auto"/>
+            </w:pPr>
+            <w:r/>
+            <w:r>
+              <w:rPr>
+                <w:rFonts w:ascii="Calibri" w:hAnsi="Calibri" w:eastAsia="微软雅黑"/>
+                <w:b/>
+                <w:i w:val="0"/>
+                <w:color w:val="0070C0"/>
+                <w:sz w:val="19"/>
+              </w:rPr>
+              <w:t>Automatically advance power on the operating engines following an engine failure during takeoff to achieve the maximum attainable takeoff power without exceeding engine operating limits;</w:t>
+            </w:r>
+          </w:p>
+        </w:tc>
+        <w:tc>
+          <w:tcPr>
+            <w:tcW w:type="dxa" w:w="907"/>
+            <w:shd w:val="clear" w:color="auto" w:fill="E7F1FA"/>
+          </w:tcPr>
+          <w:p>
+            <w:pPr>
+              <w:spacing w:before="40" w:after="40" w:line="324" w:lineRule="auto"/>
+              <w:jc w:val="center"/>
+            </w:pPr>
+            <w:r/>
+            <w:r>
+              <w:rPr>
+                <w:rFonts w:ascii="Calibri" w:hAnsi="Calibri" w:eastAsia="微软雅黑"/>
+                <w:b/>
+                <w:i w:val="0"/>
+                <w:color w:val="0070C0"/>
+                <w:sz w:val="18"/>
+              </w:rPr>
+              <w:t>新增</w:t>
+            </w:r>
+          </w:p>
+        </w:tc>
+      </w:tr>
+      <w:tr>
+        <w:tc>
+          <w:tcPr>
+            <w:tcW w:type="dxa" w:w="907"/>
+            <w:shd w:val="clear" w:color="auto" w:fill="F2F2F2"/>
+          </w:tcPr>
+          <w:p>
+            <w:pPr>
+              <w:spacing w:before="40" w:after="40" w:line="324" w:lineRule="auto"/>
+            </w:pPr>
+            <w:r/>
+            <w:r>
+              <w:rPr>
+                <w:rFonts w:ascii="Calibri" w:hAnsi="Calibri" w:eastAsia="微软雅黑"/>
+                <w:b/>
+                <w:i w:val="0"/>
+                <w:color w:val="1A1A1A"/>
+                <w:sz w:val="19"/>
+              </w:rPr>
+              <w:t>(3)</w:t>
+            </w:r>
+          </w:p>
+        </w:tc>
+        <w:tc>
+          <w:tcPr>
+            <w:tcW w:type="dxa" w:w="7710"/>
+          </w:tcPr>
+          <w:p>
+            <w:pPr>
+              <w:spacing w:before="40" w:after="40" w:line="324" w:lineRule="auto"/>
+            </w:pPr>
+            <w:r/>
+            <w:r>
+              <w:rPr>
+                <w:rFonts w:ascii="Calibri" w:hAnsi="Calibri" w:eastAsia="微软雅黑"/>
+                <w:b/>
+                <w:i w:val="0"/>
+                <w:color w:val="0070C0"/>
+                <w:sz w:val="19"/>
+              </w:rPr>
+              <w:t>Prevent deactivation of the APR by manual adjustment of the power levers following an engine failure;</w:t>
+            </w:r>
+          </w:p>
+        </w:tc>
+        <w:tc>
+          <w:tcPr>
+            <w:tcW w:type="dxa" w:w="907"/>
+            <w:shd w:val="clear" w:color="auto" w:fill="E7F1FA"/>
+          </w:tcPr>
+          <w:p>
+            <w:pPr>
+              <w:spacing w:before="40" w:after="40" w:line="324" w:lineRule="auto"/>
+              <w:jc w:val="center"/>
+            </w:pPr>
+            <w:r/>
+            <w:r>
+              <w:rPr>
+                <w:rFonts w:ascii="Calibri" w:hAnsi="Calibri" w:eastAsia="微软雅黑"/>
+                <w:b/>
+                <w:i w:val="0"/>
+                <w:color w:val="0070C0"/>
+                <w:sz w:val="18"/>
+              </w:rPr>
+              <w:t>新增</w:t>
+            </w:r>
+          </w:p>
+        </w:tc>
+      </w:tr>
+      <w:tr>
+        <w:tc>
+          <w:tcPr>
+            <w:tcW w:type="dxa" w:w="907"/>
+            <w:shd w:val="clear" w:color="auto" w:fill="F2F2F2"/>
+          </w:tcPr>
+          <w:p>
+            <w:pPr>
+              <w:spacing w:before="40" w:after="40" w:line="324" w:lineRule="auto"/>
+            </w:pPr>
+            <w:r/>
+            <w:r>
+              <w:rPr>
+                <w:rFonts w:ascii="Calibri" w:hAnsi="Calibri" w:eastAsia="微软雅黑"/>
+                <w:b/>
+                <w:i w:val="0"/>
+                <w:color w:val="1A1A1A"/>
+                <w:sz w:val="19"/>
+              </w:rPr>
+              <w:t>(4)</w:t>
+            </w:r>
+          </w:p>
+        </w:tc>
+        <w:tc>
+          <w:tcPr>
+            <w:tcW w:type="dxa" w:w="7710"/>
+          </w:tcPr>
+          <w:p>
+            <w:pPr>
+              <w:spacing w:before="40" w:after="40" w:line="324" w:lineRule="auto"/>
+            </w:pPr>
+            <w:r/>
+            <w:r>
+              <w:rPr>
+                <w:rFonts w:ascii="Calibri" w:hAnsi="Calibri" w:eastAsia="微软雅黑"/>
+                <w:b/>
+                <w:i w:val="0"/>
+                <w:color w:val="0070C0"/>
+                <w:sz w:val="19"/>
+              </w:rPr>
+              <w:t>Provide a means for the flight crew to deactivate the automatic function. This means must be designed to prevent inadvertent deactivation; and</w:t>
+            </w:r>
+          </w:p>
+        </w:tc>
+        <w:tc>
+          <w:tcPr>
+            <w:tcW w:type="dxa" w:w="907"/>
+            <w:shd w:val="clear" w:color="auto" w:fill="E7F1FA"/>
+          </w:tcPr>
+          <w:p>
+            <w:pPr>
+              <w:spacing w:before="40" w:after="40" w:line="324" w:lineRule="auto"/>
+              <w:jc w:val="center"/>
+            </w:pPr>
+            <w:r/>
+            <w:r>
+              <w:rPr>
+                <w:rFonts w:ascii="Calibri" w:hAnsi="Calibri" w:eastAsia="微软雅黑"/>
+                <w:b/>
+                <w:i w:val="0"/>
+                <w:color w:val="0070C0"/>
+                <w:sz w:val="18"/>
+              </w:rPr>
+              <w:t>新增</w:t>
+            </w:r>
+          </w:p>
+        </w:tc>
+      </w:tr>
+      <w:tr>
+        <w:tc>
+          <w:tcPr>
+            <w:tcW w:type="dxa" w:w="907"/>
+            <w:shd w:val="clear" w:color="auto" w:fill="F2F2F2"/>
+          </w:tcPr>
+          <w:p>
+            <w:pPr>
+              <w:spacing w:before="40" w:after="40" w:line="324" w:lineRule="auto"/>
+            </w:pPr>
+            <w:r/>
+            <w:r>
+              <w:rPr>
+                <w:rFonts w:ascii="Calibri" w:hAnsi="Calibri" w:eastAsia="微软雅黑"/>
+                <w:b/>
+                <w:i w:val="0"/>
+                <w:color w:val="1A1A1A"/>
+                <w:sz w:val="19"/>
+              </w:rPr>
+              <w:t>(5)</w:t>
+            </w:r>
+          </w:p>
+        </w:tc>
+        <w:tc>
+          <w:tcPr>
+            <w:tcW w:type="dxa" w:w="7710"/>
+          </w:tcPr>
+          <w:p>
+            <w:pPr>
+              <w:spacing w:before="40" w:after="40" w:line="324" w:lineRule="auto"/>
+            </w:pPr>
+            <w:r/>
+            <w:r>
+              <w:rPr>
+                <w:rFonts w:ascii="Calibri" w:hAnsi="Calibri" w:eastAsia="微软雅黑"/>
+                <w:b/>
+                <w:i w:val="0"/>
+                <w:color w:val="0070C0"/>
+                <w:sz w:val="19"/>
+              </w:rPr>
+              <w:t>Allow normal manual decrease or increase in power up to the maximum takeoff power approved for the airplane undering the existing conditions through the use of power levers, as stated in Sec. 23.1141(c), except as provided under paragraph (c) of H23.5 of this appendix.</w:t>
+            </w:r>
+          </w:p>
+        </w:tc>
+        <w:tc>
+          <w:tcPr>
+            <w:tcW w:type="dxa" w:w="907"/>
+            <w:shd w:val="clear" w:color="auto" w:fill="E7F1FA"/>
+          </w:tcPr>
+          <w:p>
+            <w:pPr>
+              <w:spacing w:before="40" w:after="40" w:line="324" w:lineRule="auto"/>
+              <w:jc w:val="center"/>
+            </w:pPr>
+            <w:r/>
+            <w:r>
+              <w:rPr>
+                <w:rFonts w:ascii="Calibri" w:hAnsi="Calibri" w:eastAsia="微软雅黑"/>
+                <w:b/>
+                <w:i w:val="0"/>
+                <w:color w:val="0070C0"/>
+                <w:sz w:val="18"/>
+              </w:rPr>
+              <w:t>新增</w:t>
+            </w:r>
+          </w:p>
+        </w:tc>
+      </w:tr>
+      <w:tr>
+        <w:tc>
+          <w:tcPr>
+            <w:tcW w:type="dxa" w:w="907"/>
+            <w:shd w:val="clear" w:color="auto" w:fill="F2F2F2"/>
+          </w:tcPr>
+          <w:p>
+            <w:pPr>
+              <w:spacing w:before="40" w:after="40" w:line="324" w:lineRule="auto"/>
+            </w:pPr>
+            <w:r/>
+            <w:r>
+              <w:rPr>
+                <w:rFonts w:ascii="Calibri" w:hAnsi="Calibri" w:eastAsia="微软雅黑"/>
+                <w:b/>
+                <w:i w:val="0"/>
+                <w:color w:val="1A1A1A"/>
+                <w:sz w:val="19"/>
+              </w:rPr>
+              <w:t>(c)</w:t>
+            </w:r>
+          </w:p>
+        </w:tc>
+        <w:tc>
+          <w:tcPr>
+            <w:tcW w:type="dxa" w:w="7710"/>
+          </w:tcPr>
+          <w:p>
+            <w:pPr>
+              <w:spacing w:before="40" w:after="40" w:line="324" w:lineRule="auto"/>
+            </w:pPr>
+            <w:r/>
+            <w:r>
+              <w:rPr>
+                <w:rFonts w:ascii="Calibri" w:hAnsi="Calibri" w:eastAsia="微软雅黑"/>
+                <w:b/>
+                <w:i w:val="0"/>
+                <w:color w:val="0070C0"/>
+                <w:sz w:val="19"/>
+              </w:rPr>
+              <w:t>For airplanes equipped with limiters that automatically prevent engine operating limits from being exceeded, other means may be used to increase the maximum level of power controlled by the power levers in the event of an APR failure. The means must be located on or forward of the power levers, must be easily identified and operated under all operating conditions by a single action of any pilot with the hand that is normally used to actuate the power levers, and must meet the requirements of Sec. 23.777 (a), (b), and (c).</w:t>
+            </w:r>
+          </w:p>
+        </w:tc>
+        <w:tc>
+          <w:tcPr>
+            <w:tcW w:type="dxa" w:w="907"/>
+            <w:shd w:val="clear" w:color="auto" w:fill="E7F1FA"/>
+          </w:tcPr>
+          <w:p>
+            <w:pPr>
+              <w:spacing w:before="40" w:after="40" w:line="324" w:lineRule="auto"/>
+              <w:jc w:val="center"/>
+            </w:pPr>
+            <w:r/>
+            <w:r>
+              <w:rPr>
+                <w:rFonts w:ascii="Calibri" w:hAnsi="Calibri" w:eastAsia="微软雅黑"/>
+                <w:b/>
+                <w:i w:val="0"/>
+                <w:color w:val="0070C0"/>
+                <w:sz w:val="18"/>
+              </w:rPr>
+              <w:t>新增</w:t>
+            </w:r>
+          </w:p>
+        </w:tc>
+      </w:tr>
+    </w:tbl>
+    <w:p/>
     <w:p>
       <w:pPr>
         <w:pStyle w:val="Heading3"/>
@@ -10378,24 +13942,449 @@
           <w:color w:val="404040"/>
           <w:sz w:val="24"/>
         </w:rPr>
-        <w:t>3.1　段落结构演变矩阵（横向对照 1 个版本）</w:t>
+        <w:t>3.2　段落结构演变矩阵（横向对照 1 个版本）</w:t>
       </w:r>
     </w:p>
-    <w:p>
-      <w:pPr>
-        <w:spacing w:before="60" w:after="60" w:line="324" w:lineRule="auto"/>
-      </w:pPr>
-      <w:r>
-        <w:rPr>
-          <w:rFonts w:ascii="Calibri" w:hAnsi="Calibri" w:eastAsia="微软雅黑"/>
-          <w:b w:val="0"/>
-          <w:i w:val="0"/>
-          <w:color w:val="1A1A1A"/>
-          <w:sz w:val="19"/>
-        </w:rPr>
-        <w:t>（无可用全文，矩阵略。）</w:t>
-      </w:r>
-    </w:p>
+    <w:tbl>
+      <w:tblPr>
+        <w:tblStyle w:val="TableGrid"/>
+        <w:tblW w:type="auto" w:w="0"/>
+        <w:jc w:val="center"/>
+        <w:tblLayout w:type="fixed"/>
+        <w:tblLook w:firstColumn="1" w:firstRow="1" w:lastColumn="0" w:lastRow="0" w:noHBand="0" w:noVBand="1" w:val="04A0"/>
+        <w:tblCellMar>
+          <w:top w:w="60" w:type="dxa"/>
+          <w:left w:w="90" w:type="dxa"/>
+          <w:bottom w:w="60" w:type="dxa"/>
+          <w:right w:w="90" w:type="dxa"/>
+        </w:tblCellMar>
+      </w:tblPr>
+      <w:tblGrid>
+        <w:gridCol w:w="4819"/>
+        <w:gridCol w:w="4819"/>
+      </w:tblGrid>
+      <w:tr>
+        <w:trPr>
+          <w:tblHeader w:val="true"/>
+        </w:trPr>
+        <w:tc>
+          <w:tcPr>
+            <w:tcW w:type="dxa" w:w="794"/>
+            <w:shd w:val="clear" w:color="auto" w:fill="1F4E79"/>
+          </w:tcPr>
+          <w:p>
+            <w:pPr>
+              <w:spacing w:before="40" w:after="40" w:line="324" w:lineRule="auto"/>
+              <w:jc w:val="center"/>
+            </w:pPr>
+            <w:r/>
+            <w:r>
+              <w:rPr>
+                <w:rFonts w:ascii="Calibri" w:hAnsi="Calibri" w:eastAsia="微软雅黑"/>
+                <w:b/>
+                <w:i w:val="0"/>
+                <w:color w:val="FFFFFF"/>
+                <w:sz w:val="16"/>
+              </w:rPr>
+              <w:t>段落</w:t>
+            </w:r>
+          </w:p>
+        </w:tc>
+        <w:tc>
+          <w:tcPr>
+            <w:tcW w:type="dxa" w:w="7824"/>
+            <w:shd w:val="clear" w:color="auto" w:fill="1F4E79"/>
+          </w:tcPr>
+          <w:p>
+            <w:pPr>
+              <w:spacing w:before="40" w:after="40" w:line="324" w:lineRule="auto"/>
+              <w:jc w:val="center"/>
+            </w:pPr>
+            <w:r/>
+            <w:r>
+              <w:rPr>
+                <w:rFonts w:ascii="Calibri" w:hAnsi="Calibri" w:eastAsia="微软雅黑"/>
+                <w:b/>
+                <w:i w:val="0"/>
+                <w:color w:val="FFFFFF"/>
+                <w:sz w:val="16"/>
+              </w:rPr>
+              <w:t>Amdt 23-43</w:t>
+              <w:br/>
+              <w:t>(1993-05-10)</w:t>
+            </w:r>
+          </w:p>
+        </w:tc>
+      </w:tr>
+      <w:tr>
+        <w:tc>
+          <w:tcPr>
+            <w:tcW w:type="dxa" w:w="794"/>
+          </w:tcPr>
+          <w:p>
+            <w:pPr>
+              <w:spacing w:before="40" w:after="40" w:line="324" w:lineRule="auto"/>
+              <w:jc w:val="center"/>
+            </w:pPr>
+            <w:r/>
+            <w:r>
+              <w:rPr>
+                <w:rFonts w:ascii="Calibri" w:hAnsi="Calibri" w:eastAsia="微软雅黑"/>
+                <w:b w:val="0"/>
+                <w:i w:val="0"/>
+                <w:color w:val="1A1A1A"/>
+                <w:sz w:val="16"/>
+              </w:rPr>
+              <w:t>(a)</w:t>
+            </w:r>
+          </w:p>
+        </w:tc>
+        <w:tc>
+          <w:tcPr>
+            <w:tcW w:type="dxa" w:w="7824"/>
+          </w:tcPr>
+          <w:p>
+            <w:pPr>
+              <w:spacing w:before="40" w:after="40" w:line="324" w:lineRule="auto"/>
+            </w:pPr>
+            <w:r/>
+            <w:r>
+              <w:rPr>
+                <w:rFonts w:ascii="Calibri" w:hAnsi="Calibri" w:eastAsia="微软雅黑"/>
+                <w:b w:val="0"/>
+                <w:i w:val="0"/>
+                <w:color w:val="1A1A1A"/>
+                <w:sz w:val="16"/>
+              </w:rPr>
+              <w:t>● 新增</w:t>
+            </w:r>
+          </w:p>
+        </w:tc>
+      </w:tr>
+      <w:tr>
+        <w:tc>
+          <w:tcPr>
+            <w:tcW w:type="dxa" w:w="794"/>
+            <w:shd w:val="clear" w:color="auto" w:fill="F7F9FC"/>
+          </w:tcPr>
+          <w:p>
+            <w:pPr>
+              <w:spacing w:before="40" w:after="40" w:line="324" w:lineRule="auto"/>
+              <w:jc w:val="center"/>
+            </w:pPr>
+            <w:r/>
+            <w:r>
+              <w:rPr>
+                <w:rFonts w:ascii="Calibri" w:hAnsi="Calibri" w:eastAsia="微软雅黑"/>
+                <w:b w:val="0"/>
+                <w:i w:val="0"/>
+                <w:color w:val="1A1A1A"/>
+                <w:sz w:val="16"/>
+              </w:rPr>
+              <w:t>(b)</w:t>
+            </w:r>
+          </w:p>
+        </w:tc>
+        <w:tc>
+          <w:tcPr>
+            <w:tcW w:type="dxa" w:w="7824"/>
+            <w:shd w:val="clear" w:color="auto" w:fill="F7F9FC"/>
+          </w:tcPr>
+          <w:p>
+            <w:pPr>
+              <w:spacing w:before="40" w:after="40" w:line="324" w:lineRule="auto"/>
+            </w:pPr>
+            <w:r/>
+            <w:r>
+              <w:rPr>
+                <w:rFonts w:ascii="Calibri" w:hAnsi="Calibri" w:eastAsia="微软雅黑"/>
+                <w:b w:val="0"/>
+                <w:i w:val="0"/>
+                <w:color w:val="1A1A1A"/>
+                <w:sz w:val="16"/>
+              </w:rPr>
+              <w:t>● 新增</w:t>
+            </w:r>
+          </w:p>
+        </w:tc>
+      </w:tr>
+      <w:tr>
+        <w:tc>
+          <w:tcPr>
+            <w:tcW w:type="dxa" w:w="794"/>
+          </w:tcPr>
+          <w:p>
+            <w:pPr>
+              <w:spacing w:before="40" w:after="40" w:line="324" w:lineRule="auto"/>
+              <w:jc w:val="center"/>
+            </w:pPr>
+            <w:r/>
+            <w:r>
+              <w:rPr>
+                <w:rFonts w:ascii="Calibri" w:hAnsi="Calibri" w:eastAsia="微软雅黑"/>
+                <w:b w:val="0"/>
+                <w:i w:val="0"/>
+                <w:color w:val="1A1A1A"/>
+                <w:sz w:val="16"/>
+              </w:rPr>
+              <w:t>(1)</w:t>
+            </w:r>
+          </w:p>
+        </w:tc>
+        <w:tc>
+          <w:tcPr>
+            <w:tcW w:type="dxa" w:w="7824"/>
+          </w:tcPr>
+          <w:p>
+            <w:pPr>
+              <w:spacing w:before="40" w:after="40" w:line="324" w:lineRule="auto"/>
+            </w:pPr>
+            <w:r/>
+            <w:r>
+              <w:rPr>
+                <w:rFonts w:ascii="Calibri" w:hAnsi="Calibri" w:eastAsia="微软雅黑"/>
+                <w:b w:val="0"/>
+                <w:i w:val="0"/>
+                <w:color w:val="1A1A1A"/>
+                <w:sz w:val="16"/>
+              </w:rPr>
+              <w:t>● 新增</w:t>
+            </w:r>
+          </w:p>
+        </w:tc>
+      </w:tr>
+      <w:tr>
+        <w:tc>
+          <w:tcPr>
+            <w:tcW w:type="dxa" w:w="794"/>
+            <w:shd w:val="clear" w:color="auto" w:fill="F7F9FC"/>
+          </w:tcPr>
+          <w:p>
+            <w:pPr>
+              <w:spacing w:before="40" w:after="40" w:line="324" w:lineRule="auto"/>
+              <w:jc w:val="center"/>
+            </w:pPr>
+            <w:r/>
+            <w:r>
+              <w:rPr>
+                <w:rFonts w:ascii="Calibri" w:hAnsi="Calibri" w:eastAsia="微软雅黑"/>
+                <w:b w:val="0"/>
+                <w:i w:val="0"/>
+                <w:color w:val="1A1A1A"/>
+                <w:sz w:val="16"/>
+              </w:rPr>
+              <w:t>(2)</w:t>
+            </w:r>
+          </w:p>
+        </w:tc>
+        <w:tc>
+          <w:tcPr>
+            <w:tcW w:type="dxa" w:w="7824"/>
+            <w:shd w:val="clear" w:color="auto" w:fill="F7F9FC"/>
+          </w:tcPr>
+          <w:p>
+            <w:pPr>
+              <w:spacing w:before="40" w:after="40" w:line="324" w:lineRule="auto"/>
+            </w:pPr>
+            <w:r/>
+            <w:r>
+              <w:rPr>
+                <w:rFonts w:ascii="Calibri" w:hAnsi="Calibri" w:eastAsia="微软雅黑"/>
+                <w:b w:val="0"/>
+                <w:i w:val="0"/>
+                <w:color w:val="1A1A1A"/>
+                <w:sz w:val="16"/>
+              </w:rPr>
+              <w:t>● 新增</w:t>
+            </w:r>
+          </w:p>
+        </w:tc>
+      </w:tr>
+      <w:tr>
+        <w:tc>
+          <w:tcPr>
+            <w:tcW w:type="dxa" w:w="794"/>
+          </w:tcPr>
+          <w:p>
+            <w:pPr>
+              <w:spacing w:before="40" w:after="40" w:line="324" w:lineRule="auto"/>
+              <w:jc w:val="center"/>
+            </w:pPr>
+            <w:r/>
+            <w:r>
+              <w:rPr>
+                <w:rFonts w:ascii="Calibri" w:hAnsi="Calibri" w:eastAsia="微软雅黑"/>
+                <w:b w:val="0"/>
+                <w:i w:val="0"/>
+                <w:color w:val="1A1A1A"/>
+                <w:sz w:val="16"/>
+              </w:rPr>
+              <w:t>(3)</w:t>
+            </w:r>
+          </w:p>
+        </w:tc>
+        <w:tc>
+          <w:tcPr>
+            <w:tcW w:type="dxa" w:w="7824"/>
+          </w:tcPr>
+          <w:p>
+            <w:pPr>
+              <w:spacing w:before="40" w:after="40" w:line="324" w:lineRule="auto"/>
+            </w:pPr>
+            <w:r/>
+            <w:r>
+              <w:rPr>
+                <w:rFonts w:ascii="Calibri" w:hAnsi="Calibri" w:eastAsia="微软雅黑"/>
+                <w:b w:val="0"/>
+                <w:i w:val="0"/>
+                <w:color w:val="1A1A1A"/>
+                <w:sz w:val="16"/>
+              </w:rPr>
+              <w:t>● 新增</w:t>
+            </w:r>
+          </w:p>
+        </w:tc>
+      </w:tr>
+      <w:tr>
+        <w:tc>
+          <w:tcPr>
+            <w:tcW w:type="dxa" w:w="794"/>
+            <w:shd w:val="clear" w:color="auto" w:fill="F7F9FC"/>
+          </w:tcPr>
+          <w:p>
+            <w:pPr>
+              <w:spacing w:before="40" w:after="40" w:line="324" w:lineRule="auto"/>
+              <w:jc w:val="center"/>
+            </w:pPr>
+            <w:r/>
+            <w:r>
+              <w:rPr>
+                <w:rFonts w:ascii="Calibri" w:hAnsi="Calibri" w:eastAsia="微软雅黑"/>
+                <w:b w:val="0"/>
+                <w:i w:val="0"/>
+                <w:color w:val="1A1A1A"/>
+                <w:sz w:val="16"/>
+              </w:rPr>
+              <w:t>(4)</w:t>
+            </w:r>
+          </w:p>
+        </w:tc>
+        <w:tc>
+          <w:tcPr>
+            <w:tcW w:type="dxa" w:w="7824"/>
+            <w:shd w:val="clear" w:color="auto" w:fill="F7F9FC"/>
+          </w:tcPr>
+          <w:p>
+            <w:pPr>
+              <w:spacing w:before="40" w:after="40" w:line="324" w:lineRule="auto"/>
+            </w:pPr>
+            <w:r/>
+            <w:r>
+              <w:rPr>
+                <w:rFonts w:ascii="Calibri" w:hAnsi="Calibri" w:eastAsia="微软雅黑"/>
+                <w:b w:val="0"/>
+                <w:i w:val="0"/>
+                <w:color w:val="1A1A1A"/>
+                <w:sz w:val="16"/>
+              </w:rPr>
+              <w:t>● 新增</w:t>
+            </w:r>
+          </w:p>
+        </w:tc>
+      </w:tr>
+      <w:tr>
+        <w:tc>
+          <w:tcPr>
+            <w:tcW w:type="dxa" w:w="794"/>
+          </w:tcPr>
+          <w:p>
+            <w:pPr>
+              <w:spacing w:before="40" w:after="40" w:line="324" w:lineRule="auto"/>
+              <w:jc w:val="center"/>
+            </w:pPr>
+            <w:r/>
+            <w:r>
+              <w:rPr>
+                <w:rFonts w:ascii="Calibri" w:hAnsi="Calibri" w:eastAsia="微软雅黑"/>
+                <w:b w:val="0"/>
+                <w:i w:val="0"/>
+                <w:color w:val="1A1A1A"/>
+                <w:sz w:val="16"/>
+              </w:rPr>
+              <w:t>(5)</w:t>
+            </w:r>
+          </w:p>
+        </w:tc>
+        <w:tc>
+          <w:tcPr>
+            <w:tcW w:type="dxa" w:w="7824"/>
+          </w:tcPr>
+          <w:p>
+            <w:pPr>
+              <w:spacing w:before="40" w:after="40" w:line="324" w:lineRule="auto"/>
+            </w:pPr>
+            <w:r/>
+            <w:r>
+              <w:rPr>
+                <w:rFonts w:ascii="Calibri" w:hAnsi="Calibri" w:eastAsia="微软雅黑"/>
+                <w:b w:val="0"/>
+                <w:i w:val="0"/>
+                <w:color w:val="1A1A1A"/>
+                <w:sz w:val="16"/>
+              </w:rPr>
+              <w:t>● 新增</w:t>
+            </w:r>
+          </w:p>
+        </w:tc>
+      </w:tr>
+      <w:tr>
+        <w:tc>
+          <w:tcPr>
+            <w:tcW w:type="dxa" w:w="794"/>
+            <w:shd w:val="clear" w:color="auto" w:fill="F7F9FC"/>
+          </w:tcPr>
+          <w:p>
+            <w:pPr>
+              <w:spacing w:before="40" w:after="40" w:line="324" w:lineRule="auto"/>
+              <w:jc w:val="center"/>
+            </w:pPr>
+            <w:r/>
+            <w:r>
+              <w:rPr>
+                <w:rFonts w:ascii="Calibri" w:hAnsi="Calibri" w:eastAsia="微软雅黑"/>
+                <w:b w:val="0"/>
+                <w:i w:val="0"/>
+                <w:color w:val="1A1A1A"/>
+                <w:sz w:val="16"/>
+              </w:rPr>
+              <w:t>(c)</w:t>
+            </w:r>
+          </w:p>
+        </w:tc>
+        <w:tc>
+          <w:tcPr>
+            <w:tcW w:type="dxa" w:w="7824"/>
+            <w:shd w:val="clear" w:color="auto" w:fill="F7F9FC"/>
+          </w:tcPr>
+          <w:p>
+            <w:pPr>
+              <w:spacing w:before="40" w:after="40" w:line="324" w:lineRule="auto"/>
+            </w:pPr>
+            <w:r/>
+            <w:r>
+              <w:rPr>
+                <w:rFonts w:ascii="Calibri" w:hAnsi="Calibri" w:eastAsia="微软雅黑"/>
+                <w:b w:val="0"/>
+                <w:i w:val="0"/>
+                <w:color w:val="1A1A1A"/>
+                <w:sz w:val="16"/>
+              </w:rPr>
+              <w:t>● 新增</w:t>
+            </w:r>
+          </w:p>
+        </w:tc>
+      </w:tr>
+    </w:tbl>
     <w:p>
       <w:pPr>
         <w:pStyle w:val="Heading2"/>
@@ -10425,9 +14414,168 @@
           <w:color w:val="1A1A1A"/>
           <w:sz w:val="20"/>
         </w:rPr>
-        <w:t>本条各版本的修订动因未在 NPRM/Final Rule 前言中展开说明，多为随主修订案一并调整的编辑性或交叉引用性修改。</w:t>
+        <w:t>下表按「驱动力」归纳本条各次修订的成因（依据各版 NPRM/Final Rule 原文关键词自动归纳）。</w:t>
       </w:r>
     </w:p>
+    <w:tbl>
+      <w:tblPr>
+        <w:tblStyle w:val="TableGrid"/>
+        <w:tblW w:type="auto" w:w="0"/>
+        <w:jc w:val="center"/>
+        <w:tblLayout w:type="fixed"/>
+        <w:tblLook w:firstColumn="1" w:firstRow="1" w:lastColumn="0" w:lastRow="0" w:noHBand="0" w:noVBand="1" w:val="04A0"/>
+        <w:tblCellMar>
+          <w:top w:w="60" w:type="dxa"/>
+          <w:left w:w="90" w:type="dxa"/>
+          <w:bottom w:w="60" w:type="dxa"/>
+          <w:right w:w="90" w:type="dxa"/>
+        </w:tblCellMar>
+      </w:tblPr>
+      <w:tblGrid>
+        <w:gridCol w:w="3213"/>
+        <w:gridCol w:w="3213"/>
+        <w:gridCol w:w="3213"/>
+      </w:tblGrid>
+      <w:tr>
+        <w:trPr>
+          <w:tblHeader w:val="true"/>
+        </w:trPr>
+        <w:tc>
+          <w:tcPr>
+            <w:tcW w:type="dxa" w:w="1701"/>
+            <w:shd w:val="clear" w:color="auto" w:fill="1F4E79"/>
+          </w:tcPr>
+          <w:p>
+            <w:pPr>
+              <w:spacing w:before="40" w:after="40" w:line="324" w:lineRule="auto"/>
+              <w:jc w:val="center"/>
+            </w:pPr>
+            <w:r/>
+            <w:r>
+              <w:rPr>
+                <w:rFonts w:ascii="Calibri" w:hAnsi="Calibri" w:eastAsia="微软雅黑"/>
+                <w:b/>
+                <w:i w:val="0"/>
+                <w:color w:val="FFFFFF"/>
+                <w:sz w:val="17"/>
+              </w:rPr>
+              <w:t>驱动力</w:t>
+            </w:r>
+          </w:p>
+        </w:tc>
+        <w:tc>
+          <w:tcPr>
+            <w:tcW w:type="dxa" w:w="5896"/>
+            <w:shd w:val="clear" w:color="auto" w:fill="1F4E79"/>
+          </w:tcPr>
+          <w:p>
+            <w:pPr>
+              <w:spacing w:before="40" w:after="40" w:line="324" w:lineRule="auto"/>
+              <w:jc w:val="center"/>
+            </w:pPr>
+            <w:r/>
+            <w:r>
+              <w:rPr>
+                <w:rFonts w:ascii="Calibri" w:hAnsi="Calibri" w:eastAsia="微软雅黑"/>
+                <w:b/>
+                <w:i w:val="0"/>
+                <w:color w:val="FFFFFF"/>
+                <w:sz w:val="17"/>
+              </w:rPr>
+              <w:t>在本条上的体现（原文摘录）</w:t>
+            </w:r>
+          </w:p>
+        </w:tc>
+        <w:tc>
+          <w:tcPr>
+            <w:tcW w:type="dxa" w:w="1928"/>
+            <w:shd w:val="clear" w:color="auto" w:fill="1F4E79"/>
+          </w:tcPr>
+          <w:p>
+            <w:pPr>
+              <w:spacing w:before="40" w:after="40" w:line="324" w:lineRule="auto"/>
+              <w:jc w:val="center"/>
+            </w:pPr>
+            <w:r/>
+            <w:r>
+              <w:rPr>
+                <w:rFonts w:ascii="Calibri" w:hAnsi="Calibri" w:eastAsia="微软雅黑"/>
+                <w:b/>
+                <w:i w:val="0"/>
+                <w:color w:val="FFFFFF"/>
+                <w:sz w:val="17"/>
+              </w:rPr>
+              <w:t>对应版本</w:t>
+            </w:r>
+          </w:p>
+        </w:tc>
+      </w:tr>
+      <w:tr>
+        <w:tc>
+          <w:tcPr>
+            <w:tcW w:type="dxa" w:w="1701"/>
+          </w:tcPr>
+          <w:p>
+            <w:pPr>
+              <w:spacing w:before="40" w:after="40" w:line="324" w:lineRule="auto"/>
+            </w:pPr>
+            <w:r/>
+            <w:r>
+              <w:rPr>
+                <w:rFonts w:ascii="Calibri" w:hAnsi="Calibri" w:eastAsia="微软雅黑"/>
+                <w:b w:val="0"/>
+                <w:i w:val="0"/>
+                <w:color w:val="1A1A1A"/>
+                <w:sz w:val="17"/>
+              </w:rPr>
+              <w:t>国际协调</w:t>
+            </w:r>
+          </w:p>
+        </w:tc>
+        <w:tc>
+          <w:tcPr>
+            <w:tcW w:type="dxa" w:w="5896"/>
+          </w:tcPr>
+          <w:p>
+            <w:pPr>
+              <w:spacing w:before="40" w:after="40" w:line="324" w:lineRule="auto"/>
+            </w:pPr>
+            <w:r/>
+            <w:r>
+              <w:rPr>
+                <w:rFonts w:ascii="Calibri" w:hAnsi="Calibri" w:eastAsia="微软雅黑"/>
+                <w:b w:val="0"/>
+                <w:i w:val="0"/>
+                <w:color w:val="1A1A1A"/>
+                <w:sz w:val="17"/>
+              </w:rPr>
+              <w:t>nd (c) That shown to be free of hazardous engine response characteristics when power is advanced from the selected takeoff power level to the maximum approved takeoff power. H23.5, Powerplant controls -- general. (a) In…</w:t>
+            </w:r>
+          </w:p>
+        </w:tc>
+        <w:tc>
+          <w:tcPr>
+            <w:tcW w:type="dxa" w:w="1928"/>
+          </w:tcPr>
+          <w:p>
+            <w:pPr>
+              <w:spacing w:before="40" w:after="40" w:line="324" w:lineRule="auto"/>
+            </w:pPr>
+            <w:r/>
+            <w:r>
+              <w:rPr>
+                <w:rFonts w:ascii="Calibri" w:hAnsi="Calibri" w:eastAsia="微软雅黑"/>
+                <w:b w:val="0"/>
+                <w:i w:val="0"/>
+                <w:color w:val="1A1A1A"/>
+                <w:sz w:val="17"/>
+              </w:rPr>
+              <w:t>初始版</w:t>
+            </w:r>
+          </w:p>
+        </w:tc>
+      </w:tr>
+    </w:tbl>
     <w:tbl>
       <w:tblPr>
         <w:tblStyle w:val="TableGrid"/>
@@ -10492,7 +14640,7 @@
                 <w:color w:val="1A1A1A"/>
                 <w:sz w:val="19"/>
               </w:rPr>
-              <w:t xml:space="preserve">　其中 0 个版本在本地文献中检索到明确修订指令原文；0 个版本检索到重印全文。</w:t>
+              <w:t xml:space="preserve">　其中 1 个版本在本地文献中检索到明确修订指令原文；1 个版本检索到重印全文。</w:t>
             </w:r>
           </w:p>
           <w:p>
@@ -11946,7 +16094,7 @@
                 <w:color w:val="1A1A1A"/>
                 <w:sz w:val="17"/>
               </w:rPr>
-              <w:t>初始颁行，确立本条条文</w:t>
+              <w:t>新增内容：(c)</w:t>
             </w:r>
           </w:p>
         </w:tc>
@@ -11981,7 +16129,7 @@
           <w:color w:val="1F4E79"/>
           <w:sz w:val="21"/>
         </w:rPr>
-        <w:t>1993 初版　初始颁行，确立本条条文</w:t>
+        <w:t>1993 初版　新增内容：(c)</w:t>
       </w:r>
     </w:p>
     <w:p>
@@ -12072,7 +16220,7 @@
           <w:color w:val="1F4E79"/>
           <w:sz w:val="21"/>
         </w:rPr>
-        <w:t>▪ 本版对条文的处置：</w:t>
+        <w:t>▪ 修订指令（中文译文）：</w:t>
       </w:r>
       <w:r>
         <w:rPr>
@@ -12082,7 +16230,7 @@
           <w:color w:val="1A1A1A"/>
           <w:sz w:val="21"/>
         </w:rPr>
-        <w:t>初始颁行，确立本条条文</w:t>
+        <w:t>78. 第 23 部通过增加一个新的附录 H 修订如下：</w:t>
       </w:r>
     </w:p>
     <w:p>
@@ -12235,6 +16383,38 @@
     </w:p>
     <w:p>
       <w:pPr>
+        <w:spacing w:before="80" w:after="20" w:line="324" w:lineRule="auto"/>
+        <w:ind w:left="340"/>
+      </w:pPr>
+      <w:r>
+        <w:rPr>
+          <w:rFonts w:ascii="Calibri" w:hAnsi="Calibri" w:eastAsia="微软雅黑"/>
+          <w:b/>
+          <w:i w:val="0"/>
+          <w:color w:val="808080"/>
+          <w:sz w:val="18"/>
+        </w:rPr>
+        <w:t>修订指令英文原文（供核对）：</w:t>
+      </w:r>
+    </w:p>
+    <w:p>
+      <w:pPr>
+        <w:spacing w:before="60" w:after="60" w:line="324" w:lineRule="auto"/>
+        <w:ind w:left="567"/>
+      </w:pPr>
+      <w:r>
+        <w:rPr>
+          <w:rFonts w:ascii="Calibri" w:hAnsi="Calibri" w:eastAsia="微软雅黑"/>
+          <w:b w:val="0"/>
+          <w:i w:val="0"/>
+          <w:color w:val="606060"/>
+          <w:sz w:val="17"/>
+        </w:rPr>
+        <w:t>78. Part 23 is amended by adding a new appendix H to read as follows:</w:t>
+      </w:r>
+    </w:p>
+    <w:p>
+      <w:pPr>
         <w:pStyle w:val="Heading2"/>
         <w:keepNext/>
         <w:spacing w:before="240" w:after="120"/>
@@ -12353,19 +16533,349 @@
     </w:p>
     <w:p>
       <w:pPr>
+        <w:pStyle w:val="Heading3"/>
+        <w:keepNext/>
+        <w:spacing w:before="200" w:after="100"/>
+      </w:pPr>
+      <w:r>
+        <w:rPr>
+          <w:rFonts w:ascii="Calibri" w:hAnsi="Calibri" w:eastAsia="微软雅黑"/>
+          <w:b/>
+          <w:i w:val="0"/>
+          <w:color w:val="404040"/>
+          <w:sz w:val="24"/>
+        </w:rPr>
+        <w:t>3.1　版本1：初始版（1993-05-10 生效）　来源：Docket 26344，1993-03-29 签发，58 FR 18958</w:t>
+      </w:r>
+    </w:p>
+    <w:p>
+      <w:pPr>
         <w:spacing w:before="60" w:after="60" w:line="324" w:lineRule="auto"/>
+        <w:ind w:left="170"/>
       </w:pPr>
       <w:r>
         <w:rPr>
           <w:rFonts w:ascii="Calibri" w:hAnsi="Calibri" w:eastAsia="微软雅黑"/>
           <w:b w:val="0"/>
-          <w:i w:val="0"/>
-          <w:color w:val="1A1A1A"/>
+          <w:i/>
+          <w:color w:val="808080"/>
           <w:sz w:val="19"/>
         </w:rPr>
-        <w:t>（本地文献中未检索到本条各版本的重印全文，请参照 1.2 沿革总表与各版修订指令。）</w:t>
+        <w:t>1965 年重编版，源自 CAR Part 3 相应条款。</w:t>
       </w:r>
     </w:p>
+    <w:p>
+      <w:pPr>
+        <w:spacing w:before="200" w:after="60" w:line="324" w:lineRule="auto"/>
+      </w:pPr>
+      <w:r>
+        <w:rPr>
+          <w:rFonts w:ascii="Calibri" w:hAnsi="Calibri" w:eastAsia="微软雅黑"/>
+          <w:b/>
+          <w:i w:val="0"/>
+          <w:color w:val="1F4E79"/>
+          <w:sz w:val="22"/>
+        </w:rPr>
+      </w:r>
+    </w:p>
+    <w:tbl>
+      <w:tblPr>
+        <w:tblStyle w:val="TableGrid"/>
+        <w:tblW w:type="auto" w:w="0"/>
+        <w:tblLayout w:type="fixed"/>
+        <w:tblLook w:firstColumn="1" w:firstRow="1" w:lastColumn="0" w:lastRow="0" w:noHBand="0" w:noVBand="1" w:val="04A0"/>
+        <w:tblCellMar>
+          <w:top w:w="60" w:type="dxa"/>
+          <w:left w:w="90" w:type="dxa"/>
+          <w:bottom w:w="60" w:type="dxa"/>
+          <w:right w:w="90" w:type="dxa"/>
+        </w:tblCellMar>
+      </w:tblPr>
+      <w:tblGrid>
+        <w:gridCol w:w="3213"/>
+        <w:gridCol w:w="3213"/>
+        <w:gridCol w:w="3213"/>
+      </w:tblGrid>
+      <w:tr>
+        <w:trPr>
+          <w:tblHeader w:val="true"/>
+        </w:trPr>
+        <w:tc>
+          <w:tcPr>
+            <w:tcW w:type="dxa" w:w="907"/>
+            <w:shd w:val="clear" w:color="auto" w:fill="1F4E79"/>
+          </w:tcPr>
+          <w:p>
+            <w:pPr>
+              <w:spacing w:before="40" w:after="40" w:line="324" w:lineRule="auto"/>
+              <w:jc w:val="center"/>
+            </w:pPr>
+            <w:r/>
+            <w:r>
+              <w:rPr>
+                <w:rFonts w:ascii="Calibri" w:hAnsi="Calibri" w:eastAsia="微软雅黑"/>
+                <w:b/>
+                <w:i w:val="0"/>
+                <w:color w:val="FFFFFF"/>
+                <w:sz w:val="19"/>
+              </w:rPr>
+              <w:t>段落</w:t>
+            </w:r>
+          </w:p>
+        </w:tc>
+        <w:tc>
+          <w:tcPr>
+            <w:tcW w:type="dxa" w:w="7710"/>
+            <w:shd w:val="clear" w:color="auto" w:fill="1F4E79"/>
+          </w:tcPr>
+          <w:p>
+            <w:pPr>
+              <w:spacing w:before="40" w:after="40" w:line="324" w:lineRule="auto"/>
+              <w:jc w:val="center"/>
+            </w:pPr>
+            <w:r/>
+            <w:r>
+              <w:rPr>
+                <w:rFonts w:ascii="Calibri" w:hAnsi="Calibri" w:eastAsia="微软雅黑"/>
+                <w:b/>
+                <w:i w:val="0"/>
+                <w:color w:val="FFFFFF"/>
+                <w:sz w:val="19"/>
+              </w:rPr>
+              <w:t>条文内容（英文原文）</w:t>
+            </w:r>
+          </w:p>
+        </w:tc>
+        <w:tc>
+          <w:tcPr>
+            <w:tcW w:type="dxa" w:w="907"/>
+            <w:shd w:val="clear" w:color="auto" w:fill="1F4E79"/>
+          </w:tcPr>
+          <w:p>
+            <w:pPr>
+              <w:spacing w:before="40" w:after="40" w:line="324" w:lineRule="auto"/>
+              <w:jc w:val="center"/>
+            </w:pPr>
+            <w:r/>
+            <w:r>
+              <w:rPr>
+                <w:rFonts w:ascii="Calibri" w:hAnsi="Calibri" w:eastAsia="微软雅黑"/>
+                <w:b/>
+                <w:i w:val="0"/>
+                <w:color w:val="FFFFFF"/>
+                <w:sz w:val="19"/>
+              </w:rPr>
+              <w:t>状态</w:t>
+            </w:r>
+          </w:p>
+        </w:tc>
+      </w:tr>
+      <w:tr>
+        <w:tc>
+          <w:tcPr>
+            <w:tcW w:type="dxa" w:w="907"/>
+            <w:shd w:val="clear" w:color="auto" w:fill="F2F2F2"/>
+          </w:tcPr>
+          <w:p>
+            <w:pPr>
+              <w:spacing w:before="40" w:after="40" w:line="324" w:lineRule="auto"/>
+            </w:pPr>
+            <w:r/>
+            <w:r>
+              <w:rPr>
+                <w:rFonts w:ascii="Calibri" w:hAnsi="Calibri" w:eastAsia="微软雅黑"/>
+                <w:b/>
+                <w:i w:val="0"/>
+                <w:color w:val="1A1A1A"/>
+                <w:sz w:val="19"/>
+              </w:rPr>
+              <w:t>(a)</w:t>
+            </w:r>
+          </w:p>
+        </w:tc>
+        <w:tc>
+          <w:tcPr>
+            <w:tcW w:type="dxa" w:w="7710"/>
+          </w:tcPr>
+          <w:p>
+            <w:pPr>
+              <w:spacing w:before="40" w:after="40" w:line="324" w:lineRule="auto"/>
+            </w:pPr>
+            <w:r/>
+            <w:r>
+              <w:rPr>
+                <w:rFonts w:ascii="Calibri" w:hAnsi="Calibri" w:eastAsia="微软雅黑"/>
+                <w:b/>
+                <w:i w:val="0"/>
+                <w:color w:val="0070C0"/>
+                <w:sz w:val="19"/>
+              </w:rPr>
+              <w:t>A means must be provided to indicate when the APR is in the armed or ready condition.</w:t>
+            </w:r>
+          </w:p>
+        </w:tc>
+        <w:tc>
+          <w:tcPr>
+            <w:tcW w:type="dxa" w:w="907"/>
+            <w:shd w:val="clear" w:color="auto" w:fill="E7F1FA"/>
+          </w:tcPr>
+          <w:p>
+            <w:pPr>
+              <w:spacing w:before="40" w:after="40" w:line="324" w:lineRule="auto"/>
+              <w:jc w:val="center"/>
+            </w:pPr>
+            <w:r/>
+            <w:r>
+              <w:rPr>
+                <w:rFonts w:ascii="Calibri" w:hAnsi="Calibri" w:eastAsia="微软雅黑"/>
+                <w:b/>
+                <w:i w:val="0"/>
+                <w:color w:val="0070C0"/>
+                <w:sz w:val="18"/>
+              </w:rPr>
+              <w:t>新增</w:t>
+            </w:r>
+          </w:p>
+        </w:tc>
+      </w:tr>
+      <w:tr>
+        <w:tc>
+          <w:tcPr>
+            <w:tcW w:type="dxa" w:w="907"/>
+            <w:shd w:val="clear" w:color="auto" w:fill="F2F2F2"/>
+          </w:tcPr>
+          <w:p>
+            <w:pPr>
+              <w:spacing w:before="40" w:after="40" w:line="324" w:lineRule="auto"/>
+            </w:pPr>
+            <w:r/>
+            <w:r>
+              <w:rPr>
+                <w:rFonts w:ascii="Calibri" w:hAnsi="Calibri" w:eastAsia="微软雅黑"/>
+                <w:b/>
+                <w:i w:val="0"/>
+                <w:color w:val="1A1A1A"/>
+                <w:sz w:val="19"/>
+              </w:rPr>
+              <w:t>(b)</w:t>
+            </w:r>
+          </w:p>
+        </w:tc>
+        <w:tc>
+          <w:tcPr>
+            <w:tcW w:type="dxa" w:w="7710"/>
+          </w:tcPr>
+          <w:p>
+            <w:pPr>
+              <w:spacing w:before="40" w:after="40" w:line="324" w:lineRule="auto"/>
+            </w:pPr>
+            <w:r/>
+            <w:r>
+              <w:rPr>
+                <w:rFonts w:ascii="Calibri" w:hAnsi="Calibri" w:eastAsia="微软雅黑"/>
+                <w:b/>
+                <w:i w:val="0"/>
+                <w:color w:val="0070C0"/>
+                <w:sz w:val="19"/>
+              </w:rPr>
+              <w:t>If the inherent flight characteristics of the airplane do not provide warning that an engine has failed, a warning system independent of the APR must be provided to give the pilot a clear warning of any engine failure during takeoff.</w:t>
+            </w:r>
+          </w:p>
+        </w:tc>
+        <w:tc>
+          <w:tcPr>
+            <w:tcW w:type="dxa" w:w="907"/>
+            <w:shd w:val="clear" w:color="auto" w:fill="E7F1FA"/>
+          </w:tcPr>
+          <w:p>
+            <w:pPr>
+              <w:spacing w:before="40" w:after="40" w:line="324" w:lineRule="auto"/>
+              <w:jc w:val="center"/>
+            </w:pPr>
+            <w:r/>
+            <w:r>
+              <w:rPr>
+                <w:rFonts w:ascii="Calibri" w:hAnsi="Calibri" w:eastAsia="微软雅黑"/>
+                <w:b/>
+                <w:i w:val="0"/>
+                <w:color w:val="0070C0"/>
+                <w:sz w:val="18"/>
+              </w:rPr>
+              <w:t>新增</w:t>
+            </w:r>
+          </w:p>
+        </w:tc>
+      </w:tr>
+      <w:tr>
+        <w:tc>
+          <w:tcPr>
+            <w:tcW w:type="dxa" w:w="907"/>
+            <w:shd w:val="clear" w:color="auto" w:fill="F2F2F2"/>
+          </w:tcPr>
+          <w:p>
+            <w:pPr>
+              <w:spacing w:before="40" w:after="40" w:line="324" w:lineRule="auto"/>
+            </w:pPr>
+            <w:r/>
+            <w:r>
+              <w:rPr>
+                <w:rFonts w:ascii="Calibri" w:hAnsi="Calibri" w:eastAsia="微软雅黑"/>
+                <w:b/>
+                <w:i w:val="0"/>
+                <w:color w:val="1A1A1A"/>
+                <w:sz w:val="19"/>
+              </w:rPr>
+              <w:t>(c)</w:t>
+            </w:r>
+          </w:p>
+        </w:tc>
+        <w:tc>
+          <w:tcPr>
+            <w:tcW w:type="dxa" w:w="7710"/>
+          </w:tcPr>
+          <w:p>
+            <w:pPr>
+              <w:spacing w:before="40" w:after="40" w:line="324" w:lineRule="auto"/>
+            </w:pPr>
+            <w:r/>
+            <w:r>
+              <w:rPr>
+                <w:rFonts w:ascii="Calibri" w:hAnsi="Calibri" w:eastAsia="微软雅黑"/>
+                <w:b/>
+                <w:i w:val="0"/>
+                <w:color w:val="0070C0"/>
+                <w:sz w:val="19"/>
+              </w:rPr>
+              <w:t>Following an engine failure at V1 or above, there must be means for the crew to readily and quickly verify that the APR has operated satisfactorily. FOOTER: Issued in Washington, DC on March 29, 1993. Joseph M. Del Balzo, Acting Administrator. [FR Doc. 93-7737 Filed 4-8-93; 8:45 am] BILLING CODE 4910-13-M NPRM ACTIONS: Notice of Proposed Rulemaking; Notice No. 90-23; Issued on 9/17/90. FINAL RULE ACTIONS: -</w:t>
+            </w:r>
+          </w:p>
+        </w:tc>
+        <w:tc>
+          <w:tcPr>
+            <w:tcW w:type="dxa" w:w="907"/>
+            <w:shd w:val="clear" w:color="auto" w:fill="E7F1FA"/>
+          </w:tcPr>
+          <w:p>
+            <w:pPr>
+              <w:spacing w:before="40" w:after="40" w:line="324" w:lineRule="auto"/>
+              <w:jc w:val="center"/>
+            </w:pPr>
+            <w:r/>
+            <w:r>
+              <w:rPr>
+                <w:rFonts w:ascii="Calibri" w:hAnsi="Calibri" w:eastAsia="微软雅黑"/>
+                <w:b/>
+                <w:i w:val="0"/>
+                <w:color w:val="0070C0"/>
+                <w:sz w:val="18"/>
+              </w:rPr>
+              <w:t>新增</w:t>
+            </w:r>
+          </w:p>
+        </w:tc>
+      </w:tr>
+    </w:tbl>
+    <w:p/>
     <w:p>
       <w:pPr>
         <w:pStyle w:val="Heading3"/>
@@ -12380,24 +16890,218 @@
           <w:color w:val="404040"/>
           <w:sz w:val="24"/>
         </w:rPr>
-        <w:t>3.1　段落结构演变矩阵（横向对照 1 个版本）</w:t>
+        <w:t>3.2　段落结构演变矩阵（横向对照 1 个版本）</w:t>
       </w:r>
     </w:p>
-    <w:p>
-      <w:pPr>
-        <w:spacing w:before="60" w:after="60" w:line="324" w:lineRule="auto"/>
-      </w:pPr>
-      <w:r>
-        <w:rPr>
-          <w:rFonts w:ascii="Calibri" w:hAnsi="Calibri" w:eastAsia="微软雅黑"/>
-          <w:b w:val="0"/>
-          <w:i w:val="0"/>
-          <w:color w:val="1A1A1A"/>
-          <w:sz w:val="19"/>
-        </w:rPr>
-        <w:t>（无可用全文，矩阵略。）</w:t>
-      </w:r>
-    </w:p>
+    <w:tbl>
+      <w:tblPr>
+        <w:tblStyle w:val="TableGrid"/>
+        <w:tblW w:type="auto" w:w="0"/>
+        <w:jc w:val="center"/>
+        <w:tblLayout w:type="fixed"/>
+        <w:tblLook w:firstColumn="1" w:firstRow="1" w:lastColumn="0" w:lastRow="0" w:noHBand="0" w:noVBand="1" w:val="04A0"/>
+        <w:tblCellMar>
+          <w:top w:w="60" w:type="dxa"/>
+          <w:left w:w="90" w:type="dxa"/>
+          <w:bottom w:w="60" w:type="dxa"/>
+          <w:right w:w="90" w:type="dxa"/>
+        </w:tblCellMar>
+      </w:tblPr>
+      <w:tblGrid>
+        <w:gridCol w:w="4819"/>
+        <w:gridCol w:w="4819"/>
+      </w:tblGrid>
+      <w:tr>
+        <w:trPr>
+          <w:tblHeader w:val="true"/>
+        </w:trPr>
+        <w:tc>
+          <w:tcPr>
+            <w:tcW w:type="dxa" w:w="794"/>
+            <w:shd w:val="clear" w:color="auto" w:fill="1F4E79"/>
+          </w:tcPr>
+          <w:p>
+            <w:pPr>
+              <w:spacing w:before="40" w:after="40" w:line="324" w:lineRule="auto"/>
+              <w:jc w:val="center"/>
+            </w:pPr>
+            <w:r/>
+            <w:r>
+              <w:rPr>
+                <w:rFonts w:ascii="Calibri" w:hAnsi="Calibri" w:eastAsia="微软雅黑"/>
+                <w:b/>
+                <w:i w:val="0"/>
+                <w:color w:val="FFFFFF"/>
+                <w:sz w:val="16"/>
+              </w:rPr>
+              <w:t>段落</w:t>
+            </w:r>
+          </w:p>
+        </w:tc>
+        <w:tc>
+          <w:tcPr>
+            <w:tcW w:type="dxa" w:w="7824"/>
+            <w:shd w:val="clear" w:color="auto" w:fill="1F4E79"/>
+          </w:tcPr>
+          <w:p>
+            <w:pPr>
+              <w:spacing w:before="40" w:after="40" w:line="324" w:lineRule="auto"/>
+              <w:jc w:val="center"/>
+            </w:pPr>
+            <w:r/>
+            <w:r>
+              <w:rPr>
+                <w:rFonts w:ascii="Calibri" w:hAnsi="Calibri" w:eastAsia="微软雅黑"/>
+                <w:b/>
+                <w:i w:val="0"/>
+                <w:color w:val="FFFFFF"/>
+                <w:sz w:val="16"/>
+              </w:rPr>
+              <w:t>Amdt 23-43</w:t>
+              <w:br/>
+              <w:t>(1993-05-10)</w:t>
+            </w:r>
+          </w:p>
+        </w:tc>
+      </w:tr>
+      <w:tr>
+        <w:tc>
+          <w:tcPr>
+            <w:tcW w:type="dxa" w:w="794"/>
+          </w:tcPr>
+          <w:p>
+            <w:pPr>
+              <w:spacing w:before="40" w:after="40" w:line="324" w:lineRule="auto"/>
+              <w:jc w:val="center"/>
+            </w:pPr>
+            <w:r/>
+            <w:r>
+              <w:rPr>
+                <w:rFonts w:ascii="Calibri" w:hAnsi="Calibri" w:eastAsia="微软雅黑"/>
+                <w:b w:val="0"/>
+                <w:i w:val="0"/>
+                <w:color w:val="1A1A1A"/>
+                <w:sz w:val="16"/>
+              </w:rPr>
+              <w:t>(a)</w:t>
+            </w:r>
+          </w:p>
+        </w:tc>
+        <w:tc>
+          <w:tcPr>
+            <w:tcW w:type="dxa" w:w="7824"/>
+          </w:tcPr>
+          <w:p>
+            <w:pPr>
+              <w:spacing w:before="40" w:after="40" w:line="324" w:lineRule="auto"/>
+            </w:pPr>
+            <w:r/>
+            <w:r>
+              <w:rPr>
+                <w:rFonts w:ascii="Calibri" w:hAnsi="Calibri" w:eastAsia="微软雅黑"/>
+                <w:b w:val="0"/>
+                <w:i w:val="0"/>
+                <w:color w:val="1A1A1A"/>
+                <w:sz w:val="16"/>
+              </w:rPr>
+              <w:t>● 新增</w:t>
+            </w:r>
+          </w:p>
+        </w:tc>
+      </w:tr>
+      <w:tr>
+        <w:tc>
+          <w:tcPr>
+            <w:tcW w:type="dxa" w:w="794"/>
+            <w:shd w:val="clear" w:color="auto" w:fill="F7F9FC"/>
+          </w:tcPr>
+          <w:p>
+            <w:pPr>
+              <w:spacing w:before="40" w:after="40" w:line="324" w:lineRule="auto"/>
+              <w:jc w:val="center"/>
+            </w:pPr>
+            <w:r/>
+            <w:r>
+              <w:rPr>
+                <w:rFonts w:ascii="Calibri" w:hAnsi="Calibri" w:eastAsia="微软雅黑"/>
+                <w:b w:val="0"/>
+                <w:i w:val="0"/>
+                <w:color w:val="1A1A1A"/>
+                <w:sz w:val="16"/>
+              </w:rPr>
+              <w:t>(b)</w:t>
+            </w:r>
+          </w:p>
+        </w:tc>
+        <w:tc>
+          <w:tcPr>
+            <w:tcW w:type="dxa" w:w="7824"/>
+            <w:shd w:val="clear" w:color="auto" w:fill="F7F9FC"/>
+          </w:tcPr>
+          <w:p>
+            <w:pPr>
+              <w:spacing w:before="40" w:after="40" w:line="324" w:lineRule="auto"/>
+            </w:pPr>
+            <w:r/>
+            <w:r>
+              <w:rPr>
+                <w:rFonts w:ascii="Calibri" w:hAnsi="Calibri" w:eastAsia="微软雅黑"/>
+                <w:b w:val="0"/>
+                <w:i w:val="0"/>
+                <w:color w:val="1A1A1A"/>
+                <w:sz w:val="16"/>
+              </w:rPr>
+              <w:t>● 新增</w:t>
+            </w:r>
+          </w:p>
+        </w:tc>
+      </w:tr>
+      <w:tr>
+        <w:tc>
+          <w:tcPr>
+            <w:tcW w:type="dxa" w:w="794"/>
+          </w:tcPr>
+          <w:p>
+            <w:pPr>
+              <w:spacing w:before="40" w:after="40" w:line="324" w:lineRule="auto"/>
+              <w:jc w:val="center"/>
+            </w:pPr>
+            <w:r/>
+            <w:r>
+              <w:rPr>
+                <w:rFonts w:ascii="Calibri" w:hAnsi="Calibri" w:eastAsia="微软雅黑"/>
+                <w:b w:val="0"/>
+                <w:i w:val="0"/>
+                <w:color w:val="1A1A1A"/>
+                <w:sz w:val="16"/>
+              </w:rPr>
+              <w:t>(c)</w:t>
+            </w:r>
+          </w:p>
+        </w:tc>
+        <w:tc>
+          <w:tcPr>
+            <w:tcW w:type="dxa" w:w="7824"/>
+          </w:tcPr>
+          <w:p>
+            <w:pPr>
+              <w:spacing w:before="40" w:after="40" w:line="324" w:lineRule="auto"/>
+            </w:pPr>
+            <w:r/>
+            <w:r>
+              <w:rPr>
+                <w:rFonts w:ascii="Calibri" w:hAnsi="Calibri" w:eastAsia="微软雅黑"/>
+                <w:b w:val="0"/>
+                <w:i w:val="0"/>
+                <w:color w:val="1A1A1A"/>
+                <w:sz w:val="16"/>
+              </w:rPr>
+              <w:t>● 新增</w:t>
+            </w:r>
+          </w:p>
+        </w:tc>
+      </w:tr>
+    </w:tbl>
     <w:p>
       <w:pPr>
         <w:pStyle w:val="Heading2"/>
@@ -12427,9 +17131,168 @@
           <w:color w:val="1A1A1A"/>
           <w:sz w:val="20"/>
         </w:rPr>
-        <w:t>本条各版本的修订动因未在 NPRM/Final Rule 前言中展开说明，多为随主修订案一并调整的编辑性或交叉引用性修改。</w:t>
+        <w:t>下表按「驱动力」归纳本条各次修订的成因（依据各版 NPRM/Final Rule 原文关键词自动归纳）。</w:t>
       </w:r>
     </w:p>
+    <w:tbl>
+      <w:tblPr>
+        <w:tblStyle w:val="TableGrid"/>
+        <w:tblW w:type="auto" w:w="0"/>
+        <w:jc w:val="center"/>
+        <w:tblLayout w:type="fixed"/>
+        <w:tblLook w:firstColumn="1" w:firstRow="1" w:lastColumn="0" w:lastRow="0" w:noHBand="0" w:noVBand="1" w:val="04A0"/>
+        <w:tblCellMar>
+          <w:top w:w="60" w:type="dxa"/>
+          <w:left w:w="90" w:type="dxa"/>
+          <w:bottom w:w="60" w:type="dxa"/>
+          <w:right w:w="90" w:type="dxa"/>
+        </w:tblCellMar>
+      </w:tblPr>
+      <w:tblGrid>
+        <w:gridCol w:w="3213"/>
+        <w:gridCol w:w="3213"/>
+        <w:gridCol w:w="3213"/>
+      </w:tblGrid>
+      <w:tr>
+        <w:trPr>
+          <w:tblHeader w:val="true"/>
+        </w:trPr>
+        <w:tc>
+          <w:tcPr>
+            <w:tcW w:type="dxa" w:w="1701"/>
+            <w:shd w:val="clear" w:color="auto" w:fill="1F4E79"/>
+          </w:tcPr>
+          <w:p>
+            <w:pPr>
+              <w:spacing w:before="40" w:after="40" w:line="324" w:lineRule="auto"/>
+              <w:jc w:val="center"/>
+            </w:pPr>
+            <w:r/>
+            <w:r>
+              <w:rPr>
+                <w:rFonts w:ascii="Calibri" w:hAnsi="Calibri" w:eastAsia="微软雅黑"/>
+                <w:b/>
+                <w:i w:val="0"/>
+                <w:color w:val="FFFFFF"/>
+                <w:sz w:val="17"/>
+              </w:rPr>
+              <w:t>驱动力</w:t>
+            </w:r>
+          </w:p>
+        </w:tc>
+        <w:tc>
+          <w:tcPr>
+            <w:tcW w:type="dxa" w:w="5896"/>
+            <w:shd w:val="clear" w:color="auto" w:fill="1F4E79"/>
+          </w:tcPr>
+          <w:p>
+            <w:pPr>
+              <w:spacing w:before="40" w:after="40" w:line="324" w:lineRule="auto"/>
+              <w:jc w:val="center"/>
+            </w:pPr>
+            <w:r/>
+            <w:r>
+              <w:rPr>
+                <w:rFonts w:ascii="Calibri" w:hAnsi="Calibri" w:eastAsia="微软雅黑"/>
+                <w:b/>
+                <w:i w:val="0"/>
+                <w:color w:val="FFFFFF"/>
+                <w:sz w:val="17"/>
+              </w:rPr>
+              <w:t>在本条上的体现（原文摘录）</w:t>
+            </w:r>
+          </w:p>
+        </w:tc>
+        <w:tc>
+          <w:tcPr>
+            <w:tcW w:type="dxa" w:w="1928"/>
+            <w:shd w:val="clear" w:color="auto" w:fill="1F4E79"/>
+          </w:tcPr>
+          <w:p>
+            <w:pPr>
+              <w:spacing w:before="40" w:after="40" w:line="324" w:lineRule="auto"/>
+              <w:jc w:val="center"/>
+            </w:pPr>
+            <w:r/>
+            <w:r>
+              <w:rPr>
+                <w:rFonts w:ascii="Calibri" w:hAnsi="Calibri" w:eastAsia="微软雅黑"/>
+                <w:b/>
+                <w:i w:val="0"/>
+                <w:color w:val="FFFFFF"/>
+                <w:sz w:val="17"/>
+              </w:rPr>
+              <w:t>对应版本</w:t>
+            </w:r>
+          </w:p>
+        </w:tc>
+      </w:tr>
+      <w:tr>
+        <w:tc>
+          <w:tcPr>
+            <w:tcW w:type="dxa" w:w="1701"/>
+          </w:tcPr>
+          <w:p>
+            <w:pPr>
+              <w:spacing w:before="40" w:after="40" w:line="324" w:lineRule="auto"/>
+            </w:pPr>
+            <w:r/>
+            <w:r>
+              <w:rPr>
+                <w:rFonts w:ascii="Calibri" w:hAnsi="Calibri" w:eastAsia="微软雅黑"/>
+                <w:b w:val="0"/>
+                <w:i w:val="0"/>
+                <w:color w:val="1A1A1A"/>
+                <w:sz w:val="17"/>
+              </w:rPr>
+              <w:t>国际协调</w:t>
+            </w:r>
+          </w:p>
+        </w:tc>
+        <w:tc>
+          <w:tcPr>
+            <w:tcW w:type="dxa" w:w="5896"/>
+          </w:tcPr>
+          <w:p>
+            <w:pPr>
+              <w:spacing w:before="40" w:after="40" w:line="324" w:lineRule="auto"/>
+            </w:pPr>
+            <w:r/>
+            <w:r>
+              <w:rPr>
+                <w:rFonts w:ascii="Calibri" w:hAnsi="Calibri" w:eastAsia="微软雅黑"/>
+                <w:b w:val="0"/>
+                <w:i w:val="0"/>
+                <w:color w:val="1A1A1A"/>
+                <w:sz w:val="17"/>
+              </w:rPr>
+              <w:t>nd (c) That shown to be free of hazardous engine response characteristics when power is advanced from the selected takeoff power level to the maximum approved takeoff power. H23.5, Powerplant controls -- general. (a) In…</w:t>
+            </w:r>
+          </w:p>
+        </w:tc>
+        <w:tc>
+          <w:tcPr>
+            <w:tcW w:type="dxa" w:w="1928"/>
+          </w:tcPr>
+          <w:p>
+            <w:pPr>
+              <w:spacing w:before="40" w:after="40" w:line="324" w:lineRule="auto"/>
+            </w:pPr>
+            <w:r/>
+            <w:r>
+              <w:rPr>
+                <w:rFonts w:ascii="Calibri" w:hAnsi="Calibri" w:eastAsia="微软雅黑"/>
+                <w:b w:val="0"/>
+                <w:i w:val="0"/>
+                <w:color w:val="1A1A1A"/>
+                <w:sz w:val="17"/>
+              </w:rPr>
+              <w:t>初始版</w:t>
+            </w:r>
+          </w:p>
+        </w:tc>
+      </w:tr>
+    </w:tbl>
     <w:tbl>
       <w:tblPr>
         <w:tblStyle w:val="TableGrid"/>
@@ -12494,7 +17357,7 @@
                 <w:color w:val="1A1A1A"/>
                 <w:sz w:val="19"/>
               </w:rPr>
-              <w:t xml:space="preserve">　其中 0 个版本在本地文献中检索到明确修订指令原文；0 个版本检索到重印全文。</w:t>
+              <w:t xml:space="preserve">　其中 1 个版本在本地文献中检索到明确修订指令原文；1 个版本检索到重印全文。</w:t>
             </w:r>
           </w:p>
           <w:p>
